--- a/src/Layers/W1/BaseApp/Manufacturing/Reports/QuantityExplosionofBOMBody.docx
+++ b/src/Layers/W1/BaseApp/Manufacturing/Reports/QuantityExplosionofBOMBody.docx
@@ -4,75 +4,93 @@
   <w:body>
     <w:tbl>
       <w:tblPr>
-        <w:tblStyle w:val="Default1"/>
-        <w:tblW w:w="10497" w:type="dxa"/>
+        <w:tblStyle w:val="BCBlockTable"/>
+        <w:tblW w:w="5000" w:type="pct"/>
         <w:tblBorders>
-          <w:top w:val="none" w:color="auto" w:sz="0" w:space="0"/>
-          <w:left w:val="none" w:color="auto" w:sz="0" w:space="0"/>
-          <w:bottom w:val="none" w:color="auto" w:sz="0" w:space="0"/>
-          <w:right w:val="none" w:color="auto" w:sz="0" w:space="0"/>
-          <w:insideH w:val="none" w:color="auto" w:sz="0" w:space="0"/>
-          <w:insideV w:val="none" w:color="auto" w:sz="0" w:space="0"/>
+          <w:top w:val="none" w:sz="0" w:space="0" w:color="auto"/>
+          <w:left w:val="none" w:sz="0" w:space="0" w:color="auto"/>
+          <w:bottom w:val="none" w:sz="0" w:space="0" w:color="auto"/>
+          <w:right w:val="none" w:sz="0" w:space="0" w:color="auto"/>
+          <w:insideH w:val="none" w:sz="0" w:space="0" w:color="auto"/>
+          <w:insideV w:val="none" w:sz="0" w:space="0" w:color="auto"/>
         </w:tblBorders>
         <w:tblCellMar>
           <w:left w:w="0" w:type="dxa"/>
           <w:right w:w="0" w:type="dxa"/>
         </w:tblCellMar>
-        <w:tblLook w:val="04A0" w:firstRow="1" w:lastRow="0" w:firstColumn="1" w:lastColumn="0" w:noHBand="0" w:noVBand="1"/>
+        <w:tblLook w:val="0620" w:firstRow="1" w:lastRow="0" w:firstColumn="0" w:lastColumn="0" w:noHBand="1" w:noVBand="1"/>
+        <w:tblCaption w:val="Table 1"/>
+        <w:tblDescription w:val="Layout table. Used for positioning, not for tabular data."/>
       </w:tblPr>
       <w:tblGrid>
         <w:gridCol w:w="2624"/>
         <w:gridCol w:w="2624"/>
         <w:gridCol w:w="2624"/>
-        <w:gridCol w:w="2625"/>
+        <w:gridCol w:w="2624"/>
       </w:tblGrid>
       <w:tr>
         <w:trPr>
           <w:cnfStyle w:val="100000000000" w:firstRow="1" w:lastRow="0" w:firstColumn="0" w:lastColumn="0" w:oddVBand="0" w:evenVBand="0" w:oddHBand="0" w:evenHBand="0" w:firstRowFirstColumn="0" w:firstRowLastColumn="0" w:lastRowFirstColumn="0" w:lastRowLastColumn="0"/>
+          <w:cantSplit/>
           <w:trHeight w:val="254"/>
         </w:trPr>
         <w:sdt>
           <w:sdtPr>
-            <w:rPr>
-              <w:rFonts w:ascii="Segoe UI Semibold" w:hAnsi="Segoe UI Semibold" w:eastAsia="Yu Gothic Light" w:cs="Segoe UI Semibold"/>
-              <w:color w:val="auto"/>
-              <w:sz w:val="22"/>
-              <w:szCs w:val="22"/>
-            </w:rPr>
+            <w:rPr/>
             <w:alias w:val="CalculationDateLabel"/>
             <w:tag w:val="#BC:InsertDataItem,Labels/CalculationDateLabel"/>
             <w:id w:val="558360703"/>
             <w:placeholder>
               <w:docPart w:val="F384291314F44D179D5A3FD255BCC635"/>
             </w:placeholder>
+            <w:dataBinding w:prefixMappings="&lt;xmlns:ns0='urn:microsoft-dynamics-nav/reports/Quantity_Explosion_of_BOM/99000753/' " w:xpath="/ns0:NavWordReportXmlPart[1]/ns0:Labels[1]/ns0:CalculationDateLabel[1]" w:storeItemID="{00000000-0000-0000-0000-000000000000}"/>
             <w15:color w:val="808080"/>
             <w:text/>
-            <w:dataBinding w:prefixMappings="xmlns:ns0='urn:microsoft-dynamics-nav/reports/Quantity_Explosion_of_BOM/99000753/'" w:xpath="/ns0:NavWordReportXmlPart[1]/ns0:Labels[1]/ns0:CalculationDateLabel[1]"/>
           </w:sdtPr>
           <w:sdtContent>
             <w:tc>
               <w:tcPr>
-                <w:tcW w:w="2624" w:type="dxa"/>
+                <w:tcW w:w="1250" w:type="pct"/>
               </w:tcPr>
               <w:p>
                 <w:pPr>
-                  <w:pStyle w:val="Heading2"/>
-                  <w:rPr>
-                    <w:rFonts w:eastAsia="Yu Gothic Light" w:cs="Segoe UI Semibold"/>
-                    <w:color w:val="auto"/>
-                    <w:sz w:val="22"/>
-                    <w:szCs w:val="22"/>
-                  </w:rPr>
+                  <w:pStyle w:val="BCLabel"/>
+                  <w:spacing w:before="0" w:line="276" w:lineRule="auto"/>
                 </w:pPr>
                 <w:proofErr w:type="spellStart"/>
                 <w:r>
-                  <w:rPr>
-                    <w:rFonts w:ascii="Segoe UI Semibold" w:hAnsi="Segoe UI Semibold" w:eastAsia="Yu Gothic Light" w:cs="Segoe UI Semibold"/>
-                    <w:color w:val="auto"/>
-                    <w:sz w:val="22"/>
-                    <w:szCs w:val="22"/>
-                  </w:rPr>
                   <w:t>CalculationDateLabel</w:t>
+                </w:r>
+                <w:proofErr w:type="spellEnd"/>
+              </w:p>
+            </w:tc>
+          </w:sdtContent>
+        </w:sdt>
+        <w:sdt>
+          <w:sdtPr>
+            <w:rPr/>
+            <w:alias w:val="UserLabel"/>
+            <w:tag w:val="#BC:InsertDataItem,Labels/UserLabel"/>
+            <w:id w:val="1505324813"/>
+            <w:placeholder>
+              <w:docPart w:val="DefaultPlaceholder_-1854013440"/>
+            </w:placeholder>
+            <w15:color w:val="808080"/>
+            <w:text/>
+          </w:sdtPr>
+          <w:sdtContent>
+            <w:tc>
+              <w:tcPr>
+                <w:tcW w:w="1250" w:type="pct"/>
+              </w:tcPr>
+              <w:p>
+                <w:pPr>
+                  <w:pStyle w:val="BCLabel"/>
+                  <w:spacing w:before="0" w:line="276" w:lineRule="auto"/>
+                </w:pPr>
+                <w:proofErr w:type="spellStart"/>
+                <w:r>
+                  <w:t>UserLabel</w:t>
                 </w:r>
                 <w:proofErr w:type="spellEnd"/>
               </w:p>
@@ -81,135 +99,108 @@
         </w:sdt>
         <w:tc>
           <w:tcPr>
-            <w:tcW w:w="2624" w:type="dxa"/>
+            <w:tcW w:w="1250" w:type="pct"/>
           </w:tcPr>
           <w:p>
             <w:pPr>
+              <w:pStyle w:val="NoSpacing"/>
               <w:spacing w:line="276" w:lineRule="auto"/>
-              <w:rPr>
-                <w:rFonts w:ascii="Aptos" w:hAnsi="Aptos" w:cs="Segoe UI Semibold"/>
-                <w:sz w:val="22"/>
-                <w:szCs w:val="22"/>
-              </w:rPr>
             </w:pPr>
           </w:p>
         </w:tc>
         <w:tc>
           <w:tcPr>
-            <w:tcW w:w="2624" w:type="dxa"/>
+            <w:tcW w:w="1250" w:type="pct"/>
           </w:tcPr>
           <w:p>
             <w:pPr>
+              <w:pStyle w:val="NoSpacing"/>
               <w:spacing w:line="276" w:lineRule="auto"/>
-              <w:rPr>
-                <w:rFonts w:ascii="Aptos" w:hAnsi="Aptos" w:cs="Segoe UI Semibold"/>
-                <w:sz w:val="22"/>
-                <w:szCs w:val="22"/>
-              </w:rPr>
-            </w:pPr>
-          </w:p>
-        </w:tc>
-        <w:tc>
-          <w:tcPr>
-            <w:tcW w:w="2625" w:type="dxa"/>
-          </w:tcPr>
-          <w:p>
-            <w:pPr>
-              <w:spacing w:line="276" w:lineRule="auto"/>
-              <w:rPr>
-                <w:rFonts w:ascii="Aptos" w:hAnsi="Aptos" w:cs="Segoe UI Semibold"/>
-                <w:sz w:val="22"/>
-                <w:szCs w:val="22"/>
-              </w:rPr>
             </w:pPr>
           </w:p>
         </w:tc>
       </w:tr>
       <w:tr>
         <w:trPr>
+          <w:cantSplit/>
           <w:trHeight w:val="242"/>
         </w:trPr>
         <w:sdt>
           <w:sdtPr>
-            <w:rPr>
-              <w:rFonts w:cs="Segoe UI" w:asciiTheme="minorHAnsi" w:hAnsiTheme="minorHAnsi"/>
-              <w:sz w:val="22"/>
-              <w:szCs w:val="22"/>
-            </w:rPr>
+            <w:rPr/>
             <w:alias w:val="AsOfCalcDate"/>
             <w:tag w:val="#BC:InsertDataItem,DataItems/Item/AsOfCalcDate"/>
             <w:id w:val="360091709"/>
             <w:placeholder>
               <w:docPart w:val="F384291314F44D179D5A3FD255BCC635"/>
             </w:placeholder>
+            <w:dataBinding w:prefixMappings="&lt;xmlns:ns0='urn:microsoft-dynamics-nav/reports/Quantity_Explosion_of_BOM/99000753/' " w:xpath="/ns0:NavWordReportXmlPart[1]/ns0:Item[1]/ns0:AsOfCalcDate[1]" w:storeItemID="{00000000-0000-0000-0000-000000000000}"/>
             <w15:color w:val="808080"/>
             <w:text/>
-            <w:dataBinding w:prefixMappings="xmlns:ns0='urn:microsoft-dynamics-nav/reports/Quantity_Explosion_of_BOM/99000753/'" w:xpath="/ns0:NavWordReportXmlPart[1]/ns0:Item[1]/ns0:AsOfCalcDate[1]"/>
           </w:sdtPr>
           <w:sdtContent>
             <w:tc>
               <w:tcPr>
-                <w:tcW w:w="2624" w:type="dxa"/>
+                <w:tcW w:w="1250" w:type="pct"/>
               </w:tcPr>
               <w:p>
                 <w:pPr>
-                  <w:rPr>
-                    <w:rFonts w:ascii="Aptos" w:hAnsi="Aptos" w:cs="Segoe UI"/>
-                    <w:sz w:val="22"/>
-                    <w:szCs w:val="22"/>
-                  </w:rPr>
+                  <w:pStyle w:val="NoSpacing"/>
                 </w:pPr>
                 <w:r>
-                  <w:rPr>
-                    <w:rFonts w:cs="Segoe UI" w:asciiTheme="minorHAnsi" w:hAnsiTheme="minorHAnsi"/>
-                    <w:sz w:val="22"/>
-                    <w:szCs w:val="22"/>
-                  </w:rPr>
                   <w:t>AsOfCalcDate</w:t>
                 </w:r>
               </w:p>
             </w:tc>
           </w:sdtContent>
         </w:sdt>
+        <w:sdt>
+          <w:sdtPr>
+            <w:rPr/>
+            <w:alias w:val="UserName"/>
+            <w:tag w:val="#BC:InsertDataItem,BCReportInformation/ReportRequest/UserName"/>
+            <w:id w:val="-157150248"/>
+            <w:placeholder>
+              <w:docPart w:val="DefaultPlaceholder_-1854013440"/>
+            </w:placeholder>
+            <w15:color w:val="808080"/>
+            <w:text/>
+          </w:sdtPr>
+          <w:sdtContent>
+            <w:tc>
+              <w:tcPr>
+                <w:tcW w:w="1250" w:type="pct"/>
+              </w:tcPr>
+              <w:p>
+                <w:pPr>
+                  <w:pStyle w:val="NoSpacing"/>
+                </w:pPr>
+                <w:proofErr w:type="gramStart"/>
+                <w:r>
+                  <w:t>User Name</w:t>
+                </w:r>
+                <w:proofErr w:type="gramEnd"/>
+              </w:p>
+            </w:tc>
+          </w:sdtContent>
+        </w:sdt>
         <w:tc>
           <w:tcPr>
-            <w:tcW w:w="2624" w:type="dxa"/>
+            <w:tcW w:w="1250" w:type="pct"/>
           </w:tcPr>
           <w:p>
             <w:pPr>
-              <w:rPr>
-                <w:rFonts w:ascii="Aptos" w:hAnsi="Aptos" w:cs="Segoe UI"/>
-                <w:sz w:val="22"/>
-                <w:szCs w:val="22"/>
-              </w:rPr>
+              <w:pStyle w:val="NoSpacing"/>
             </w:pPr>
           </w:p>
         </w:tc>
         <w:tc>
           <w:tcPr>
-            <w:tcW w:w="2624" w:type="dxa"/>
+            <w:tcW w:w="1250" w:type="pct"/>
           </w:tcPr>
           <w:p>
             <w:pPr>
-              <w:rPr>
-                <w:rFonts w:ascii="Aptos" w:hAnsi="Aptos" w:cs="Segoe UI"/>
-                <w:sz w:val="22"/>
-                <w:szCs w:val="22"/>
-              </w:rPr>
-            </w:pPr>
-          </w:p>
-        </w:tc>
-        <w:tc>
-          <w:tcPr>
-            <w:tcW w:w="2625" w:type="dxa"/>
-          </w:tcPr>
-          <w:p>
-            <w:pPr>
-              <w:rPr>
-                <w:rFonts w:ascii="Aptos" w:hAnsi="Aptos" w:cs="Segoe UI"/>
-                <w:sz w:val="22"/>
-                <w:szCs w:val="22"/>
-              </w:rPr>
+              <w:pStyle w:val="NoSpacing"/>
             </w:pPr>
           </w:p>
         </w:tc>
@@ -218,81 +209,56 @@
     <w:p>
       <w:pPr>
         <w:spacing w:after="0" w:line="240" w:lineRule="auto"/>
-        <w:rPr>
-          <w:sz w:val="22"/>
-          <w:szCs w:val="22"/>
-        </w:rPr>
       </w:pPr>
     </w:p>
     <w:tbl>
       <w:tblPr>
-        <w:tblStyle w:val="TableGrid"/>
-        <w:tblW w:w="10498" w:type="dxa"/>
-        <w:tblBorders>
-          <w:top w:val="none" w:color="auto" w:sz="0" w:space="0"/>
-          <w:left w:val="none" w:color="auto" w:sz="0" w:space="0"/>
-          <w:bottom w:val="none" w:color="auto" w:sz="0" w:space="0"/>
-          <w:right w:val="none" w:color="auto" w:sz="0" w:space="0"/>
-          <w:insideH w:val="none" w:color="auto" w:sz="0" w:space="0"/>
-          <w:insideV w:val="none" w:color="auto" w:sz="0" w:space="0"/>
-        </w:tblBorders>
-        <w:tblLayout w:type="fixed"/>
-        <w:tblLook w:val="04A0" w:firstRow="1" w:lastRow="0" w:firstColumn="1" w:lastColumn="0" w:noHBand="0" w:noVBand="1"/>
+        <w:tblStyle w:val="BCDataTable"/>
+        <w:tblW w:w="5000" w:type="pct"/>
+        <w:tblLook w:val="0460" w:firstRow="1" w:lastRow="1" w:firstColumn="0" w:lastColumn="0" w:noHBand="0" w:noVBand="1"/>
+        <w:tblCaption w:val="Table 2"/>
+        <w:tblDescription w:val="Document lines. Column headers in the first row."/>
       </w:tblPr>
       <w:tblGrid>
         <w:gridCol w:w="1106"/>
-        <w:gridCol w:w="1534"/>
-        <w:gridCol w:w="2670"/>
-        <w:gridCol w:w="1710"/>
-        <w:gridCol w:w="1777"/>
+        <w:gridCol w:w="1535"/>
+        <w:gridCol w:w="2671"/>
+        <w:gridCol w:w="1709"/>
+        <w:gridCol w:w="1776"/>
         <w:gridCol w:w="1701"/>
       </w:tblGrid>
       <w:tr>
         <w:trPr>
+          <w:cnfStyle w:val="100000000000" w:firstRow="1" w:lastRow="0" w:firstColumn="0" w:lastColumn="0" w:oddVBand="0" w:evenVBand="0" w:oddHBand="0" w:evenHBand="0" w:firstRowFirstColumn="0" w:firstRowLastColumn="0" w:lastRowFirstColumn="0" w:lastRowLastColumn="0"/>
+          <w:cantSplit/>
           <w:trHeight w:val="490"/>
           <w:tblHeader/>
         </w:trPr>
         <w:sdt>
           <w:sdtPr>
-            <w:rPr>
-              <w:rFonts w:ascii="Segoe UI Semibold" w:hAnsi="Segoe UI Semibold" w:cs="Segoe UI Semibold"/>
-              <w:sz w:val="22"/>
-              <w:szCs w:val="22"/>
-            </w:rPr>
+            <w:rPr/>
             <w:id w:val="-1873599706"/>
             <w:placeholder>
               <w:docPart w:val="3831612E58994C4BA07697652308FFE4"/>
             </w:placeholder>
-            <w15:dataBinding w:prefixMappings="xmlns:ns0='urn:microsoft-dynamics-nav/reports/Quantity_Explosion_of_BOM/99000753/'" w:xpath="/ns0:NavWordReportXmlPart[1]/ns0:Item[1]/ns0:LevelCapt[1]" w:storeItemID="{3FDD5423-E3E0-41F7-9468-BA4A781358B0}"/>
+            <w15:dataBinding w:prefixMappings="xmlns:ns0='urn:microsoft-dynamics-nav/reports/Quantity_Explosion_of_BOM/50000/' " w:xpath="/ns0:NavWordReportXmlPart[1]/ns0:Item[1]/ns0:LevelCapt[1]" w:storeItemID="{3FDD5423-E3E0-41F7-9468-BA4A781358B0}"/>
           </w:sdtPr>
           <w:sdtContent>
             <w:tc>
               <w:tcPr>
-                <w:tcW w:w="1106" w:type="dxa"/>
+                <w:cnfStyle w:val="001000000000" w:firstRow="0" w:lastRow="0" w:firstColumn="1" w:lastColumn="0" w:oddVBand="0" w:evenVBand="0" w:oddHBand="0" w:evenHBand="0" w:firstRowFirstColumn="0" w:firstRowLastColumn="0" w:lastRowFirstColumn="0" w:lastRowLastColumn="0"/>
+                <w:tcW w:w="527" w:type="pct"/>
                 <w:tcBorders>
-                  <w:bottom w:val="single" w:color="auto" w:sz="4" w:space="0"/>
+                  <w:bottom w:val="single" w:sz="4" w:space="0" w:color="auto"/>
                 </w:tcBorders>
-                <w:tcMar>
-                  <w:left w:w="0" w:type="dxa"/>
-                </w:tcMar>
               </w:tcPr>
               <w:p>
                 <w:pPr>
-                  <w:pStyle w:val="Heading2"/>
-                  <w:spacing w:before="160" w:after="80"/>
-                  <w:rPr>
-                    <w:rFonts w:ascii="Segoe UI Semibold" w:hAnsi="Segoe UI Semibold" w:cs="Segoe UI Semibold"/>
-                    <w:sz w:val="22"/>
-                    <w:szCs w:val="22"/>
-                  </w:rPr>
+                  <w:pStyle w:val="BCLabel"/>
+                  <w:spacing w:before="0" w:after="260"/>
                 </w:pPr>
                 <w:proofErr w:type="spellStart"/>
                 <w:r>
-                  <w:rPr>
-                    <w:rFonts w:ascii="Segoe UI Semibold" w:hAnsi="Segoe UI Semibold" w:cs="Segoe UI Semibold"/>
-                    <w:sz w:val="22"/>
-                    <w:szCs w:val="22"/>
-                  </w:rPr>
                   <w:t>LevelCapt</w:t>
                 </w:r>
                 <w:proofErr w:type="spellEnd"/>
@@ -302,42 +268,29 @@
         </w:sdt>
         <w:sdt>
           <w:sdtPr>
-            <w:rPr>
-              <w:rFonts w:ascii="Segoe UI Semibold" w:hAnsi="Segoe UI Semibold" w:cs="Segoe UI Semibold"/>
-              <w:sz w:val="22"/>
-              <w:szCs w:val="22"/>
-            </w:rPr>
+            <w:rPr/>
             <w:id w:val="-1774932179"/>
             <w:placeholder>
               <w:docPart w:val="3831612E58994C4BA07697652308FFE4"/>
             </w:placeholder>
-            <w15:dataBinding w:prefixMappings="xmlns:ns0='urn:microsoft-dynamics-nav/reports/Quantity_Explosion_of_BOM/99000753/'" w:xpath="/ns0:NavWordReportXmlPart[1]/ns0:Item[1]/ns0:BomCompLevelNoCapt[1]" w:storeItemID="{3FDD5423-E3E0-41F7-9468-BA4A781358B0}"/>
+            <w15:dataBinding w:prefixMappings="xmlns:ns0='urn:microsoft-dynamics-nav/reports/Quantity_Explosion_of_BOM/50000/' " w:xpath="/ns0:NavWordReportXmlPart[1]/ns0:Item[1]/ns0:BomCompLevelNoCapt[1]" w:storeItemID="{3FDD5423-E3E0-41F7-9468-BA4A781358B0}"/>
           </w:sdtPr>
           <w:sdtContent>
             <w:tc>
               <w:tcPr>
-                <w:tcW w:w="1534" w:type="dxa"/>
+                <w:tcW w:w="731" w:type="pct"/>
                 <w:tcBorders>
-                  <w:bottom w:val="single" w:color="auto" w:sz="4" w:space="0"/>
+                  <w:bottom w:val="single" w:sz="4" w:space="0" w:color="auto"/>
                 </w:tcBorders>
               </w:tcPr>
               <w:p>
                 <w:pPr>
-                  <w:pStyle w:val="Heading2"/>
-                  <w:spacing w:before="160" w:after="80"/>
-                  <w:rPr>
-                    <w:rFonts w:ascii="Segoe UI Semibold" w:hAnsi="Segoe UI Semibold" w:cs="Segoe UI Semibold"/>
-                    <w:sz w:val="22"/>
-                    <w:szCs w:val="22"/>
-                  </w:rPr>
+                  <w:pStyle w:val="BCLabel"/>
+                  <w:spacing w:before="0" w:after="260"/>
+                  <w:cnfStyle w:val="100000000000" w:firstRow="1" w:lastRow="0" w:firstColumn="0" w:lastColumn="0" w:oddVBand="0" w:evenVBand="0" w:oddHBand="0" w:evenHBand="0" w:firstRowFirstColumn="0" w:firstRowLastColumn="0" w:lastRowFirstColumn="0" w:lastRowLastColumn="0"/>
                 </w:pPr>
                 <w:proofErr w:type="spellStart"/>
                 <w:r>
-                  <w:rPr>
-                    <w:rFonts w:ascii="Segoe UI Semibold" w:hAnsi="Segoe UI Semibold" w:cs="Segoe UI Semibold"/>
-                    <w:sz w:val="22"/>
-                    <w:szCs w:val="22"/>
-                  </w:rPr>
                   <w:t>BomCompLevelNoCapt</w:t>
                 </w:r>
                 <w:proofErr w:type="spellEnd"/>
@@ -347,42 +300,29 @@
         </w:sdt>
         <w:sdt>
           <w:sdtPr>
-            <w:rPr>
-              <w:rFonts w:ascii="Segoe UI Semibold" w:hAnsi="Segoe UI Semibold" w:cs="Segoe UI Semibold"/>
-              <w:sz w:val="22"/>
-              <w:szCs w:val="22"/>
-            </w:rPr>
+            <w:rPr/>
             <w:id w:val="-938986629"/>
             <w:placeholder>
               <w:docPart w:val="3831612E58994C4BA07697652308FFE4"/>
             </w:placeholder>
-            <w15:dataBinding w:prefixMappings="xmlns:ns0='urn:microsoft-dynamics-nav/reports/Quantity_Explosion_of_BOM/99000753/'" w:xpath="/ns0:NavWordReportXmlPart[1]/ns0:Item[1]/ns0:BomCompLevelDescCapt[1]" w:storeItemID="{3FDD5423-E3E0-41F7-9468-BA4A781358B0}"/>
+            <w15:dataBinding w:prefixMappings="xmlns:ns0='urn:microsoft-dynamics-nav/reports/Quantity_Explosion_of_BOM/50000/' " w:xpath="/ns0:NavWordReportXmlPart[1]/ns0:Item[1]/ns0:BomCompLevelDescCapt[1]" w:storeItemID="{3FDD5423-E3E0-41F7-9468-BA4A781358B0}"/>
           </w:sdtPr>
           <w:sdtContent>
             <w:tc>
               <w:tcPr>
-                <w:tcW w:w="2670" w:type="dxa"/>
+                <w:tcW w:w="1272" w:type="pct"/>
                 <w:tcBorders>
-                  <w:bottom w:val="single" w:color="auto" w:sz="4" w:space="0"/>
+                  <w:bottom w:val="single" w:sz="4" w:space="0" w:color="auto"/>
                 </w:tcBorders>
               </w:tcPr>
               <w:p>
                 <w:pPr>
-                  <w:pStyle w:val="Heading2"/>
-                  <w:spacing w:before="160" w:after="80"/>
-                  <w:rPr>
-                    <w:rFonts w:ascii="Segoe UI Semibold" w:hAnsi="Segoe UI Semibold" w:cs="Segoe UI Semibold"/>
-                    <w:sz w:val="22"/>
-                    <w:szCs w:val="22"/>
-                  </w:rPr>
+                  <w:pStyle w:val="BCLabel"/>
+                  <w:spacing w:before="0" w:after="260"/>
+                  <w:cnfStyle w:val="100000000000" w:firstRow="1" w:lastRow="0" w:firstColumn="0" w:lastColumn="0" w:oddVBand="0" w:evenVBand="0" w:oddHBand="0" w:evenHBand="0" w:firstRowFirstColumn="0" w:firstRowLastColumn="0" w:lastRowFirstColumn="0" w:lastRowLastColumn="0"/>
                 </w:pPr>
                 <w:proofErr w:type="spellStart"/>
                 <w:r>
-                  <w:rPr>
-                    <w:rFonts w:ascii="Segoe UI Semibold" w:hAnsi="Segoe UI Semibold" w:cs="Segoe UI Semibold"/>
-                    <w:sz w:val="22"/>
-                    <w:szCs w:val="22"/>
-                  </w:rPr>
                   <w:t>BomCompLevelDescCapt</w:t>
                 </w:r>
                 <w:proofErr w:type="spellEnd"/>
@@ -392,43 +332,30 @@
         </w:sdt>
         <w:sdt>
           <w:sdtPr>
-            <w:rPr>
-              <w:rFonts w:ascii="Segoe UI Semibold" w:hAnsi="Segoe UI Semibold" w:cs="Segoe UI Semibold"/>
-              <w:sz w:val="22"/>
-              <w:szCs w:val="22"/>
-            </w:rPr>
+            <w:rPr/>
             <w:id w:val="-1815562562"/>
             <w:placeholder>
               <w:docPart w:val="3831612E58994C4BA07697652308FFE4"/>
             </w:placeholder>
-            <w15:dataBinding w:prefixMappings="xmlns:ns0='urn:microsoft-dynamics-nav/reports/Quantity_Explosion_of_BOM/99000753/'" w:xpath="/ns0:NavWordReportXmlPart[1]/ns0:Item[1]/ns0:BomCompLevelQtyCapt[1]" w:storeItemID="{3FDD5423-E3E0-41F7-9468-BA4A781358B0}"/>
+            <w15:dataBinding w:prefixMappings="xmlns:ns0='urn:microsoft-dynamics-nav/reports/Quantity_Explosion_of_BOM/50000/' " w:xpath="/ns0:NavWordReportXmlPart[1]/ns0:Item[1]/ns0:BomCompLevelQtyCapt[1]" w:storeItemID="{3FDD5423-E3E0-41F7-9468-BA4A781358B0}"/>
           </w:sdtPr>
           <w:sdtContent>
             <w:tc>
               <w:tcPr>
-                <w:tcW w:w="1710" w:type="dxa"/>
+                <w:tcW w:w="814" w:type="pct"/>
                 <w:tcBorders>
-                  <w:bottom w:val="single" w:color="auto" w:sz="4" w:space="0"/>
+                  <w:bottom w:val="single" w:sz="4" w:space="0" w:color="auto"/>
                 </w:tcBorders>
               </w:tcPr>
               <w:p>
                 <w:pPr>
-                  <w:pStyle w:val="Heading2"/>
-                  <w:spacing w:before="160" w:after="80"/>
+                  <w:pStyle w:val="BCLabelNumber"/>
+                  <w:spacing w:before="0" w:after="260"/>
                   <w:jc w:val="right"/>
-                  <w:rPr>
-                    <w:rFonts w:ascii="Segoe UI Semibold" w:hAnsi="Segoe UI Semibold" w:cs="Segoe UI Semibold"/>
-                    <w:sz w:val="22"/>
-                    <w:szCs w:val="22"/>
-                  </w:rPr>
+                  <w:cnfStyle w:val="100000000000" w:firstRow="1" w:lastRow="0" w:firstColumn="0" w:lastColumn="0" w:oddVBand="0" w:evenVBand="0" w:oddHBand="0" w:evenHBand="0" w:firstRowFirstColumn="0" w:firstRowLastColumn="0" w:lastRowFirstColumn="0" w:lastRowLastColumn="0"/>
                 </w:pPr>
                 <w:proofErr w:type="spellStart"/>
                 <w:r>
-                  <w:rPr>
-                    <w:rFonts w:ascii="Segoe UI Semibold" w:hAnsi="Segoe UI Semibold" w:cs="Segoe UI Semibold"/>
-                    <w:sz w:val="22"/>
-                    <w:szCs w:val="22"/>
-                  </w:rPr>
                   <w:t>BomCompLevelQtyCapt</w:t>
                 </w:r>
                 <w:proofErr w:type="spellEnd"/>
@@ -438,42 +365,29 @@
         </w:sdt>
         <w:sdt>
           <w:sdtPr>
-            <w:rPr>
-              <w:rFonts w:ascii="Segoe UI Semibold" w:hAnsi="Segoe UI Semibold" w:cs="Segoe UI Semibold"/>
-              <w:sz w:val="22"/>
-              <w:szCs w:val="22"/>
-            </w:rPr>
+            <w:rPr/>
             <w:id w:val="-479929739"/>
             <w:placeholder>
               <w:docPart w:val="3831612E58994C4BA07697652308FFE4"/>
             </w:placeholder>
-            <w15:dataBinding w:prefixMappings="xmlns:ns0='urn:microsoft-dynamics-nav/reports/Quantity_Explosion_of_BOM/99000753/'" w:xpath="/ns0:NavWordReportXmlPart[1]/ns0:Item[1]/ns0:BomCompLevelUOMCodeCapt[1]" w:storeItemID="{3FDD5423-E3E0-41F7-9468-BA4A781358B0}"/>
+            <w15:dataBinding w:prefixMappings="xmlns:ns0='urn:microsoft-dynamics-nav/reports/Quantity_Explosion_of_BOM/50000/' " w:xpath="/ns0:NavWordReportXmlPart[1]/ns0:Item[1]/ns0:BomCompLevelUOMCodeCapt[1]" w:storeItemID="{3FDD5423-E3E0-41F7-9468-BA4A781358B0}"/>
           </w:sdtPr>
           <w:sdtContent>
             <w:tc>
               <w:tcPr>
-                <w:tcW w:w="1777" w:type="dxa"/>
+                <w:tcW w:w="846" w:type="pct"/>
                 <w:tcBorders>
-                  <w:bottom w:val="single" w:color="auto" w:sz="4" w:space="0"/>
+                  <w:bottom w:val="single" w:sz="4" w:space="0" w:color="auto"/>
                 </w:tcBorders>
               </w:tcPr>
               <w:p>
                 <w:pPr>
-                  <w:pStyle w:val="Heading2"/>
-                  <w:spacing w:before="160" w:after="80"/>
-                  <w:rPr>
-                    <w:rFonts w:ascii="Segoe UI Semibold" w:hAnsi="Segoe UI Semibold" w:cs="Segoe UI Semibold"/>
-                    <w:sz w:val="22"/>
-                    <w:szCs w:val="22"/>
-                  </w:rPr>
+                  <w:pStyle w:val="BCLabel"/>
+                  <w:spacing w:before="0" w:after="260"/>
+                  <w:cnfStyle w:val="100000000000" w:firstRow="1" w:lastRow="0" w:firstColumn="0" w:lastColumn="0" w:oddVBand="0" w:evenVBand="0" w:oddHBand="0" w:evenHBand="0" w:firstRowFirstColumn="0" w:firstRowLastColumn="0" w:lastRowFirstColumn="0" w:lastRowLastColumn="0"/>
                 </w:pPr>
                 <w:proofErr w:type="spellStart"/>
                 <w:r>
-                  <w:rPr>
-                    <w:rFonts w:ascii="Segoe UI Semibold" w:hAnsi="Segoe UI Semibold" w:cs="Segoe UI Semibold"/>
-                    <w:sz w:val="22"/>
-                    <w:szCs w:val="22"/>
-                  </w:rPr>
                   <w:t>BomCompLevelUOMCodeCapt</w:t>
                 </w:r>
                 <w:proofErr w:type="spellEnd"/>
@@ -483,45 +397,29 @@
         </w:sdt>
         <w:sdt>
           <w:sdtPr>
-            <w:rPr>
-              <w:rFonts w:ascii="Segoe UI Semibold" w:hAnsi="Segoe UI Semibold" w:cs="Segoe UI Semibold"/>
-              <w:sz w:val="22"/>
-              <w:szCs w:val="22"/>
-            </w:rPr>
+            <w:rPr/>
             <w:id w:val="-9840548"/>
             <w:placeholder>
               <w:docPart w:val="6103FB8533444FDE82D686A90AD74C70"/>
             </w:placeholder>
-            <w15:dataBinding w:prefixMappings="xmlns:ns0='urn:microsoft-dynamics-nav/reports/Quantity_Explosion_of_BOM/99000753/'" w:xpath="/ns0:NavWordReportXmlPart[1]/ns0:Item[1]/ns0:BOMQtyCaption[1]" w:storeItemID="{BC10159A-9A1B-4BA8-8116-0C71EF7BAEBF}"/>
+            <w15:dataBinding w:prefixMappings="xmlns:ns0='urn:microsoft-dynamics-nav/reports/Quantity_Explosion_of_BOM/50010/' " w:xpath="/ns0:NavWordReportXmlPart[1]/ns0:Item[1]/ns0:BOMQtyCaption[1]" w:storeItemID="{BC10159A-9A1B-4BA8-8116-0C71EF7BAEBF}"/>
           </w:sdtPr>
           <w:sdtContent>
             <w:tc>
               <w:tcPr>
-                <w:tcW w:w="1701" w:type="dxa"/>
+                <w:tcW w:w="810" w:type="pct"/>
                 <w:tcBorders>
-                  <w:bottom w:val="single" w:color="auto" w:sz="4" w:space="0"/>
+                  <w:bottom w:val="single" w:sz="4" w:space="0" w:color="auto"/>
                 </w:tcBorders>
-                <w:tcMar>
-                  <w:right w:w="0" w:type="dxa"/>
-                </w:tcMar>
               </w:tcPr>
               <w:p>
                 <w:pPr>
-                  <w:pStyle w:val="Heading2"/>
-                  <w:spacing w:before="160" w:after="80"/>
+                  <w:pStyle w:val="BCLabelNumber"/>
+                  <w:spacing w:before="0" w:after="260"/>
                   <w:jc w:val="right"/>
-                  <w:rPr>
-                    <w:rFonts w:ascii="Segoe UI Semibold" w:hAnsi="Segoe UI Semibold" w:cs="Segoe UI Semibold"/>
-                    <w:sz w:val="22"/>
-                    <w:szCs w:val="22"/>
-                  </w:rPr>
+                  <w:cnfStyle w:val="100000000000" w:firstRow="1" w:lastRow="0" w:firstColumn="0" w:lastColumn="0" w:oddVBand="0" w:evenVBand="0" w:oddHBand="0" w:evenHBand="0" w:firstRowFirstColumn="0" w:firstRowLastColumn="0" w:lastRowFirstColumn="0" w:lastRowLastColumn="0"/>
                 </w:pPr>
                 <w:r>
-                  <w:rPr>
-                    <w:rFonts w:ascii="Segoe UI Semibold" w:hAnsi="Segoe UI Semibold" w:cs="Segoe UI Semibold"/>
-                    <w:sz w:val="22"/>
-                    <w:szCs w:val="22"/>
-                  </w:rPr>
                   <w:t>BOMQtyCaption</w:t>
                 </w:r>
               </w:p>
@@ -532,33 +430,19 @@
       <w:sdt>
         <w:sdtPr>
           <w:rPr>
-            <w:rFonts w:ascii="Segoe UI Semibold" w:hAnsi="Segoe UI Semibold" w:cs="Segoe UI Semibold" w:eastAsiaTheme="minorEastAsia"/>
-            <w:color w:val="auto"/>
-            <w:sz w:val="22"/>
-            <w:szCs w:val="22"/>
             <w:lang w:val="en-DK" w:eastAsia="en-DK"/>
           </w:rPr>
           <w:alias w:val="#Nav: /Item"/>
           <w:tag w:val="#Nav: Quantity_Explosion_of_BOM/99000753"/>
           <w:id w:val="835125458"/>
-          <w15:dataBinding w:prefixMappings="xmlns:ns0='urn:microsoft-dynamics-nav/reports/Quantity_Explosion_of_BOM/99000753/'" w:xpath="/ns0:NavWordReportXmlPart[1]/ns0:Item" w:storeItemID="{85783E4D-63F5-4369-90B3-E6100BC017E9}"/>
+          <w15:dataBinding w:prefixMappings="&lt;xmlns:ns0='urn:microsoft-dynamics-nav/reports/Quantity_Explosion_of_BOM/99000753/' " w:xpath="/ns0:NavWordReportXmlPart[1]/ns0:Item" w:storeItemID="{85783E4D-63F5-4369-90B3-E6100BC017E9}"/>
           <w15:repeatingSection/>
         </w:sdtPr>
-        <w:sdtEndPr>
-          <w:rPr>
-            <w:rFonts w:ascii="Segoe UI" w:hAnsi="Segoe UI" w:cs="Segoe UI"/>
-            <w:b/>
-            <w:bCs/>
-          </w:rPr>
-        </w:sdtEndPr>
+        <w:sdtEndPr/>
         <w:sdtContent>
           <w:sdt>
             <w:sdtPr>
               <w:rPr>
-                <w:rFonts w:ascii="Segoe UI Semibold" w:hAnsi="Segoe UI Semibold" w:cs="Segoe UI Semibold" w:eastAsiaTheme="minorEastAsia"/>
-                <w:color w:val="auto"/>
-                <w:sz w:val="22"/>
-                <w:szCs w:val="22"/>
                 <w:lang w:val="en-DK" w:eastAsia="en-DK"/>
               </w:rPr>
               <w:id w:val="-708187567"/>
@@ -567,27 +451,19 @@
               </w:placeholder>
               <w15:repeatingSectionItem/>
             </w:sdtPr>
-            <w:sdtEndPr>
-              <w:rPr>
-                <w:rFonts w:ascii="Segoe UI" w:hAnsi="Segoe UI" w:cs="Segoe UI"/>
-                <w:b/>
-                <w:bCs/>
-              </w:rPr>
-            </w:sdtEndPr>
+            <w:sdtEndPr/>
             <w:sdtContent>
               <w:tr>
                 <w:trPr>
+                  <w:cnfStyle w:val="000000100000" w:firstRow="0" w:lastRow="0" w:firstColumn="0" w:lastColumn="0" w:oddVBand="0" w:evenVBand="0" w:oddHBand="1" w:evenHBand="0" w:firstRowFirstColumn="0" w:firstRowLastColumn="0" w:lastRowFirstColumn="0" w:lastRowLastColumn="0"/>
                   <w:gridAfter w:val="1"/>
                   <w:wAfter w:w="1701" w:type="dxa"/>
+                  <w:cantSplit/>
                   <w:trHeight w:val="490"/>
                 </w:trPr>
                 <w:sdt>
                   <w:sdtPr>
                     <w:rPr>
-                      <w:rFonts w:ascii="Segoe UI Semibold" w:hAnsi="Segoe UI Semibold" w:cs="Segoe UI Semibold" w:eastAsiaTheme="minorEastAsia"/>
-                      <w:color w:val="auto"/>
-                      <w:sz w:val="22"/>
-                      <w:szCs w:val="22"/>
                       <w:lang w:val="en-DK" w:eastAsia="en-DK"/>
                     </w:rPr>
                     <w:alias w:val="No_Item"/>
@@ -596,43 +472,28 @@
                     <w:placeholder>
                       <w:docPart w:val="87AE41C55E1A4F6E87C7987EFEDBFF08"/>
                     </w:placeholder>
+                    <w:dataBinding w:prefixMappings="&lt;xmlns:ns0='urn:microsoft-dynamics-nav/reports/Quantity_Explosion_of_BOM/99000753/' " w:xpath="/ns0:NavWordReportXmlPart[1]/ns0:Item[1]/ns0:No_Item[1]" w:storeItemID="{00000000-0000-0000-0000-000000000000}"/>
                     <w15:color w:val="808080"/>
                     <w:text/>
-                    <w:dataBinding w:prefixMappings="xmlns:ns0='urn:microsoft-dynamics-nav/reports/Quantity_Explosion_of_BOM/99000753/'" w:xpath="/ns0:NavWordReportXmlPart[1]/ns0:Item[1]/ns0:No_Item[1]"/>
                   </w:sdtPr>
                   <w:sdtEndPr>
                     <w:rPr>
-                      <w:rFonts w:eastAsiaTheme="majorEastAsia"/>
-                      <w:color w:val="0F4761" w:themeColor="accent1" w:themeShade="BF"/>
                       <w:lang w:val="en-AU" w:eastAsia="ja-JP"/>
                     </w:rPr>
                   </w:sdtEndPr>
                   <w:sdtContent>
                     <w:tc>
                       <w:tcPr>
-                        <w:tcW w:w="1106" w:type="dxa"/>
-                        <w:tcMar>
-                          <w:left w:w="0" w:type="dxa"/>
-                          <w:right w:w="108" w:type="dxa"/>
-                        </w:tcMar>
-                        <w:vAlign w:val="center"/>
+                        <w:cnfStyle w:val="001000000000" w:firstRow="0" w:lastRow="0" w:firstColumn="1" w:lastColumn="0" w:oddVBand="0" w:evenVBand="0" w:oddHBand="0" w:evenHBand="0" w:firstRowFirstColumn="0" w:firstRowLastColumn="0" w:lastRowFirstColumn="0" w:lastRowLastColumn="0"/>
+                        <w:tcW w:w="527" w:type="pct"/>
                       </w:tcPr>
                       <w:p>
                         <w:pPr>
-                          <w:pStyle w:val="Heading2"/>
-                          <w:rPr>
-                            <w:rFonts w:ascii="Segoe UI Semibold" w:hAnsi="Segoe UI Semibold" w:cs="Segoe UI Semibold"/>
-                            <w:sz w:val="22"/>
-                            <w:szCs w:val="22"/>
-                          </w:rPr>
+                          <w:pStyle w:val="BCLabel"/>
+                          <w:spacing w:before="360" w:after="180"/>
                         </w:pPr>
                         <w:proofErr w:type="spellStart"/>
                         <w:r>
-                          <w:rPr>
-                            <w:rFonts w:ascii="Segoe UI Semibold" w:hAnsi="Segoe UI Semibold" w:cs="Segoe UI Semibold"/>
-                            <w:sz w:val="22"/>
-                            <w:szCs w:val="22"/>
-                          </w:rPr>
                           <w:t>No_Item</w:t>
                         </w:r>
                         <w:proofErr w:type="spellEnd"/>
@@ -642,44 +503,31 @@
                 </w:sdt>
                 <w:sdt>
                   <w:sdtPr>
-                    <w:rPr>
-                      <w:rFonts w:ascii="Segoe UI Semibold" w:hAnsi="Segoe UI Semibold" w:cs="Segoe UI Semibold"/>
-                      <w:sz w:val="22"/>
-                      <w:szCs w:val="22"/>
-                    </w:rPr>
+                    <w:rPr/>
                     <w:alias w:val="Desc_Item"/>
                     <w:tag w:val="#BC:InsertDataItem,DataItems/Item/Desc_Item"/>
                     <w:id w:val="1738513091"/>
                     <w:placeholder>
                       <w:docPart w:val="87AE41C55E1A4F6E87C7987EFEDBFF08"/>
                     </w:placeholder>
+                    <w:dataBinding w:prefixMappings="&lt;xmlns:ns0='urn:microsoft-dynamics-nav/reports/Quantity_Explosion_of_BOM/99000753/' " w:xpath="/ns0:NavWordReportXmlPart[1]/ns0:Item[1]/ns0:Desc_Item[1]" w:storeItemID="{00000000-0000-0000-0000-000000000000}"/>
                     <w15:color w:val="808080"/>
                     <w:text/>
-                    <w:dataBinding w:prefixMappings="xmlns:ns0='urn:microsoft-dynamics-nav/reports/Quantity_Explosion_of_BOM/99000753/'" w:xpath="/ns0:NavWordReportXmlPart[1]/ns0:Item[1]/ns0:Desc_Item[1]"/>
                   </w:sdtPr>
                   <w:sdtContent>
                     <w:tc>
                       <w:tcPr>
-                        <w:tcW w:w="7691" w:type="dxa"/>
+                        <w:tcW w:w="3663" w:type="pct"/>
                         <w:gridSpan w:val="4"/>
-                        <w:vAlign w:val="center"/>
                       </w:tcPr>
                       <w:p>
                         <w:pPr>
-                          <w:pStyle w:val="Heading2"/>
-                          <w:rPr>
-                            <w:rFonts w:ascii="Segoe UI Semibold" w:hAnsi="Segoe UI Semibold" w:cs="Segoe UI Semibold"/>
-                            <w:sz w:val="22"/>
-                            <w:szCs w:val="22"/>
-                          </w:rPr>
+                          <w:pStyle w:val="BCLabel"/>
+                          <w:spacing w:before="360" w:after="180"/>
+                          <w:cnfStyle w:val="000000100000" w:firstRow="0" w:lastRow="0" w:firstColumn="0" w:lastColumn="0" w:oddVBand="0" w:evenVBand="0" w:oddHBand="1" w:evenHBand="0" w:firstRowFirstColumn="0" w:firstRowLastColumn="0" w:lastRowFirstColumn="0" w:lastRowLastColumn="0"/>
                         </w:pPr>
                         <w:proofErr w:type="spellStart"/>
                         <w:r>
-                          <w:rPr>
-                            <w:rFonts w:ascii="Segoe UI Semibold" w:hAnsi="Segoe UI Semibold" w:cs="Segoe UI Semibold"/>
-                            <w:sz w:val="22"/>
-                            <w:szCs w:val="22"/>
-                          </w:rPr>
                           <w:t>Desc_Item</w:t>
                         </w:r>
                         <w:proofErr w:type="spellEnd"/>
@@ -691,24 +539,19 @@
               <w:sdt>
                 <w:sdtPr>
                   <w:rPr>
-                    <w:rFonts w:ascii="Segoe UI" w:hAnsi="Segoe UI" w:cs="Segoe UI"/>
-                    <w:sz w:val="22"/>
-                    <w:szCs w:val="22"/>
                     <w:lang w:val="en-DK" w:eastAsia="en-DK"/>
                   </w:rPr>
                   <w:alias w:val="#Nav: /Item/BOMLoop"/>
                   <w:tag w:val="#Nav: Quantity_Explosion_of_BOM/99000753"/>
                   <w:id w:val="171230125"/>
-                  <w15:dataBinding w:prefixMappings="xmlns:ns0='urn:microsoft-dynamics-nav/reports/Quantity_Explosion_of_BOM/99000753/'" w:xpath="/ns0:NavWordReportXmlPart[1]/ns0:Item[1]/ns0:BOMLoop" w:storeItemID="{85783E4D-63F5-4369-90B3-E6100BC017E9}"/>
+                  <w15:dataBinding w:prefixMappings="&lt;xmlns:ns0='urn:microsoft-dynamics-nav/reports/Quantity_Explosion_of_BOM/99000753/' " w:xpath="/ns0:NavWordReportXmlPart[1]/ns0:Item[1]/ns0:BOMLoop" w:storeItemID="{85783E4D-63F5-4369-90B3-E6100BC017E9}"/>
                   <w15:repeatingSection/>
                 </w:sdtPr>
+                <w:sdtEndPr/>
                 <w:sdtContent>
                   <w:sdt>
                     <w:sdtPr>
                       <w:rPr>
-                        <w:rFonts w:ascii="Segoe UI" w:hAnsi="Segoe UI" w:cs="Segoe UI"/>
-                        <w:sz w:val="22"/>
-                        <w:szCs w:val="22"/>
                         <w:lang w:val="en-DK" w:eastAsia="en-DK"/>
                       </w:rPr>
                       <w:id w:val="1438099735"/>
@@ -717,81 +560,60 @@
                       </w:placeholder>
                       <w15:repeatingSectionItem/>
                     </w:sdtPr>
+                    <w:sdtEndPr/>
                     <w:sdtContent>
                       <w:tr>
                         <w:trPr>
+                          <w:cnfStyle w:val="000000010000" w:firstRow="0" w:lastRow="0" w:firstColumn="0" w:lastColumn="0" w:oddVBand="0" w:evenVBand="0" w:oddHBand="0" w:evenHBand="1" w:firstRowFirstColumn="0" w:firstRowLastColumn="0" w:lastRowFirstColumn="0" w:lastRowLastColumn="0"/>
+                          <w:cantSplit/>
                           <w:trHeight w:val="490"/>
                         </w:trPr>
                         <w:tc>
                           <w:tcPr>
-                            <w:tcW w:w="1106" w:type="dxa"/>
+                            <w:cnfStyle w:val="001000000000" w:firstRow="0" w:lastRow="0" w:firstColumn="1" w:lastColumn="0" w:oddVBand="0" w:evenVBand="0" w:oddHBand="0" w:evenHBand="0" w:firstRowFirstColumn="0" w:firstRowLastColumn="0" w:lastRowFirstColumn="0" w:lastRowLastColumn="0"/>
+                            <w:tcW w:w="527" w:type="pct"/>
                             <w:noWrap/>
-                            <w:tcMar>
-                              <w:left w:w="0" w:type="dxa"/>
-                            </w:tcMar>
                             <w:vAlign w:val="center"/>
                           </w:tcPr>
                           <w:p>
                             <w:pPr>
-                              <w:rPr>
-                                <w:rFonts w:ascii="Segoe UI" w:hAnsi="Segoe UI" w:cs="Segoe UI"/>
-                                <w:sz w:val="22"/>
-                                <w:szCs w:val="22"/>
-                              </w:rPr>
+                              <w:pStyle w:val="NoSpacing"/>
                             </w:pPr>
                             <w:sdt>
                               <w:sdtPr>
-                                <w:rPr>
-                                  <w:rFonts w:ascii="Segoe UI" w:hAnsi="Segoe UI" w:cs="Segoe UI"/>
-                                  <w:sz w:val="22"/>
-                                  <w:szCs w:val="22"/>
-                                </w:rPr>
+                                <w:rPr/>
                                 <w:alias w:val="IndentLevel"/>
                                 <w:tag w:val="#BC:InsertDataItem,DataItems/Item/BOMLoop/Integer/IndentLevel"/>
                                 <w:id w:val="1597442930"/>
                                 <w:placeholder>
                                   <w:docPart w:val="87AE41C55E1A4F6E87C7987EFEDBFF08"/>
                                 </w:placeholder>
+                                <w:dataBinding w:prefixMappings="&lt;xmlns:ns0='urn:microsoft-dynamics-nav/reports/Quantity_Explosion_of_BOM/99000753/' " w:xpath="/ns0:NavWordReportXmlPart[1]/ns0:Item[1]/ns0:BOMLoop[1]/ns0:Integer[1]/ns0:IndentLevel[1]" w:storeItemID="{00000000-0000-0000-0000-000000000000}"/>
                                 <w15:color w:val="808080"/>
                                 <w:text/>
-                                <w:dataBinding w:prefixMappings="xmlns:ns0='urn:microsoft-dynamics-nav/reports/Quantity_Explosion_of_BOM/99000753/'" w:xpath="/ns0:NavWordReportXmlPart[1]/ns0:Item[1]/ns0:BOMLoop[1]/ns0:Integer[1]/ns0:IndentLevel[1]"/>
                               </w:sdtPr>
                               <w:sdtContent>
                                 <w:proofErr w:type="spellStart"/>
                                 <w:r>
-                                  <w:rPr>
-                                    <w:rFonts w:ascii="Segoe UI" w:hAnsi="Segoe UI" w:cs="Segoe UI"/>
-                                    <w:sz w:val="22"/>
-                                    <w:szCs w:val="22"/>
-                                  </w:rPr>
                                   <w:t>IndentLevel</w:t>
                                 </w:r>
                               </w:sdtContent>
                             </w:sdt>
                             <w:sdt>
                               <w:sdtPr>
-                                <w:rPr>
-                                  <w:rFonts w:ascii="Segoe UI" w:hAnsi="Segoe UI" w:cs="Segoe UI"/>
-                                  <w:sz w:val="22"/>
-                                  <w:szCs w:val="22"/>
-                                </w:rPr>
+                                <w:rPr/>
                                 <w:alias w:val="FormatLevel"/>
                                 <w:tag w:val="#BC:InsertDataItem,DataItems/Item/BOMLoop/Integer/FormatLevel"/>
                                 <w:id w:val="-2129382636"/>
                                 <w:placeholder>
                                   <w:docPart w:val="87AE41C55E1A4F6E87C7987EFEDBFF08"/>
                                 </w:placeholder>
+                                <w:dataBinding w:prefixMappings="&lt;xmlns:ns0='urn:microsoft-dynamics-nav/reports/Quantity_Explosion_of_BOM/99000753/' " w:xpath="/ns0:NavWordReportXmlPart[1]/ns0:Item[1]/ns0:BOMLoop[1]/ns0:Integer[1]/ns0:FormatLevel[1]" w:storeItemID="{00000000-0000-0000-0000-000000000000}"/>
                                 <w15:color w:val="808080"/>
                                 <w:text/>
-                                <w:dataBinding w:prefixMappings="xmlns:ns0='urn:microsoft-dynamics-nav/reports/Quantity_Explosion_of_BOM/99000753/'" w:xpath="/ns0:NavWordReportXmlPart[1]/ns0:Item[1]/ns0:BOMLoop[1]/ns0:Integer[1]/ns0:FormatLevel[1]"/>
                               </w:sdtPr>
                               <w:sdtContent>
                                 <w:r>
-                                  <w:rPr>
-                                    <w:rFonts w:ascii="Segoe UI" w:hAnsi="Segoe UI" w:cs="Segoe UI"/>
-                                    <w:sz w:val="22"/>
-                                    <w:szCs w:val="22"/>
-                                  </w:rPr>
                                   <w:t>FormatLevel</w:t>
                                 </w:r>
                                 <w:proofErr w:type="spellEnd"/>
@@ -801,42 +623,30 @@
                         </w:tc>
                         <w:sdt>
                           <w:sdtPr>
-                            <w:rPr>
-                              <w:rFonts w:ascii="Segoe UI" w:hAnsi="Segoe UI" w:cs="Segoe UI"/>
-                              <w:sz w:val="22"/>
-                              <w:szCs w:val="22"/>
-                            </w:rPr>
+                            <w:rPr/>
                             <w:alias w:val="BomCompLevelNo"/>
                             <w:tag w:val="#BC:InsertDataItem,DataItems/Item/BOMLoop/Integer/BomCompLevelNo"/>
                             <w:id w:val="1020893045"/>
                             <w:placeholder>
                               <w:docPart w:val="87AE41C55E1A4F6E87C7987EFEDBFF08"/>
                             </w:placeholder>
+                            <w:dataBinding w:prefixMappings="&lt;xmlns:ns0='urn:microsoft-dynamics-nav/reports/Quantity_Explosion_of_BOM/99000753/' " w:xpath="/ns0:NavWordReportXmlPart[1]/ns0:Item[1]/ns0:BOMLoop[1]/ns0:Integer[1]/ns0:BomCompLevelNo[1]" w:storeItemID="{00000000-0000-0000-0000-000000000000}"/>
                             <w15:color w:val="808080"/>
                             <w:text/>
-                            <w:dataBinding w:prefixMappings="xmlns:ns0='urn:microsoft-dynamics-nav/reports/Quantity_Explosion_of_BOM/99000753/'" w:xpath="/ns0:NavWordReportXmlPart[1]/ns0:Item[1]/ns0:BOMLoop[1]/ns0:Integer[1]/ns0:BomCompLevelNo[1]"/>
                           </w:sdtPr>
                           <w:sdtContent>
                             <w:tc>
                               <w:tcPr>
-                                <w:tcW w:w="1534" w:type="dxa"/>
+                                <w:tcW w:w="731" w:type="pct"/>
                                 <w:vAlign w:val="center"/>
                               </w:tcPr>
                               <w:p>
                                 <w:pPr>
-                                  <w:rPr>
-                                    <w:rFonts w:ascii="Segoe UI" w:hAnsi="Segoe UI" w:cs="Segoe UI"/>
-                                    <w:sz w:val="22"/>
-                                    <w:szCs w:val="22"/>
-                                  </w:rPr>
+                                  <w:pStyle w:val="NoSpacing"/>
+                                  <w:cnfStyle w:val="000000010000" w:firstRow="0" w:lastRow="0" w:firstColumn="0" w:lastColumn="0" w:oddVBand="0" w:evenVBand="0" w:oddHBand="0" w:evenHBand="1" w:firstRowFirstColumn="0" w:firstRowLastColumn="0" w:lastRowFirstColumn="0" w:lastRowLastColumn="0"/>
                                 </w:pPr>
                                 <w:proofErr w:type="spellStart"/>
                                 <w:r>
-                                  <w:rPr>
-                                    <w:rFonts w:ascii="Segoe UI" w:hAnsi="Segoe UI" w:cs="Segoe UI"/>
-                                    <w:sz w:val="22"/>
-                                    <w:szCs w:val="22"/>
-                                  </w:rPr>
                                   <w:t>BomCompLevelNo</w:t>
                                 </w:r>
                                 <w:proofErr w:type="spellEnd"/>
@@ -846,42 +656,30 @@
                         </w:sdt>
                         <w:sdt>
                           <w:sdtPr>
-                            <w:rPr>
-                              <w:rFonts w:ascii="Segoe UI" w:hAnsi="Segoe UI" w:cs="Segoe UI"/>
-                              <w:sz w:val="22"/>
-                              <w:szCs w:val="22"/>
-                            </w:rPr>
+                            <w:rPr/>
                             <w:alias w:val="BomCompLevelDesc"/>
                             <w:tag w:val="#BC:InsertDataItem,DataItems/Item/BOMLoop/Integer/BomCompLevelDesc"/>
                             <w:id w:val="1289097864"/>
                             <w:placeholder>
                               <w:docPart w:val="87AE41C55E1A4F6E87C7987EFEDBFF08"/>
                             </w:placeholder>
+                            <w:dataBinding w:prefixMappings="&lt;xmlns:ns0='urn:microsoft-dynamics-nav/reports/Quantity_Explosion_of_BOM/99000753/' " w:xpath="/ns0:NavWordReportXmlPart[1]/ns0:Item[1]/ns0:BOMLoop[1]/ns0:Integer[1]/ns0:BomCompLevelDesc[1]" w:storeItemID="{00000000-0000-0000-0000-000000000000}"/>
                             <w15:color w:val="808080"/>
                             <w:text/>
-                            <w:dataBinding w:prefixMappings="xmlns:ns0='urn:microsoft-dynamics-nav/reports/Quantity_Explosion_of_BOM/99000753/'" w:xpath="/ns0:NavWordReportXmlPart[1]/ns0:Item[1]/ns0:BOMLoop[1]/ns0:Integer[1]/ns0:BomCompLevelDesc[1]"/>
                           </w:sdtPr>
                           <w:sdtContent>
                             <w:tc>
                               <w:tcPr>
-                                <w:tcW w:w="2670" w:type="dxa"/>
+                                <w:tcW w:w="1272" w:type="pct"/>
                                 <w:vAlign w:val="center"/>
                               </w:tcPr>
                               <w:p>
                                 <w:pPr>
-                                  <w:rPr>
-                                    <w:rFonts w:ascii="Segoe UI" w:hAnsi="Segoe UI" w:cs="Segoe UI"/>
-                                    <w:sz w:val="22"/>
-                                    <w:szCs w:val="22"/>
-                                  </w:rPr>
+                                  <w:pStyle w:val="NoSpacing"/>
+                                  <w:cnfStyle w:val="000000010000" w:firstRow="0" w:lastRow="0" w:firstColumn="0" w:lastColumn="0" w:oddVBand="0" w:evenVBand="0" w:oddHBand="0" w:evenHBand="1" w:firstRowFirstColumn="0" w:firstRowLastColumn="0" w:lastRowFirstColumn="0" w:lastRowLastColumn="0"/>
                                 </w:pPr>
                                 <w:proofErr w:type="spellStart"/>
                                 <w:r>
-                                  <w:rPr>
-                                    <w:rFonts w:ascii="Segoe UI" w:hAnsi="Segoe UI" w:cs="Segoe UI"/>
-                                    <w:sz w:val="22"/>
-                                    <w:szCs w:val="22"/>
-                                  </w:rPr>
                                   <w:t>BomCompLevelDesc</w:t>
                                 </w:r>
                                 <w:proofErr w:type="spellEnd"/>
@@ -891,43 +689,31 @@
                         </w:sdt>
                         <w:sdt>
                           <w:sdtPr>
-                            <w:rPr>
-                              <w:rFonts w:ascii="Segoe UI" w:hAnsi="Segoe UI" w:cs="Segoe UI"/>
-                              <w:sz w:val="22"/>
-                              <w:szCs w:val="22"/>
-                            </w:rPr>
+                            <w:rPr/>
                             <w:alias w:val="BomCompLevelQty"/>
                             <w:tag w:val="#BC:InsertDataItem,DataItems/Item/BOMLoop/Integer/BomCompLevelQty"/>
                             <w:id w:val="627742467"/>
                             <w:placeholder>
                               <w:docPart w:val="87AE41C55E1A4F6E87C7987EFEDBFF08"/>
                             </w:placeholder>
+                            <w:dataBinding w:prefixMappings="&lt;xmlns:ns0='urn:microsoft-dynamics-nav/reports/Quantity_Explosion_of_BOM/99000753/' " w:xpath="/ns0:NavWordReportXmlPart[1]/ns0:Item[1]/ns0:BOMLoop[1]/ns0:Integer[1]/ns0:BomCompLevelQty[1]" w:storeItemID="{00000000-0000-0000-0000-000000000000}"/>
                             <w15:color w:val="808080"/>
                             <w:text/>
-                            <w:dataBinding w:prefixMappings="xmlns:ns0='urn:microsoft-dynamics-nav/reports/Quantity_Explosion_of_BOM/99000753/'" w:xpath="/ns0:NavWordReportXmlPart[1]/ns0:Item[1]/ns0:BOMLoop[1]/ns0:Integer[1]/ns0:BomCompLevelQty[1]"/>
                           </w:sdtPr>
                           <w:sdtContent>
                             <w:tc>
                               <w:tcPr>
-                                <w:tcW w:w="1710" w:type="dxa"/>
+                                <w:tcW w:w="814" w:type="pct"/>
                                 <w:vAlign w:val="center"/>
                               </w:tcPr>
                               <w:p>
                                 <w:pPr>
+                                  <w:pStyle w:val="BCNumber"/>
                                   <w:jc w:val="right"/>
-                                  <w:rPr>
-                                    <w:rFonts w:ascii="Segoe UI" w:hAnsi="Segoe UI" w:cs="Segoe UI"/>
-                                    <w:sz w:val="22"/>
-                                    <w:szCs w:val="22"/>
-                                  </w:rPr>
+                                  <w:cnfStyle w:val="000000010000" w:firstRow="0" w:lastRow="0" w:firstColumn="0" w:lastColumn="0" w:oddVBand="0" w:evenVBand="0" w:oddHBand="0" w:evenHBand="1" w:firstRowFirstColumn="0" w:firstRowLastColumn="0" w:lastRowFirstColumn="0" w:lastRowLastColumn="0"/>
                                 </w:pPr>
                                 <w:proofErr w:type="spellStart"/>
                                 <w:r>
-                                  <w:rPr>
-                                    <w:rFonts w:ascii="Segoe UI" w:hAnsi="Segoe UI" w:cs="Segoe UI"/>
-                                    <w:sz w:val="22"/>
-                                    <w:szCs w:val="22"/>
-                                  </w:rPr>
                                   <w:t>BomCompLevelQty</w:t>
                                 </w:r>
                                 <w:proofErr w:type="spellEnd"/>
@@ -937,42 +723,30 @@
                         </w:sdt>
                         <w:sdt>
                           <w:sdtPr>
-                            <w:rPr>
-                              <w:rFonts w:ascii="Segoe UI" w:hAnsi="Segoe UI" w:cs="Segoe UI"/>
-                              <w:sz w:val="22"/>
-                              <w:szCs w:val="22"/>
-                            </w:rPr>
+                            <w:rPr/>
                             <w:alias w:val="BomCompLevelUOMCode"/>
                             <w:tag w:val="#BC:InsertDataItem,DataItems/Item/BOMLoop/Integer/BomCompLevelUOMCode"/>
                             <w:id w:val="1345668706"/>
                             <w:placeholder>
                               <w:docPart w:val="87AE41C55E1A4F6E87C7987EFEDBFF08"/>
                             </w:placeholder>
+                            <w:dataBinding w:prefixMappings="&lt;xmlns:ns0='urn:microsoft-dynamics-nav/reports/Quantity_Explosion_of_BOM/99000753/' " w:xpath="/ns0:NavWordReportXmlPart[1]/ns0:Item[1]/ns0:BOMLoop[1]/ns0:Integer[1]/ns0:BomCompLevelUOMCode[1]" w:storeItemID="{00000000-0000-0000-0000-000000000000}"/>
                             <w15:color w:val="808080"/>
                             <w:text/>
-                            <w:dataBinding w:prefixMappings="xmlns:ns0='urn:microsoft-dynamics-nav/reports/Quantity_Explosion_of_BOM/99000753/'" w:xpath="/ns0:NavWordReportXmlPart[1]/ns0:Item[1]/ns0:BOMLoop[1]/ns0:Integer[1]/ns0:BomCompLevelUOMCode[1]"/>
                           </w:sdtPr>
                           <w:sdtContent>
                             <w:tc>
                               <w:tcPr>
-                                <w:tcW w:w="1777" w:type="dxa"/>
+                                <w:tcW w:w="846" w:type="pct"/>
                                 <w:vAlign w:val="center"/>
                               </w:tcPr>
                               <w:p>
                                 <w:pPr>
-                                  <w:rPr>
-                                    <w:rFonts w:ascii="Segoe UI" w:hAnsi="Segoe UI" w:cs="Segoe UI"/>
-                                    <w:sz w:val="22"/>
-                                    <w:szCs w:val="22"/>
-                                  </w:rPr>
+                                  <w:pStyle w:val="NoSpacing"/>
+                                  <w:cnfStyle w:val="000000010000" w:firstRow="0" w:lastRow="0" w:firstColumn="0" w:lastColumn="0" w:oddVBand="0" w:evenVBand="0" w:oddHBand="0" w:evenHBand="1" w:firstRowFirstColumn="0" w:firstRowLastColumn="0" w:lastRowFirstColumn="0" w:lastRowLastColumn="0"/>
                                 </w:pPr>
                                 <w:proofErr w:type="spellStart"/>
                                 <w:r>
-                                  <w:rPr>
-                                    <w:rFonts w:ascii="Segoe UI" w:hAnsi="Segoe UI" w:cs="Segoe UI"/>
-                                    <w:sz w:val="22"/>
-                                    <w:szCs w:val="22"/>
-                                  </w:rPr>
                                   <w:t>BomCompLevelUOMCode</w:t>
                                 </w:r>
                                 <w:proofErr w:type="spellEnd"/>
@@ -982,46 +756,31 @@
                         </w:sdt>
                         <w:sdt>
                           <w:sdtPr>
-                            <w:rPr>
-                              <w:rFonts w:ascii="Segoe UI" w:hAnsi="Segoe UI" w:cs="Segoe UI"/>
-                              <w:sz w:val="22"/>
-                              <w:szCs w:val="22"/>
-                            </w:rPr>
+                            <w:rPr/>
                             <w:alias w:val="BOMQty"/>
                             <w:tag w:val="#BC:InsertDataItem,DataItems/Item/BOMLoop/Integer/BOMQty"/>
                             <w:id w:val="-1857801389"/>
                             <w:placeholder>
                               <w:docPart w:val="87AE41C55E1A4F6E87C7987EFEDBFF08"/>
                             </w:placeholder>
+                            <w:dataBinding w:prefixMappings="&lt;xmlns:ns0='urn:microsoft-dynamics-nav/reports/Quantity_Explosion_of_BOM/99000753/' " w:xpath="/ns0:NavWordReportXmlPart[1]/ns0:Item[1]/ns0:BOMLoop[1]/ns0:Integer[1]/ns0:BOMQty[1]" w:storeItemID="{00000000-0000-0000-0000-000000000000}"/>
                             <w15:color w:val="808080"/>
                             <w:text/>
-                            <w:dataBinding w:prefixMappings="xmlns:ns0='urn:microsoft-dynamics-nav/reports/Quantity_Explosion_of_BOM/99000753/'" w:xpath="/ns0:NavWordReportXmlPart[1]/ns0:Item[1]/ns0:BOMLoop[1]/ns0:Integer[1]/ns0:BOMQty[1]"/>
                           </w:sdtPr>
                           <w:sdtContent>
                             <w:tc>
                               <w:tcPr>
-                                <w:tcW w:w="1701" w:type="dxa"/>
-                                <w:tcMar>
-                                  <w:right w:w="0" w:type="dxa"/>
-                                </w:tcMar>
+                                <w:tcW w:w="810" w:type="pct"/>
                                 <w:vAlign w:val="center"/>
                               </w:tcPr>
                               <w:p>
                                 <w:pPr>
+                                  <w:pStyle w:val="BCNumber"/>
                                   <w:jc w:val="right"/>
-                                  <w:rPr>
-                                    <w:rFonts w:ascii="Segoe UI" w:hAnsi="Segoe UI" w:cs="Segoe UI"/>
-                                    <w:sz w:val="22"/>
-                                    <w:szCs w:val="22"/>
-                                  </w:rPr>
+                                  <w:cnfStyle w:val="000000010000" w:firstRow="0" w:lastRow="0" w:firstColumn="0" w:lastColumn="0" w:oddVBand="0" w:evenVBand="0" w:oddHBand="0" w:evenHBand="1" w:firstRowFirstColumn="0" w:firstRowLastColumn="0" w:lastRowFirstColumn="0" w:lastRowLastColumn="0"/>
                                 </w:pPr>
                                 <w:proofErr w:type="spellStart"/>
                                 <w:r>
-                                  <w:rPr>
-                                    <w:rFonts w:ascii="Segoe UI" w:hAnsi="Segoe UI" w:cs="Segoe UI"/>
-                                    <w:sz w:val="22"/>
-                                    <w:szCs w:val="22"/>
-                                  </w:rPr>
                                   <w:t>BOMQty</w:t>
                                 </w:r>
                                 <w:proofErr w:type="spellEnd"/>
@@ -1036,24 +795,26 @@
               </w:sdt>
               <w:tr>
                 <w:trPr>
-                  <w:trHeight w:val="245" w:hRule="exact"/>
+                  <w:cnfStyle w:val="000000100000" w:firstRow="0" w:lastRow="0" w:firstColumn="0" w:lastColumn="0" w:oddVBand="0" w:evenVBand="0" w:oddHBand="1" w:evenHBand="0" w:firstRowFirstColumn="0" w:firstRowLastColumn="0" w:lastRowFirstColumn="0" w:lastRowLastColumn="0"/>
+                  <w:cantSplit/>
+                  <w:trHeight w:hRule="atLeast" w:val="80"/>
                 </w:trPr>
                 <w:tc>
                   <w:tcPr>
-                    <w:tcW w:w="10498" w:type="dxa"/>
+                    <w:cnfStyle w:val="001000000000" w:firstRow="0" w:lastRow="0" w:firstColumn="1" w:lastColumn="0" w:oddVBand="0" w:evenVBand="0" w:oddHBand="0" w:evenHBand="0" w:firstRowFirstColumn="0" w:firstRowLastColumn="0" w:lastRowFirstColumn="0" w:lastRowLastColumn="0"/>
+                    <w:tcW w:w="5000" w:type="pct"/>
                     <w:gridSpan w:val="6"/>
                     <w:tcBorders>
-                      <w:top w:val="single" w:color="F5F7F8" w:sz="4" w:space="0"/>
+                      <w:bottom w:val="single" w:sz="4" w:space="0" w:color="auto"/>
                     </w:tcBorders>
+                    <w:shd w:val="clear" w:color="auto" w:fill="auto"/>
                   </w:tcPr>
                   <w:p>
                     <w:pPr>
+                      <w:pStyle w:val="NoSpacing"/>
                       <w:pBdr>
-                        <w:top w:val="single" w:color="F5F7F8" w:sz="4" w:space="0"/>
+                        <w:top w:val="single" w:sz="4" w:space="0" w:color="F5F7F8"/>
                       </w:pBdr>
-                      <w:rPr>
-                        <w:sz w:val="22"/>
-                      </w:rPr>
                     </w:pPr>
                   </w:p>
                 </w:tc>
@@ -1064,20 +825,10 @@
       </w:sdt>
     </w:tbl>
     <w:p>
-      <w:pPr>
-        <w:rPr>
-          <w:sz w:val="22"/>
-          <w:szCs w:val="22"/>
-        </w:rPr>
-      </w:pPr>
+      <w:pPr/>
     </w:p>
     <w:p>
-      <w:pPr>
-        <w:rPr>
-          <w:sz w:val="22"/>
-          <w:szCs w:val="22"/>
-        </w:rPr>
-      </w:pPr>
+      <w:pPr/>
     </w:p>
     <w:sectPr>
       <w:headerReference w:type="even" r:id="rId8"/>
@@ -1629,6 +1380,7 @@
   <w:style w:type="character" w:default="1" w:styleId="DefaultParagraphFont">
     <w:name w:val="Default Paragraph Font"/>
     <w:uiPriority w:val="1"/>
+    <w:semiHidden/>
     <w:unhideWhenUsed/>
   </w:style>
   <w:style w:type="table" w:default="1" w:styleId="TableNormal">
@@ -1775,6 +1527,448 @@
     <w:link w:val="Footer"/>
     <w:uiPriority w:val="99"/>
     <w:rsid w:val="00BD5D4D"/>
+  </w:style>
+  <w:style w:type="table" w:customStyle="1" w:styleId="CLSequoiatablestyle021">
+    <w:name w:val="CL_Sequoia_table style021"/>
+    <w:basedOn w:val="ListTable1Light-Accent2"/>
+    <w:next w:val="ListTable1Light-Accent1"/>
+    <w:uiPriority w:val="46"/>
+    <w:rsid w:val="0065231D"/>
+    <w:rPr>
+      <w:rFonts w:ascii="Segoe UI" w:eastAsia="Aptos" w:hAnsi="Segoe UI"/>
+      <w:kern w:val="0"/>
+      <w:sz w:val="20"/>
+      <w:szCs w:val="20"/>
+      <w:lang w:val="en-US" w:eastAsia="ja-JP"/>
+      <w14:ligatures w14:val="none"/>
+    </w:rPr>
+    <w:tblPr/>
+    <w:tcPr>
+      <w:shd w:val="clear" w:color="auto" w:fill="auto"/>
+    </w:tcPr>
+    <w:tblStylePr w:type="firstRow">
+      <w:rPr>
+        <w:rFonts w:ascii="PMingLiU-ExtB" w:hAnsi="PMingLiU-ExtB"/>
+        <w:b w:val="0"/>
+        <w:bCs/>
+      </w:rPr>
+      <w:tblPr/>
+      <w:tcPr>
+        <w:tcBorders>
+          <w:bottom w:val="single" w:sz="4" w:space="0" w:color="EEF0F1"/>
+        </w:tcBorders>
+      </w:tcPr>
+    </w:tblStylePr>
+    <w:tblStylePr w:type="lastRow">
+      <w:rPr>
+        <w:rFonts w:ascii="Gadugi" w:hAnsi="Gadugi"/>
+        <w:b/>
+        <w:bCs/>
+      </w:rPr>
+      <w:tblPr/>
+      <w:tcPr>
+        <w:tcBorders>
+          <w:top w:val="single" w:sz="4" w:space="0" w:color="EEF0F1"/>
+        </w:tcBorders>
+      </w:tcPr>
+    </w:tblStylePr>
+    <w:tblStylePr w:type="firstCol">
+      <w:rPr>
+        <w:b w:val="0"/>
+        <w:bCs/>
+      </w:rPr>
+    </w:tblStylePr>
+    <w:tblStylePr w:type="lastCol">
+      <w:rPr>
+        <w:b/>
+        <w:bCs/>
+      </w:rPr>
+    </w:tblStylePr>
+    <w:tblStylePr w:type="band1Vert">
+      <w:tblPr/>
+      <w:tcPr>
+        <w:shd w:val="clear" w:color="auto" w:fill="F9FAFA"/>
+      </w:tcPr>
+    </w:tblStylePr>
+    <w:tblStylePr w:type="band1Horz">
+      <w:tblPr/>
+      <w:tcPr>
+        <w:shd w:val="clear" w:color="auto" w:fill="FFFFFF"/>
+      </w:tcPr>
+    </w:tblStylePr>
+    <w:tblStylePr w:type="band2Horz">
+      <w:tblPr/>
+      <w:tcPr>
+        <w:shd w:val="clear" w:color="auto" w:fill="E8E8E8" w:themeFill="background2"/>
+      </w:tcPr>
+    </w:tblStylePr>
+  </w:style>
+  <w:style w:type="table" w:styleId="ListTable1Light-Accent2">
+    <w:name w:val="List Table 1 Light Accent 2"/>
+    <w:basedOn w:val="TableNormal"/>
+    <w:uiPriority w:val="46"/>
+    <w:rsid w:val="0065231D"/>
+    <w:pPr>
+      <w:spacing w:after="0" w:line="240" w:lineRule="auto"/>
+    </w:pPr>
+    <w:tblPr>
+      <w:tblStyleRowBandSize w:val="1"/>
+      <w:tblStyleColBandSize w:val="1"/>
+    </w:tblPr>
+    <w:tblStylePr w:type="firstRow">
+      <w:rPr>
+        <w:b/>
+        <w:bCs/>
+      </w:rPr>
+      <w:tblPr/>
+      <w:tcPr>
+        <w:tcBorders>
+          <w:bottom w:val="single" w:sz="4" w:space="0" w:color="F1A983" w:themeColor="accent2" w:themeTint="99"/>
+        </w:tcBorders>
+      </w:tcPr>
+    </w:tblStylePr>
+    <w:tblStylePr w:type="lastRow">
+      <w:rPr>
+        <w:b/>
+        <w:bCs/>
+      </w:rPr>
+      <w:tblPr/>
+      <w:tcPr>
+        <w:tcBorders>
+          <w:top w:val="single" w:sz="4" w:space="0" w:color="F1A983" w:themeColor="accent2" w:themeTint="99"/>
+        </w:tcBorders>
+      </w:tcPr>
+    </w:tblStylePr>
+    <w:tblStylePr w:type="firstCol">
+      <w:rPr>
+        <w:b/>
+        <w:bCs/>
+      </w:rPr>
+    </w:tblStylePr>
+    <w:tblStylePr w:type="lastCol">
+      <w:rPr>
+        <w:b/>
+        <w:bCs/>
+      </w:rPr>
+    </w:tblStylePr>
+    <w:tblStylePr w:type="band1Vert">
+      <w:tblPr/>
+      <w:tcPr>
+        <w:shd w:val="clear" w:color="auto" w:fill="FAE2D5" w:themeFill="accent2" w:themeFillTint="33"/>
+      </w:tcPr>
+    </w:tblStylePr>
+    <w:tblStylePr w:type="band1Horz">
+      <w:tblPr/>
+      <w:tcPr>
+        <w:shd w:val="clear" w:color="auto" w:fill="FAE2D5" w:themeFill="accent2" w:themeFillTint="33"/>
+      </w:tcPr>
+    </w:tblStylePr>
+  </w:style>
+  <w:style w:type="table" w:styleId="ListTable1Light-Accent1">
+    <w:name w:val="List Table 1 Light Accent 1"/>
+    <w:basedOn w:val="TableNormal"/>
+    <w:uiPriority w:val="46"/>
+    <w:rsid w:val="0065231D"/>
+    <w:pPr>
+      <w:spacing w:after="0" w:line="240" w:lineRule="auto"/>
+    </w:pPr>
+    <w:tblPr>
+      <w:tblStyleRowBandSize w:val="1"/>
+      <w:tblStyleColBandSize w:val="1"/>
+    </w:tblPr>
+    <w:tblStylePr w:type="firstRow">
+      <w:rPr>
+        <w:b/>
+        <w:bCs/>
+      </w:rPr>
+      <w:tblPr/>
+      <w:tcPr>
+        <w:tcBorders>
+          <w:bottom w:val="single" w:sz="4" w:space="0" w:color="45B0E1" w:themeColor="accent1" w:themeTint="99"/>
+        </w:tcBorders>
+      </w:tcPr>
+    </w:tblStylePr>
+    <w:tblStylePr w:type="lastRow">
+      <w:rPr>
+        <w:b/>
+        <w:bCs/>
+      </w:rPr>
+      <w:tblPr/>
+      <w:tcPr>
+        <w:tcBorders>
+          <w:top w:val="single" w:sz="4" w:space="0" w:color="45B0E1" w:themeColor="accent1" w:themeTint="99"/>
+        </w:tcBorders>
+      </w:tcPr>
+    </w:tblStylePr>
+    <w:tblStylePr w:type="firstCol">
+      <w:rPr>
+        <w:b/>
+        <w:bCs/>
+      </w:rPr>
+    </w:tblStylePr>
+    <w:tblStylePr w:type="lastCol">
+      <w:rPr>
+        <w:b/>
+        <w:bCs/>
+      </w:rPr>
+    </w:tblStylePr>
+    <w:tblStylePr w:type="band1Vert">
+      <w:tblPr/>
+      <w:tcPr>
+        <w:shd w:val="clear" w:color="auto" w:fill="C1E4F5" w:themeFill="accent1" w:themeFillTint="33"/>
+      </w:tcPr>
+    </w:tblStylePr>
+    <w:tblStylePr w:type="band1Horz">
+      <w:tblPr/>
+      <w:tcPr>
+        <w:shd w:val="clear" w:color="auto" w:fill="C1E4F5" w:themeFill="accent1" w:themeFillTint="33"/>
+      </w:tcPr>
+    </w:tblStylePr>
+  </w:style>
+  <w:style w:type="paragraph" w:styleId="NoSpacing">
+    <w:name w:val="No Spacing"/>
+    <w:uiPriority w:val="1"/>
+    <w:qFormat/>
+    <w:rsid w:val="00416FC2"/>
+    <w:pPr>
+      <w:spacing w:after="0" w:line="240" w:lineRule="auto"/>
+    </w:pPr>
+    <w:rPr>
+      <w:rFonts w:asciiTheme="minorHAnsi" w:hAnsiTheme="minorHAnsi" w:eastAsiaTheme="minorHAnsi" w:cstheme="minorBidi"/>
+      <w:color w:val="242424" w:themeColor="text1"/>
+    </w:rPr>
+  </w:style>
+  <w:style w:type="paragraph" w:customStyle="1" w:styleId="BCNumber">
+    <w:name w:val="BC Number"/>
+    <w:basedOn w:val="NoSpacing"/>
+    <w:next w:val="Normal"/>
+    <w:uiPriority w:val="2"/>
+    <w:qFormat/>
+    <w:pPr>
+      <w:spacing w:before="0" w:after="0" w:line="240" w:lineRule="auto"/>
+    </w:pPr>
+    <w:rPr>
+      <w:rFonts w:asciiTheme="minorHAnsi" w:hAnsiTheme="minorHAnsi" w:eastAsiaTheme="minorHAnsi" w:cstheme="minorBidi"/>
+      <w:color w:val="242424" w:themeColor="text1"/>
+      <w14:numForm w14:val="tabular"/>
+      <w14:numSpacing w14:val="tabular"/>
+    </w:rPr>
+  </w:style>
+  <w:style w:type="paragraph" w:customStyle="1" w:styleId="BCLabel">
+    <w:name w:val="BC Label"/>
+    <w:basedOn w:val="NoSpacing"/>
+    <w:next w:val="Normal"/>
+    <w:uiPriority w:val="2"/>
+    <w:qFormat/>
+    <w:pPr>
+      <w:keepNext/>
+      <w:spacing w:before="0" w:after="0" w:line="240" w:lineRule="auto"/>
+    </w:pPr>
+    <w:rPr>
+      <w:rFonts w:asciiTheme="majorHAnsi" w:hAnsiTheme="majorHAnsi" w:eastAsiaTheme="majorEastAsia" w:cstheme="majorBidi"/>
+      <w:color w:val="242424" w:themeColor="text1"/>
+    </w:rPr>
+  </w:style>
+  <w:style w:type="paragraph" w:customStyle="1" w:styleId="BCLabelNumber">
+    <w:name w:val="BC Label Number"/>
+    <w:basedOn w:val="BCLabel"/>
+    <w:next w:val="Normal"/>
+    <w:uiPriority w:val="2"/>
+    <w:qFormat/>
+    <w:pPr>
+      <w:spacing w:before="0" w:after="0" w:line="240" w:lineRule="auto"/>
+    </w:pPr>
+    <w:rPr>
+      <w:rFonts w:asciiTheme="majorHAnsi" w:hAnsiTheme="majorHAnsi" w:eastAsiaTheme="majorEastAsia" w:cstheme="majorBidi"/>
+      <w:color w:val="242424" w:themeColor="text1"/>
+      <w14:numForm w14:val="tabular"/>
+      <w14:numSpacing w14:val="tabular"/>
+    </w:rPr>
+  </w:style>
+  <w:style w:type="table" w:customStyle="1" w:styleId="BCBlockTable">
+    <w:name w:val="BC Block Table"/>
+    <w:basedOn w:val="TableNormal"/>
+    <w:uiPriority w:val="99"/>
+    <w:qFormat/>
+    <w:pPr>
+      <w:spacing w:before="0" w:after="0" w:line="240" w:lineRule="auto"/>
+    </w:pPr>
+    <w:tblPr>
+      <w:tblStyleRowBandSize w:val="1"/>
+      <w:tblStyleColBandSize w:val="1"/>
+      <w:tblCellMar>
+        <w:top w:w="0" w:type="dxa"/>
+        <w:left w:w="0" w:type="dxa"/>
+        <w:bottom w:w="0" w:type="dxa"/>
+        <w:right w:w="0" w:type="dxa"/>
+      </w:tblCellMar>
+    </w:tblPr>
+    <w:tcPr>
+      <w:vAlign w:val="top"/>
+    </w:tcPr>
+    <w:tblStylePr w:type="firstRow">
+      <w:rPr>
+        <w:rFonts w:asciiTheme="majorHAnsi" w:hAnsiTheme="majorHAnsi" w:cstheme="majorBidi"/>
+      </w:rPr>
+      <w:tcPr>
+        <w:vAlign w:val="top"/>
+      </w:tcPr>
+    </w:tblStylePr>
+  </w:style>
+  <w:style w:type="table" w:customStyle="1" w:styleId="BCDataTable">
+    <w:name w:val="BC Data Table"/>
+    <w:basedOn w:val="TableNormal"/>
+    <w:uiPriority w:val="99"/>
+    <w:qFormat/>
+    <w:pPr>
+      <w:spacing w:before="0" w:after="0" w:line="240" w:lineRule="auto"/>
+    </w:pPr>
+    <w:tblPr>
+      <w:tblStyleRowBandSize w:val="1"/>
+      <w:tblStyleColBandSize w:val="1"/>
+      <w:tblCellMar>
+        <w:top w:w="0" w:type="dxa"/>
+        <w:left w:w="115" w:type="dxa"/>
+        <w:bottom w:w="0" w:type="dxa"/>
+        <w:right w:w="115" w:type="dxa"/>
+      </w:tblCellMar>
+    </w:tblPr>
+    <w:tcPr>
+      <w:vAlign w:val="center"/>
+    </w:tcPr>
+    <w:tblStylePr w:type="firstRow">
+      <w:pPr>
+        <w:spacing w:before="160" w:after="80"/>
+      </w:pPr>
+      <w:rPr>
+        <w:rFonts w:asciiTheme="majorHAnsi" w:hAnsiTheme="majorHAnsi" w:cstheme="majorBidi"/>
+      </w:rPr>
+      <w:tcPr>
+        <w:tcBorders>
+          <w:bottom w:val="single" w:sz="4" w:space="0" w:color="242424" w:themeColor="text1"/>
+        </w:tcBorders>
+        <w:vAlign w:val="top"/>
+      </w:tcPr>
+    </w:tblStylePr>
+    <w:tblStylePr w:type="lastRow">
+      <w:tcPr>
+        <w:tcBorders>
+          <w:bottom w:val="single" w:sz="4" w:space="0" w:color="F5F7F8" w:themeColor="background2"/>
+        </w:tcBorders>
+      </w:tcPr>
+    </w:tblStylePr>
+    <w:tblStylePr w:type="band1Horz">
+      <w:tcPr>
+        <w:shd w:val="clear" w:color="auto" w:fill="auto"/>
+      </w:tcPr>
+    </w:tblStylePr>
+    <w:tblStylePr w:type="band2Horz">
+      <w:tcPr>
+        <w:shd w:val="clear" w:color="auto" w:fill="CCE6E9" w:themeFill="accent2" w:themeFillTint="33"/>
+      </w:tcPr>
+    </w:tblStylePr>
+  </w:style>
+  <w:style w:type="table" w:customStyle="1" w:styleId="BCTotalsTable">
+    <w:name w:val="BC Totals Table"/>
+    <w:basedOn w:val="TableNormal"/>
+    <w:uiPriority w:val="99"/>
+    <w:qFormat/>
+    <w:pPr>
+      <w:spacing w:before="0" w:after="0" w:line="240" w:lineRule="auto"/>
+    </w:pPr>
+    <w:tblPr>
+      <w:tblStyleRowBandSize w:val="1"/>
+      <w:tblStyleColBandSize w:val="1"/>
+      <w:tblCellMar>
+        <w:top w:w="0" w:type="dxa"/>
+        <w:left w:w="115" w:type="dxa"/>
+        <w:bottom w:w="0" w:type="dxa"/>
+        <w:right w:w="115" w:type="dxa"/>
+      </w:tblCellMar>
+    </w:tblPr>
+    <w:tcPr>
+      <w:vAlign w:val="center"/>
+    </w:tcPr>
+    <w:tblStylePr w:type="lastRow">
+      <w:rPr>
+        <w:rFonts w:asciiTheme="majorHAnsi" w:hAnsiTheme="majorHAnsi" w:cstheme="majorBidi"/>
+      </w:rPr>
+      <w:tcPr>
+        <w:tcBorders>
+          <w:top w:val="single" w:sz="4" w:space="0" w:color="242424" w:themeColor="text1"/>
+          <w:bottom w:val="single" w:sz="8" w:space="0" w:color="242424" w:themeColor="text1"/>
+        </w:tcBorders>
+      </w:tcPr>
+    </w:tblStylePr>
+  </w:style>
+  <w:style w:type="table" w:customStyle="1" w:styleId="BCCalculationTable">
+    <w:name w:val="BC Calculation Table"/>
+    <w:basedOn w:val="TableNormal"/>
+    <w:uiPriority w:val="99"/>
+    <w:qFormat/>
+    <w:pPr>
+      <w:spacing w:before="0" w:after="0" w:line="240" w:lineRule="auto"/>
+    </w:pPr>
+    <w:tblPr>
+      <w:tblStyleRowBandSize w:val="1"/>
+      <w:tblStyleColBandSize w:val="1"/>
+      <w:tblCellMar>
+        <w:top w:w="58" w:type="dxa"/>
+        <w:left w:w="0" w:type="dxa"/>
+        <w:bottom w:w="58" w:type="dxa"/>
+        <w:right w:w="0" w:type="dxa"/>
+      </w:tblCellMar>
+    </w:tblPr>
+    <w:tcPr>
+      <w:vAlign w:val="center"/>
+    </w:tcPr>
+    <w:tblStylePr w:type="firstRow">
+      <w:rPr>
+        <w:rFonts w:asciiTheme="majorHAnsi" w:hAnsiTheme="majorHAnsi" w:cstheme="majorBidi"/>
+      </w:rPr>
+      <w:tcPr>
+        <w:vAlign w:val="bottom"/>
+      </w:tcPr>
+    </w:tblStylePr>
+    <w:tblStylePr w:type="lastRow">
+      <w:rPr>
+        <w:rFonts w:asciiTheme="majorHAnsi" w:hAnsiTheme="majorHAnsi" w:cstheme="majorBidi"/>
+      </w:rPr>
+      <w:tcPr>
+        <w:tcBorders>
+          <w:top w:val="single" w:sz="4" w:space="0" w:color="242424" w:themeColor="text1"/>
+        </w:tcBorders>
+      </w:tcPr>
+    </w:tblStylePr>
+  </w:style>
+  <w:style w:type="table" w:customStyle="1" w:styleId="BCSignatureTable">
+    <w:name w:val="BC Signature Table"/>
+    <w:basedOn w:val="TableNormal"/>
+    <w:uiPriority w:val="99"/>
+    <w:qFormat/>
+    <w:pPr>
+      <w:spacing w:before="0" w:after="0" w:line="240" w:lineRule="auto"/>
+    </w:pPr>
+    <w:tblPr>
+      <w:tblStyleRowBandSize w:val="1"/>
+      <w:tblStyleColBandSize w:val="1"/>
+      <w:tblCellMar>
+        <w:top w:w="0" w:type="dxa"/>
+        <w:left w:w="0" w:type="dxa"/>
+        <w:bottom w:w="0" w:type="dxa"/>
+        <w:right w:w="0" w:type="dxa"/>
+      </w:tblCellMar>
+    </w:tblPr>
+    <w:tcPr>
+      <w:vAlign w:val="top"/>
+    </w:tcPr>
+    <w:tblStylePr w:type="lastRow">
+      <w:tcPr>
+        <w:tcBorders>
+          <w:bottom w:val="single" w:sz="4" w:space="0" w:color="242424" w:themeColor="text1"/>
+        </w:tcBorders>
+      </w:tcPr>
+    </w:tblStylePr>
   </w:style>
 </w:styles>
 </file>
@@ -1956,6 +2150,32 @@
         </w:p>
       </w:docPartBody>
     </w:docPart>
+    <w:docPart>
+      <w:docPartPr>
+        <w:name w:val="DefaultPlaceholder_-1854013440"/>
+        <w:category>
+          <w:name w:val="General"/>
+          <w:gallery w:val="placeholder"/>
+        </w:category>
+        <w:types>
+          <w:type w:val="bbPlcHdr"/>
+        </w:types>
+        <w:behaviors>
+          <w:behavior w:val="content"/>
+        </w:behaviors>
+        <w:guid w:val="{6A5E6A3D-1D42-4058-A213-CABA613CB5EA}"/>
+      </w:docPartPr>
+      <w:docPartBody>
+        <w:p>
+          <w:r>
+            <w:rPr>
+              <w:rStyle w:val="PlaceholderText"/>
+            </w:rPr>
+            <w:t>Click or tap here to enter text.</w:t>
+          </w:r>
+        </w:p>
+      </w:docPartBody>
+    </w:docPart>
   </w:docParts>
 </w:glossaryDocument>
 </file>
@@ -1995,6 +2215,20 @@
     <w:pitch w:val="variable"/>
     <w:sig w:usb0="E4002EFF" w:usb1="C000E47F" w:usb2="00000009" w:usb3="00000000" w:csb0="000001FF" w:csb1="00000000"/>
   </w:font>
+  <w:font w:name="PMingLiU-ExtB">
+    <w:panose1 w:val="02020500000000000000"/>
+    <w:charset w:val="88"/>
+    <w:family w:val="roman"/>
+    <w:pitch w:val="variable"/>
+    <w:sig w:usb0="8000002F" w:usb1="0A080008" w:usb2="00000010" w:usb3="00000000" w:csb0="00100001" w:csb1="00000000"/>
+  </w:font>
+  <w:font w:name="Gadugi">
+    <w:panose1 w:val="020B0502040204020203"/>
+    <w:charset w:val="00"/>
+    <w:family w:val="swiss"/>
+    <w:pitch w:val="variable"/>
+    <w:sig w:usb0="80000003" w:usb1="02000000" w:usb2="00003000" w:usb3="00000000" w:csb0="00000001" w:csb1="00000000"/>
+  </w:font>
   <w:font w:name="Segoe UI Semibold">
     <w:panose1 w:val="020B0702040204020203"/>
     <w:charset w:val="00"/>
@@ -2017,6 +2251,7 @@
 <w:settings xmlns:mc="http://schemas.openxmlformats.org/markup-compatibility/2006" xmlns:o="urn:schemas-microsoft-com:office:office" xmlns:r="http://schemas.openxmlformats.org/officeDocument/2006/relationships" xmlns:m="http://schemas.openxmlformats.org/officeDocument/2006/math" xmlns:v="urn:schemas-microsoft-com:vml" xmlns:w10="urn:schemas-microsoft-com:office:word" xmlns:w="http://schemas.openxmlformats.org/wordprocessingml/2006/main" xmlns:w14="http://schemas.microsoft.com/office/word/2010/wordml" xmlns:w15="http://schemas.microsoft.com/office/word/2012/wordml" xmlns:w16cex="http://schemas.microsoft.com/office/word/2018/wordml/cex" xmlns:w16cid="http://schemas.microsoft.com/office/word/2016/wordml/cid" xmlns:w16="http://schemas.microsoft.com/office/word/2018/wordml" xmlns:w16du="http://schemas.microsoft.com/office/word/2023/wordml/word16du" xmlns:w16sdtdh="http://schemas.microsoft.com/office/word/2020/wordml/sdtdatahash" xmlns:w16sdtfl="http://schemas.microsoft.com/office/word/2024/wordml/sdtformatlock" xmlns:w16se="http://schemas.microsoft.com/office/word/2015/wordml/symex" xmlns:sl="http://schemas.openxmlformats.org/schemaLibrary/2006/main" mc:Ignorable="w14 w15 w16se w16cid w16 w16cex w16sdtdh w16sdtfl w16du">
   <w:view w:val="normal"/>
   <w:defaultTabStop w:val="720"/>
+  <w:hyphenationZone w:val="425"/>
   <w:characterSpacingControl w:val="doNotCompress"/>
   <w:compat>
     <w:useFELayout/>
@@ -2029,9 +2264,12 @@
   </w:compat>
   <w:rsids>
     <w:rsidRoot w:val="004B2460"/>
+    <w:rsid w:val="00011997"/>
     <w:rsid w:val="004A42EC"/>
     <w:rsid w:val="004B2460"/>
+    <w:rsid w:val="004C1BFD"/>
     <w:rsid w:val="008E7FCD"/>
+    <w:rsid w:val="00B23C48"/>
   </w:rsids>
   <m:mathPr>
     <m:mathFont m:val="Cambria Math"/>
@@ -2487,257 +2725,13 @@
     <w:basedOn w:val="DefaultParagraphFont"/>
     <w:uiPriority w:val="99"/>
     <w:semiHidden/>
-    <w:rsid w:val="004B2460"/>
+    <w:rsid w:val="00011997"/>
     <w:rPr>
       <w:color w:val="666666"/>
     </w:rPr>
   </w:style>
-  <w:style w:type="paragraph" w:customStyle="1" w:styleId="EEB43FA3B9364B21B9FAA11E81235680">
-    <w:name w:val="EEB43FA3B9364B21B9FAA11E81235680"/>
-    <w:rsid w:val="004B2460"/>
-  </w:style>
-  <w:style w:type="paragraph" w:customStyle="1" w:styleId="760A1E764688417AA99A84204657BC2C">
-    <w:name w:val="760A1E764688417AA99A84204657BC2C"/>
-    <w:rsid w:val="004B2460"/>
-  </w:style>
-  <w:style w:type="paragraph" w:customStyle="1" w:styleId="CC9F67A34CB4483FB0B3C2FB6610B03C">
-    <w:name w:val="CC9F67A34CB4483FB0B3C2FB6610B03C"/>
-    <w:rsid w:val="004B2460"/>
-  </w:style>
-  <w:style w:type="paragraph" w:customStyle="1" w:styleId="96A3B87458ED44C09D09ADAA1C1EA23B">
-    <w:name w:val="96A3B87458ED44C09D09ADAA1C1EA23B"/>
-    <w:rsid w:val="004B2460"/>
-  </w:style>
-  <w:style w:type="paragraph" w:customStyle="1" w:styleId="37F4664222BA486FBDA3F38FBA60A55A">
-    <w:name w:val="37F4664222BA486FBDA3F38FBA60A55A"/>
-    <w:rsid w:val="004B2460"/>
-  </w:style>
-  <w:style w:type="paragraph" w:customStyle="1" w:styleId="81DC3D5D9E2B4D759C87938DB30F2270">
-    <w:name w:val="81DC3D5D9E2B4D759C87938DB30F2270"/>
-    <w:rsid w:val="004B2460"/>
-  </w:style>
-  <w:style w:type="paragraph" w:customStyle="1" w:styleId="AC2CA1E23DEE415D870B2BA2B60ED84A">
-    <w:name w:val="AC2CA1E23DEE415D870B2BA2B60ED84A"/>
-    <w:rsid w:val="004B2460"/>
-  </w:style>
-  <w:style w:type="paragraph" w:customStyle="1" w:styleId="2422C293B86548A4A482B910F6863C67">
-    <w:name w:val="2422C293B86548A4A482B910F6863C67"/>
-    <w:rsid w:val="004B2460"/>
-  </w:style>
-  <w:style w:type="paragraph" w:customStyle="1" w:styleId="5742FA6B365544E3B9EF3A0847734B05">
-    <w:name w:val="5742FA6B365544E3B9EF3A0847734B05"/>
-    <w:rsid w:val="004B2460"/>
-  </w:style>
-  <w:style w:type="paragraph" w:customStyle="1" w:styleId="A6B379B687554404BCED3E471C965A27">
-    <w:name w:val="A6B379B687554404BCED3E471C965A27"/>
-    <w:rsid w:val="004B2460"/>
-  </w:style>
-  <w:style w:type="paragraph" w:customStyle="1" w:styleId="638DB775E12E478384C8AB8425D5C46A">
-    <w:name w:val="638DB775E12E478384C8AB8425D5C46A"/>
-    <w:rsid w:val="004B2460"/>
-  </w:style>
-  <w:style w:type="paragraph" w:customStyle="1" w:styleId="BF0B7498941047B897721649E4CD01AF">
-    <w:name w:val="BF0B7498941047B897721649E4CD01AF"/>
-    <w:rsid w:val="004B2460"/>
-  </w:style>
-  <w:style w:type="paragraph" w:customStyle="1" w:styleId="DB1A6E7ED80F47B3AEE23C1815AA647B">
-    <w:name w:val="DB1A6E7ED80F47B3AEE23C1815AA647B"/>
-    <w:rsid w:val="004B2460"/>
-  </w:style>
-  <w:style w:type="paragraph" w:customStyle="1" w:styleId="D28E6EA94B9543BF888C763ADCFB28F3">
-    <w:name w:val="D28E6EA94B9543BF888C763ADCFB28F3"/>
-    <w:rsid w:val="004B2460"/>
-  </w:style>
-  <w:style w:type="paragraph" w:customStyle="1" w:styleId="460208E9E1124BD5BEBDFC51EC2C31DB">
-    <w:name w:val="460208E9E1124BD5BEBDFC51EC2C31DB"/>
-    <w:rsid w:val="004B2460"/>
-  </w:style>
-  <w:style w:type="paragraph" w:customStyle="1" w:styleId="BB996436107E4BB3B8049CCF8EA8348D">
-    <w:name w:val="BB996436107E4BB3B8049CCF8EA8348D"/>
-    <w:rsid w:val="004B2460"/>
-  </w:style>
-  <w:style w:type="paragraph" w:customStyle="1" w:styleId="92B2451961E347878674FCBFE624C8AC">
-    <w:name w:val="92B2451961E347878674FCBFE624C8AC"/>
-    <w:rsid w:val="004B2460"/>
-  </w:style>
-  <w:style w:type="paragraph" w:customStyle="1" w:styleId="3BACE6D621314F9880AE929D4DADE7E8">
-    <w:name w:val="3BACE6D621314F9880AE929D4DADE7E8"/>
-    <w:rsid w:val="004B2460"/>
-  </w:style>
-  <w:style w:type="paragraph" w:customStyle="1" w:styleId="3DC50B2AB47E48CEB24EDC3D03D5D219">
-    <w:name w:val="3DC50B2AB47E48CEB24EDC3D03D5D219"/>
-    <w:rsid w:val="004B2460"/>
-  </w:style>
-  <w:style w:type="paragraph" w:customStyle="1" w:styleId="52D1D248C5584709B02C048E1C1F4AF6">
-    <w:name w:val="52D1D248C5584709B02C048E1C1F4AF6"/>
-    <w:rsid w:val="004B2460"/>
-  </w:style>
-  <w:style w:type="paragraph" w:customStyle="1" w:styleId="67185A0C6DA84B71B96C101F882D2CD9">
-    <w:name w:val="67185A0C6DA84B71B96C101F882D2CD9"/>
-    <w:rsid w:val="004B2460"/>
-  </w:style>
-  <w:style w:type="paragraph" w:customStyle="1" w:styleId="05A8B762037D4F788CFCC7FA7AFE28FF">
-    <w:name w:val="05A8B762037D4F788CFCC7FA7AFE28FF"/>
-    <w:rsid w:val="004B2460"/>
-  </w:style>
-  <w:style w:type="paragraph" w:customStyle="1" w:styleId="11DFF042FE1046CD9560C66CF5118DF2">
-    <w:name w:val="11DFF042FE1046CD9560C66CF5118DF2"/>
-    <w:rsid w:val="004B2460"/>
-  </w:style>
-  <w:style w:type="paragraph" w:customStyle="1" w:styleId="1C2FD456C5114A449FD8ECC7FA1686E8">
-    <w:name w:val="1C2FD456C5114A449FD8ECC7FA1686E8"/>
-    <w:rsid w:val="004B2460"/>
-  </w:style>
-  <w:style w:type="paragraph" w:customStyle="1" w:styleId="9108AA28BEB54F30AABC4AB1152189C2">
-    <w:name w:val="9108AA28BEB54F30AABC4AB1152189C2"/>
-    <w:rsid w:val="004B2460"/>
-  </w:style>
-  <w:style w:type="paragraph" w:customStyle="1" w:styleId="6BAE658BF20A48589C16BB409EEF90D1">
-    <w:name w:val="6BAE658BF20A48589C16BB409EEF90D1"/>
-    <w:rsid w:val="004B2460"/>
-  </w:style>
-  <w:style w:type="paragraph" w:customStyle="1" w:styleId="87F30B9450644F6894A4751DE4949908">
-    <w:name w:val="87F30B9450644F6894A4751DE4949908"/>
-    <w:rsid w:val="004B2460"/>
-  </w:style>
-  <w:style w:type="paragraph" w:customStyle="1" w:styleId="CEB56884B88942339CF4747D17E5B368">
-    <w:name w:val="CEB56884B88942339CF4747D17E5B368"/>
-    <w:rsid w:val="004B2460"/>
-  </w:style>
-  <w:style w:type="paragraph" w:customStyle="1" w:styleId="DCB9B3DD39854FFFABEC626477DAF051">
-    <w:name w:val="DCB9B3DD39854FFFABEC626477DAF051"/>
-    <w:rsid w:val="004B2460"/>
-  </w:style>
   <w:style w:type="paragraph" w:customStyle="1" w:styleId="F384291314F44D179D5A3FD255BCC635">
     <w:name w:val="F384291314F44D179D5A3FD255BCC635"/>
-    <w:rsid w:val="004B2460"/>
-  </w:style>
-  <w:style w:type="paragraph" w:customStyle="1" w:styleId="6C28C07030904F5B970E1E4205049F9B">
-    <w:name w:val="6C28C07030904F5B970E1E4205049F9B"/>
-    <w:rsid w:val="004B2460"/>
-  </w:style>
-  <w:style w:type="paragraph" w:customStyle="1" w:styleId="ACE5FD5E0477487CA32A38AD5CA6B0A0">
-    <w:name w:val="ACE5FD5E0477487CA32A38AD5CA6B0A0"/>
-    <w:rsid w:val="004B2460"/>
-  </w:style>
-  <w:style w:type="paragraph" w:customStyle="1" w:styleId="AF4A9E00EDA54B1E8043695D87ABCAEE">
-    <w:name w:val="AF4A9E00EDA54B1E8043695D87ABCAEE"/>
-    <w:rsid w:val="004B2460"/>
-  </w:style>
-  <w:style w:type="paragraph" w:customStyle="1" w:styleId="566E0F4FD44448DDB22FC011AFE79313">
-    <w:name w:val="566E0F4FD44448DDB22FC011AFE79313"/>
-    <w:rsid w:val="004B2460"/>
-  </w:style>
-  <w:style w:type="paragraph" w:customStyle="1" w:styleId="D550006E215B419C9A71896D7844C13C">
-    <w:name w:val="D550006E215B419C9A71896D7844C13C"/>
-    <w:rsid w:val="004B2460"/>
-  </w:style>
-  <w:style w:type="paragraph" w:customStyle="1" w:styleId="1890790B0013470184F646D9AC9858A7">
-    <w:name w:val="1890790B0013470184F646D9AC9858A7"/>
-    <w:rsid w:val="004B2460"/>
-  </w:style>
-  <w:style w:type="paragraph" w:customStyle="1" w:styleId="C5CA8BC5D4FB4E069DE18E2B260443C8">
-    <w:name w:val="C5CA8BC5D4FB4E069DE18E2B260443C8"/>
-    <w:rsid w:val="004B2460"/>
-  </w:style>
-  <w:style w:type="paragraph" w:customStyle="1" w:styleId="11BB65D5E5A64197B2514D172C1EA146">
-    <w:name w:val="11BB65D5E5A64197B2514D172C1EA146"/>
-    <w:rsid w:val="004B2460"/>
-  </w:style>
-  <w:style w:type="paragraph" w:customStyle="1" w:styleId="E3F63486E9204A1398E5718E454A630A">
-    <w:name w:val="E3F63486E9204A1398E5718E454A630A"/>
-    <w:rsid w:val="004B2460"/>
-  </w:style>
-  <w:style w:type="paragraph" w:customStyle="1" w:styleId="059711E961274ECA93026C09465E3C3C">
-    <w:name w:val="059711E961274ECA93026C09465E3C3C"/>
-    <w:rsid w:val="004B2460"/>
-  </w:style>
-  <w:style w:type="paragraph" w:customStyle="1" w:styleId="06B91733FC41485D92CAF164FCA0ADCB">
-    <w:name w:val="06B91733FC41485D92CAF164FCA0ADCB"/>
-    <w:rsid w:val="004B2460"/>
-  </w:style>
-  <w:style w:type="paragraph" w:customStyle="1" w:styleId="2AE8584EBC8D45DD92035DFEDFD09EEF">
-    <w:name w:val="2AE8584EBC8D45DD92035DFEDFD09EEF"/>
-    <w:rsid w:val="004B2460"/>
-  </w:style>
-  <w:style w:type="paragraph" w:customStyle="1" w:styleId="C2789BC7E3BA421187EA11550AD31B89">
-    <w:name w:val="C2789BC7E3BA421187EA11550AD31B89"/>
-    <w:rsid w:val="004B2460"/>
-  </w:style>
-  <w:style w:type="paragraph" w:customStyle="1" w:styleId="1E21B07C15484DBF85E1E94F96D3E753">
-    <w:name w:val="1E21B07C15484DBF85E1E94F96D3E753"/>
-    <w:rsid w:val="004B2460"/>
-  </w:style>
-  <w:style w:type="paragraph" w:customStyle="1" w:styleId="B90B0F2C1EFF429E82B5C3352BAC15B2">
-    <w:name w:val="B90B0F2C1EFF429E82B5C3352BAC15B2"/>
-    <w:rsid w:val="004B2460"/>
-  </w:style>
-  <w:style w:type="paragraph" w:customStyle="1" w:styleId="A3EC18A5B1044B2986CD0C780C3F1234">
-    <w:name w:val="A3EC18A5B1044B2986CD0C780C3F1234"/>
-    <w:rsid w:val="004B2460"/>
-  </w:style>
-  <w:style w:type="paragraph" w:customStyle="1" w:styleId="C82BE15F6C1243158D815795343449A8">
-    <w:name w:val="C82BE15F6C1243158D815795343449A8"/>
-    <w:rsid w:val="004B2460"/>
-  </w:style>
-  <w:style w:type="paragraph" w:customStyle="1" w:styleId="A826E305F3F344FCABAFD19FD117C34C">
-    <w:name w:val="A826E305F3F344FCABAFD19FD117C34C"/>
-    <w:rsid w:val="004B2460"/>
-  </w:style>
-  <w:style w:type="paragraph" w:customStyle="1" w:styleId="CD48ABEF4D654CD1AC848A1D58DF5F45">
-    <w:name w:val="CD48ABEF4D654CD1AC848A1D58DF5F45"/>
-    <w:rsid w:val="004B2460"/>
-  </w:style>
-  <w:style w:type="paragraph" w:customStyle="1" w:styleId="77EA88B8EBA64AB6AB76F69679892190">
-    <w:name w:val="77EA88B8EBA64AB6AB76F69679892190"/>
-    <w:rsid w:val="004B2460"/>
-  </w:style>
-  <w:style w:type="paragraph" w:customStyle="1" w:styleId="51C7C6F618DA450DA230217A3A179E06">
-    <w:name w:val="51C7C6F618DA450DA230217A3A179E06"/>
-    <w:rsid w:val="004B2460"/>
-  </w:style>
-  <w:style w:type="paragraph" w:customStyle="1" w:styleId="E20344ADF74D4890A25DF552542F285C">
-    <w:name w:val="E20344ADF74D4890A25DF552542F285C"/>
-    <w:rsid w:val="004B2460"/>
-  </w:style>
-  <w:style w:type="paragraph" w:customStyle="1" w:styleId="A089EE1E2F934BA9ACE90B8323DF3FD7">
-    <w:name w:val="A089EE1E2F934BA9ACE90B8323DF3FD7"/>
-    <w:rsid w:val="004B2460"/>
-  </w:style>
-  <w:style w:type="paragraph" w:customStyle="1" w:styleId="4CA41982F58147BD897B0CC0411F847F">
-    <w:name w:val="4CA41982F58147BD897B0CC0411F847F"/>
-    <w:rsid w:val="004B2460"/>
-  </w:style>
-  <w:style w:type="paragraph" w:customStyle="1" w:styleId="D83EC63B32D643F3BC8EFE708BE0F24C">
-    <w:name w:val="D83EC63B32D643F3BC8EFE708BE0F24C"/>
-    <w:rsid w:val="004B2460"/>
-  </w:style>
-  <w:style w:type="paragraph" w:customStyle="1" w:styleId="EFE560F36DCC42DDB268270B298F9A29">
-    <w:name w:val="EFE560F36DCC42DDB268270B298F9A29"/>
-    <w:rsid w:val="004B2460"/>
-  </w:style>
-  <w:style w:type="paragraph" w:customStyle="1" w:styleId="55A20F47548846329AE4D606484FF38B">
-    <w:name w:val="55A20F47548846329AE4D606484FF38B"/>
-    <w:rsid w:val="004B2460"/>
-  </w:style>
-  <w:style w:type="paragraph" w:customStyle="1" w:styleId="5022000C8CEF410DBE1E287EB9B4A9A0">
-    <w:name w:val="5022000C8CEF410DBE1E287EB9B4A9A0"/>
-    <w:rsid w:val="004B2460"/>
-  </w:style>
-  <w:style w:type="paragraph" w:customStyle="1" w:styleId="935CB0DD80014AD1943E8D2BD24C1BA0">
-    <w:name w:val="935CB0DD80014AD1943E8D2BD24C1BA0"/>
-    <w:rsid w:val="004B2460"/>
-  </w:style>
-  <w:style w:type="paragraph" w:customStyle="1" w:styleId="3CE314C36331480D893CC73C1C564FD8">
-    <w:name w:val="3CE314C36331480D893CC73C1C564FD8"/>
-    <w:rsid w:val="004B2460"/>
-  </w:style>
-  <w:style w:type="paragraph" w:customStyle="1" w:styleId="A33D1121F97A450A9630B7A1BB182288">
-    <w:name w:val="A33D1121F97A450A9630B7A1BB182288"/>
-    <w:rsid w:val="004B2460"/>
-  </w:style>
-  <w:style w:type="paragraph" w:customStyle="1" w:styleId="02D4AA1F7E1742EBA220DF5746A32430">
-    <w:name w:val="02D4AA1F7E1742EBA220DF5746A32430"/>
     <w:rsid w:val="004B2460"/>
   </w:style>
   <w:style w:type="paragraph" w:customStyle="1" w:styleId="3831612E58994C4BA07697652308FFE4">
@@ -3093,6 +3087,9 @@
   <wetp:taskpane dockstate="right" visibility="0" width="350" row="2">
     <wetp:webextensionref xmlns:r="http://schemas.openxmlformats.org/officeDocument/2006/relationships" r:id="rId2"/>
   </wetp:taskpane>
+  <wetp:taskpane dockstate="right" visibility="0" width="350" row="0">
+    <wetp:webextensionref xmlns:r="http://schemas.openxmlformats.org/officeDocument/2006/relationships" r:id="rId3"/>
+  </wetp:taskpane>
 </wetp:taskpanes>
 </file>
 
@@ -3122,7 +3119,19 @@
 </we:webextension>
 </file>
 
-<file path=customXml/item1.xml>��< ? x m l   v e r s i o n = " 1 . 0 "   e n c o d i n g = " u t f - 1 6 " ? > < N a v W o r d R e p o r t X m l P a r t   x m l n s = " u r n : m i c r o s o f t - d y n a m i c s - n a v / r e p o r t s / Q u a n t i t y _ E x p l o s i o n _ o f _ B O M / 9 9 0 0 0 7 5 3 / " > +<file path=word/webextensions/webextension3.xml><?xml version="1.0" encoding="utf-8"?>
+<we:webextension xmlns:we="http://schemas.microsoft.com/office/webextensions/webextension/2010/11" id="{11025223-3E19-437F-93E9-0DEA02DD9742}">
+  <we:reference id="wa200007356" version="2.0.0.1" store="en-US" storeType="OMEX"/>
+  <we:alternateReferences>
+    <we:reference id="WA200007356" version="2.0.0.1" store="WA200007356" storeType="OMEX"/>
+  </we:alternateReferences>
+  <we:properties/>
+  <we:bindings/>
+  <we:snapshot xmlns:r="http://schemas.openxmlformats.org/officeDocument/2006/relationships"/>
+</we:webextension>
+</file>
+
+<file path=customXml/item1.xml>��< ? x m l   v e r s i o n = " 1 . 0 "   e n c o d i n g = " u t f - 1 6 " ? > < N a v W o r d R e p o r t X m l P a r t   x m l n s = " u r n : m i c r o s o f t - d y n a m i c s - b u s i n e s s c e n t r a l / i n t e r n a l / e x t e n d e d / r e p o r t s / Q u a n t i t y _ E x p l o s i o n _ o f _ B O M / 9 9 0 0 0 7 5 3 / " >   
      < B C R e p o r t I n f o r m a t i o n >   
@@ -3190,105 +3199,107 @@
  
      < L a b e l s >   
-         < A b o u t T h e R e p o r t L a b e l > A b o u t T h e R e p o r t L a b e l < / A b o u t T h e R e p o r t L a b e l > - 
-         < B o m C o m p L e v e l D e s c C a p t i o n > B o m C o m p L e v e l D e s c C a p t i o n < / B o m C o m p L e v e l D e s c C a p t i o n > - 
-         < B o m C o m p L e v e l N o C a p t i o n > B o m C o m p L e v e l N o C a p t i o n < / B o m C o m p L e v e l N o C a p t i o n > - 
-         < B o m C o m p L e v e l Q t y C a p t i o n > B o m C o m p L e v e l Q t y C a p t i o n < / B o m C o m p L e v e l Q t y C a p t i o n > - 
-         < B o m C o m p L e v e l U O M C o d e C a p t i o n > B o m C o m p L e v e l U O M C o d e C a p t i o n < / B o m C o m p L e v e l U O M C o d e C a p t i o n > - 
-         < B O M Q t y C a p t > B O M Q t y C a p t < / B O M Q t y C a p t > - 
-         < B O M T o p L v l P r i n t > B O M T o p L v l P r i n t < / B O M T o p L v l P r i n t > - 
-         < C a l c u l a t i o n D a t e L a b e l > C a l c u l a t i o n D a t e L a b e l < / C a l c u l a t i o n D a t e L a b e l > - 
-         < C o m p a n y L a b e l > C o m p a n y L a b e l < / C o m p a n y L a b e l > - 
-         < D a t a R e t r i e v e d > D a t a R e t r i e v e d < / D a t a R e t r i e v e d > - 
-         < D e s c _ I t e m C a p t i o n > D e s c _ I t e m C a p t i o n < / D e s c _ I t e m C a p t i o n > - 
-         < D o c u m e n t a t i o n L a b e l > D o c u m e n t a t i o n L a b e l < / D o c u m e n t a t i o n L a b e l > - 
-         < E n v i r o n m e n t L a b e l > E n v i r o n m e n t L a b e l < / E n v i r o n m e n t L a b e l > - 
-         < I t e m D e s c > I t e m D e s c < / I t e m D e s c > - 
-         < I t e m N o > I t e m N o < / I t e m N o > - 
-         < L e v e l > L e v e l < / L e v e l > - 
-         < N o _ I t e m C a p t i o n > N o _ I t e m C a p t i o n < / N o _ I t e m C a p t i o n > - 
-         < Q t y E x p l o s i o n O f B O M A n a l y s i s > Q t y E x p l o s i o n O f B O M A n a l y s i s < / Q t y E x p l o s i o n O f B O M A n a l y s i s > - 
-         < Q t y E x p l o s i o n O f B O M A n a l y s i s L 1 > Q t y E x p l o s i o n O f B O M A n a l y s i s L 1 < / Q t y E x p l o s i o n O f B O M A n a l y s i s L 1 > - 
-         < Q t y E x p l o s i o n O f B O M P r i n t > Q t y E x p l o s i o n O f B O M P r i n t < / Q t y E x p l o s i o n O f B O M P r i n t > - 
-         < Q u a n t i t y E x p l o s i o n O f B O M > Q u a n t i t y E x p l o s i o n O f B O M < / Q u a n t i t y E x p l o s i o n O f B O M > - 
-         < R e p o r t N a m e L a b e l > R e p o r t N a m e L a b e l < / R e p o r t N a m e L a b e l > - 
-         < R u n O n L a b e l > R u n O n L a b e l < / R u n O n L a b e l > - 
-         < U s e r L a b e l > U s e r L a b e l < / U s e r L a b e l > +         < A b o u t T h e R e p o r t L a b e l   E l e m e n t T y p e = " P a r a m e t e r "   E l e m e n t I d = " 1 6 7 7 9 2 0 0 1 "   D a t a T y p e = " S t r i n g " > A b o u t T h e R e p o r t L a b e l < / A b o u t T h e R e p o r t L a b e l > + 
+         < B o m C o m p L e v e l D e s c C a p t i o n   E l e m e n t T y p e = " P a r a m e t e r "   E l e m e n t I d = " 1 7 7 5 8 3 5 8 6 7 "   D a t a T y p e = " S t r i n g " > B o m C o m p L e v e l D e s c C a p t i o n < / B o m C o m p L e v e l D e s c C a p t i o n > + 
+         < B o m C o m p L e v e l N o C a p t i o n   E l e m e n t T y p e = " P a r a m e t e r "   E l e m e n t I d = " 6 9 9 5 8 0 8 9 3 "   D a t a T y p e = " S t r i n g " > B o m C o m p L e v e l N o C a p t i o n < / B o m C o m p L e v e l N o C a p t i o n > + 
+         < B o m C o m p L e v e l Q t y C a p t i o n   E l e m e n t T y p e = " P a r a m e t e r "   E l e m e n t I d = " 1 3 1 2 7 2 0 1 7 0 "   D a t a T y p e = " S t r i n g " > B o m C o m p L e v e l Q t y C a p t i o n < / B o m C o m p L e v e l Q t y C a p t i o n > + 
+         < B o m C o m p L e v e l U O M C o d e C a p t i o n   E l e m e n t T y p e = " P a r a m e t e r "   E l e m e n t I d = " 7 4 6 8 4 8 7 5 2 "   D a t a T y p e = " S t r i n g " > B o m C o m p L e v e l U O M C o d e C a p t i o n < / B o m C o m p L e v e l U O M C o d e C a p t i o n > + 
+         < B O M Q t y C a p t   E l e m e n t T y p e = " P a r a m e t e r "   E l e m e n t I d = " 2 8 6 8 5 9 4 5 7 "   D a t a T y p e = " S t r i n g " > B O M Q t y C a p t < / B O M Q t y C a p t > + 
+         < B O M T o p L v l P r i n t   E l e m e n t T y p e = " P a r a m e t e r "   E l e m e n t I d = " 7 2 7 9 0 3 3 "   D a t a T y p e = " S t r i n g " > B O M T o p L v l P r i n t < / B O M T o p L v l P r i n t > + 
+         < C a l c u l a t i o n D a t e L a b e l   E l e m e n t T y p e = " P a r a m e t e r "   E l e m e n t I d = " 6 8 2 7 2 6 8 7 0 "   D a t a T y p e = " S t r i n g " > C a l c u l a t i o n D a t e L a b e l < / C a l c u l a t i o n D a t e L a b e l > + 
+         < C o m p a n y L a b e l   E l e m e n t T y p e = " P a r a m e t e r "   E l e m e n t I d = " 3 4 6 7 6 0 3 4 8 "   D a t a T y p e = " S t r i n g " > C o m p a n y L a b e l < / C o m p a n y L a b e l > + 
+         < D a t a R e t r i e v e d   E l e m e n t T y p e = " P a r a m e t e r "   E l e m e n t I d = " 2 9 1 9 1 1 8 0 7 "   D a t a T y p e = " S t r i n g " > D a t a R e t r i e v e d < / D a t a R e t r i e v e d > + 
+         < D e s c _ I t e m C a p t i o n   E l e m e n t T y p e = " P a r a m e t e r "   E l e m e n t I d = " 9 9 0 9 0 4 5 5 8 "   D a t a T y p e = " S t r i n g " > D e s c _ I t e m C a p t i o n < / D e s c _ I t e m C a p t i o n > + 
+         < D o c u m e n t a t i o n L a b e l   E l e m e n t T y p e = " P a r a m e t e r "   E l e m e n t I d = " 1 7 3 8 9 2 4 8 1 5 "   D a t a T y p e = " S t r i n g " > D o c u m e n t a t i o n L a b e l < / D o c u m e n t a t i o n L a b e l > + 
+         < E n v i r o n m e n t L a b e l   E l e m e n t T y p e = " P a r a m e t e r "   E l e m e n t I d = " 8 1 8 8 1 6 5 9 0 "   D a t a T y p e = " S t r i n g " > E n v i r o n m e n t L a b e l < / E n v i r o n m e n t L a b e l > + 
+         < I t e m D e s c   E l e m e n t T y p e = " P a r a m e t e r "   E l e m e n t I d = " 6 8 9 3 4 1 9 5 9 "   D a t a T y p e = " S t r i n g " > I t e m D e s c < / I t e m D e s c > + 
+         < I t e m N o   E l e m e n t T y p e = " P a r a m e t e r "   E l e m e n t I d = " 1 8 1 4 6 8 1 6 3 1 "   D a t a T y p e = " S t r i n g " > I t e m N o < / I t e m N o > + 
+         < L e v e l   E l e m e n t T y p e = " P a r a m e t e r "   E l e m e n t I d = " 3 5 8 0 8 3 4 2 9 "   D a t a T y p e = " S t r i n g " > L e v e l < / L e v e l > + 
+         < N o _ I t e m C a p t i o n   E l e m e n t T y p e = " P a r a m e t e r "   E l e m e n t I d = " 1 5 4 7 7 6 9 6 5 4 "   D a t a T y p e = " S t r i n g " > N o _ I t e m C a p t i o n < / N o _ I t e m C a p t i o n > + 
+         < Q t y E x p l o s i o n O f B O M A n a l y s i s   E l e m e n t T y p e = " P a r a m e t e r "   E l e m e n t I d = " 1 3 6 4 3 6 6 3 6 7 "   D a t a T y p e = " S t r i n g " > Q t y E x p l o s i o n O f B O M A n a l y s i s < / Q t y E x p l o s i o n O f B O M A n a l y s i s > + 
+         < Q t y E x p l o s i o n O f B O M A n a l y s i s L 1   E l e m e n t T y p e = " P a r a m e t e r "   E l e m e n t I d = " 5 6 5 4 9 3 7 0 6 "   D a t a T y p e = " S t r i n g " > Q t y E x p l o s i o n O f B O M A n a l y s i s L 1 < / Q t y E x p l o s i o n O f B O M A n a l y s i s L 1 > + 
+         < Q t y E x p l o s i o n O f B O M P r i n t   E l e m e n t T y p e = " P a r a m e t e r "   E l e m e n t I d = " 1 1 3 6 1 3 5 0 3 6 "   D a t a T y p e = " S t r i n g " > Q t y E x p l o s i o n O f B O M P r i n t < / Q t y E x p l o s i o n O f B O M P r i n t > + 
+         < Q u a n t i t y E x p l o s i o n O f B O M   E l e m e n t T y p e = " P a r a m e t e r "   E l e m e n t I d = " 1 8 9 4 1 9 7 8 7 8 "   D a t a T y p e = " S t r i n g " > Q u a n t i t y E x p l o s i o n O f B O M < / Q u a n t i t y E x p l o s i o n O f B O M > + 
+         < R e p o r t N a m e L a b e l   E l e m e n t T y p e = " P a r a m e t e r "   E l e m e n t I d = " 1 0 2 2 2 9 2 9 8 2 "   D a t a T y p e = " S t r i n g " > R e p o r t N a m e L a b e l < / R e p o r t N a m e L a b e l > + 
+         < R u n O n L a b e l   E l e m e n t T y p e = " P a r a m e t e r "   E l e m e n t I d = " 1 1 1 9 0 3 7 5 9 5 "   D a t a T y p e = " S t r i n g " > R u n O n L a b e l < / R u n O n L a b e l > + 
+         < U s e r L a b e l   E l e m e n t T y p e = " P a r a m e t e r "   E l e m e n t I d = " 8 4 8 8 1 6 7 9 4 "   D a t a T y p e = " S t r i n g " > U s e r L a b e l < / U s e r L a b e l >   
      < / L a b e l s >   
-     < I t e m > - 
-         < A s O f C a l c D a t e > A s O f C a l c D a t e < / A s O f C a l c D a t e > - 
-         < B o m C o m p L e v e l D e s c C a p t > B o m C o m p L e v e l D e s c C a p t < / B o m C o m p L e v e l D e s c C a p t > - 
-         < B o m C o m p L e v e l N o C a p t > B o m C o m p L e v e l N o C a p t < / B o m C o m p L e v e l N o C a p t > - 
-         < B o m C o m p L e v e l Q t y C a p t > B o m C o m p L e v e l Q t y C a p t < / B o m C o m p L e v e l Q t y C a p t > - 
-         < B o m C o m p L e v e l U O M C o d e C a p t > B o m C o m p L e v e l U O M C o d e C a p t < / B o m C o m p L e v e l U O M C o d e C a p t > - 
-         < B O M Q t y C a p t i o n > B O M Q t y C a p t i o n < / B O M Q t y C a p t i o n > - 
-         < C o m p a n y N a m e > C o m p a n y N a m e < / C o m p a n y N a m e > - 
-         < C u r r R e p o r t P a g e N o C a p t > C u r r R e p o r t P a g e N o C a p t < / C u r r R e p o r t P a g e N o C a p t > - 
-         < D e s c _ I t e m > D e s c _ I t e m < / D e s c _ I t e m > - 
-         < I t e m F i l t e r > I t e m F i l t e r < / I t e m F i l t e r > - 
-         < I t e m T a b l e C a p t i o n F i l t e r > I t e m T a b l e C a p t i o n F i l t e r < / I t e m T a b l e C a p t i o n F i l t e r > - 
-         < L e v e l C a p t > L e v e l C a p t < / L e v e l C a p t > - 
-         < N o _ I t e m > N o _ I t e m < / N o _ I t e m > - 
-         < Q t y E x p l o s i o n o f B O M C a p t > Q t y E x p l o s i o n o f B O M C a p t < / Q t y E x p l o s i o n o f B O M C a p t > - 
-         < T o d a y F o r m a t t e d > T o d a y F o r m a t t e d < / T o d a y F o r m a t t e d > - 
-         < B O M L o o p > - 
-             < I n t e g e r > - 
-                 < B o m C o m p L e v e l D e s c > B o m C o m p L e v e l D e s c < / B o m C o m p L e v e l D e s c > - 
-                 < B o m C o m p L e v e l N o > B o m C o m p L e v e l N o < / B o m C o m p L e v e l N o > - 
-                 < B o m C o m p L e v e l Q t y > B o m C o m p L e v e l Q t y < / B o m C o m p L e v e l Q t y > - 
-                 < B o m C o m p L e v e l U O M C o d e > B o m C o m p L e v e l U O M C o d e < / B o m C o m p L e v e l U O M C o d e > - 
-                 < B O M Q t y > B O M Q t y < / B O M Q t y > - 
-                 < F o r m a t L e v e l > F o r m a t L e v e l < / F o r m a t L e v e l > - 
-                 < I n d e n t L e v e l > I n d e n t L e v e l < / I n d e n t L e v e l > +     < T o o l t i p s / > + 
+     < I t e m   E l e m e n t T y p e = " D a t a I t e m "   E l e m e n t I d = " 1 1 2 8 8 3 0 2 4 8 " > + 
+         < A s O f C a l c D a t e   E l e m e n t T y p e = " C o l u m n "   E l e m e n t I d = " 5 6 8 5 3 8 1 9 3 "   D a t a T y p e = " S t r i n g " > A s O f C a l c D a t e < / A s O f C a l c D a t e > + 
+         < B o m C o m p L e v e l D e s c C a p t   E l e m e n t T y p e = " C o l u m n "   E l e m e n t I d = " 6 0 1 1 9 7 3 5 5 "   D a t a T y p e = " T e x t C o n s t " > B o m C o m p L e v e l D e s c C a p t < / B o m C o m p L e v e l D e s c C a p t > + 
+         < B o m C o m p L e v e l N o C a p t   E l e m e n t T y p e = " C o l u m n "   E l e m e n t I d = " 1 3 8 6 3 6 1 5 3 3 "   D a t a T y p e = " T e x t C o n s t " > B o m C o m p L e v e l N o C a p t < / B o m C o m p L e v e l N o C a p t > + 
+         < B o m C o m p L e v e l Q t y C a p t   E l e m e n t T y p e = " C o l u m n "   E l e m e n t I d = " 2 9 2 9 5 0 3 4 4 "   D a t a T y p e = " T e x t C o n s t " > B o m C o m p L e v e l Q t y C a p t < / B o m C o m p L e v e l Q t y C a p t > + 
+         < B o m C o m p L e v e l U O M C o d e C a p t   E l e m e n t T y p e = " C o l u m n "   E l e m e n t I d = " 7 3 5 3 6 7 6 5 0 "   D a t a T y p e = " T e x t C o n s t " > B o m C o m p L e v e l U O M C o d e C a p t < / B o m C o m p L e v e l U O M C o d e C a p t > + 
+         < B O M Q t y C a p t i o n   E l e m e n t T y p e = " C o l u m n "   E l e m e n t I d = " 7 7 8 6 6 2 9 9 9 "   D a t a T y p e = " T e x t C o n s t " > B O M Q t y C a p t i o n < / B O M Q t y C a p t i o n > + 
+         < C o m p a n y N a m e   E l e m e n t T y p e = " C o l u m n "   E l e m e n t I d = " 1 5 9 5 4 7 7 3 9 5 "   D a t a T y p e = " S t r i n g " > C o m p a n y N a m e < / C o m p a n y N a m e > + 
+         < C u r r R e p o r t P a g e N o C a p t   E l e m e n t T y p e = " C o l u m n "   E l e m e n t I d = " 6 8 6 2 9 9 2 1 "   D a t a T y p e = " T e x t C o n s t " > C u r r R e p o r t P a g e N o C a p t < / C u r r R e p o r t P a g e N o C a p t > + 
+         < D e s c _ I t e m   E l e m e n t T y p e = " C o l u m n "   E l e m e n t I d = " 9 9 0 9 0 4 5 5 8 "   D a t a T y p e = " T e x t " > D e s c _ I t e m < / D e s c _ I t e m > + 
+         < I t e m F i l t e r   E l e m e n t T y p e = " C o l u m n "   E l e m e n t I d = " 5 9 3 7 9 7 3 7 6 "   D a t a T y p e = " T e x t " > I t e m F i l t e r < / I t e m F i l t e r > + 
+         < I t e m T a b l e C a p t i o n F i l t e r   E l e m e n t T y p e = " C o l u m n "   E l e m e n t I d = " 1 0 6 9 5 5 1 8 3 2 "   D a t a T y p e = " S t r i n g " > I t e m T a b l e C a p t i o n F i l t e r < / I t e m T a b l e C a p t i o n F i l t e r > + 
+         < L e v e l C a p t   E l e m e n t T y p e = " C o l u m n "   E l e m e n t I d = " 1 7 0 6 0 8 6 2 5 1 "   D a t a T y p e = " T e x t C o n s t " > L e v e l C a p t < / L e v e l C a p t > + 
+         < N o _ I t e m   E l e m e n t T y p e = " C o l u m n "   E l e m e n t I d = " 1 5 4 7 7 6 9 6 5 4 "   D a t a T y p e = " C o d e " > N o _ I t e m < / N o _ I t e m > + 
+         < Q t y E x p l o s i o n o f B O M C a p t   E l e m e n t T y p e = " C o l u m n "   E l e m e n t I d = " 1 2 0 3 9 6 9 3 2 5 "   D a t a T y p e = " T e x t C o n s t " > Q t y E x p l o s i o n o f B O M C a p t < / Q t y E x p l o s i o n o f B O M C a p t > + 
+         < T o d a y F o r m a t t e d   E l e m e n t T y p e = " C o l u m n "   E l e m e n t I d = " 2 7 0 4 5 1 4 0 "   D a t a T y p e = " S t r i n g " > T o d a y F o r m a t t e d < / T o d a y F o r m a t t e d > + 
+         < B O M L o o p   E l e m e n t T y p e = " D a t a I t e m "   E l e m e n t I d = " 1 9 4 5 9 6 8 6 4 1 " > + 
+             < I n t e g e r   E l e m e n t T y p e = " D a t a I t e m "   E l e m e n t I d = " 1 7 3 5 6 9 8 6 1 9 " > + 
+                 < B o m C o m p L e v e l D e s c   E l e m e n t T y p e = " C o l u m n "   E l e m e n t I d = " 1 7 7 5 8 3 5 8 6 7 "   D a t a T y p e = " T e x t " > B o m C o m p L e v e l D e s c < / B o m C o m p L e v e l D e s c > + 
+                 < B o m C o m p L e v e l N o   E l e m e n t T y p e = " C o l u m n "   E l e m e n t I d = " 6 9 9 5 8 0 8 9 3 "   D a t a T y p e = " C o d e " > B o m C o m p L e v e l N o < / B o m C o m p L e v e l N o > + 
+                 < B o m C o m p L e v e l Q t y   E l e m e n t T y p e = " C o l u m n "   E l e m e n t I d = " 1 3 1 2 7 2 0 1 7 0 "   D a t a T y p e = " D e c i m a l " > B o m C o m p L e v e l Q t y < / B o m C o m p L e v e l Q t y > + 
+                 < B o m C o m p L e v e l U O M C o d e   E l e m e n t T y p e = " C o l u m n "   E l e m e n t I d = " 7 4 6 8 4 8 7 5 2 "   D a t a T y p e = " C o d e " > B o m C o m p L e v e l U O M C o d e < / B o m C o m p L e v e l U O M C o d e > + 
+                 < B O M Q t y   E l e m e n t T y p e = " C o l u m n "   E l e m e n t I d = " 1 9 5 2 8 8 5 9 5 1 "   D a t a T y p e = " D e c i m a l " > B O M Q t y < / B O M Q t y > + 
+                 < F o r m a t L e v e l   E l e m e n t T y p e = " C o l u m n "   E l e m e n t I d = " 9 1 1 6 9 4 1 4 4 "   D a t a T y p e = " S t r i n g " > F o r m a t L e v e l < / F o r m a t L e v e l > + 
+                 < I n d e n t L e v e l   E l e m e n t T y p e = " C o l u m n "   E l e m e n t I d = " 1 4 7 6 4 5 5 0 5 7 "   D a t a T y p e = " T e x t " > I n d e n t L e v e l < / I n d e n t L e v e l >   
              < / I n t e g e r >   
@@ -3299,7 +3310,7 @@
  < / N a v W o r d R e p o r t X m l P a r t > 
 </file>
 
-<file path=customXml/item2.xml>��< ? x m l   v e r s i o n = " 1 . 0 "   e n c o d i n g = " u t f - 1 6 " ? > < N a v W o r d R e p o r t X m l P a r t   x m l n s = " u r n : m i c r o s o f t - d y n a m i c s - b u s i n e s s c e n t r a l / i n t e r n a l / e x t e n d e d / r e p o r t s / Q u a n t i t y _ E x p l o s i o n _ o f _ B O M / 9 9 0 0 0 7 5 3 / " > +<file path=customXml/item2.xml>��< ? x m l   v e r s i o n = " 1 . 0 "   e n c o d i n g = " u t f - 1 6 " ? > < N a v W o r d R e p o r t X m l P a r t   x m l n s = " u r n : m i c r o s o f t - d y n a m i c s - n a v / r e p o r t s / Q u a n t i t y _ E x p l o s i o n _ o f _ B O M / 9 9 0 0 0 7 5 3 / " >   
      < B C R e p o r t I n f o r m a t i o n >   
@@ -3367,107 +3378,105 @@
  
      < L a b e l s >   
-         < A b o u t T h e R e p o r t L a b e l   E l e m e n t T y p e = " P a r a m e t e r "   E l e m e n t I d = " 1 6 7 7 9 2 0 0 1 "   D a t a T y p e = " S t r i n g " > A b o u t T h e R e p o r t L a b e l < / A b o u t T h e R e p o r t L a b e l > - 
-         < B o m C o m p L e v e l D e s c C a p t i o n   E l e m e n t T y p e = " P a r a m e t e r "   E l e m e n t I d = " 1 7 7 5 8 3 5 8 6 7 "   D a t a T y p e = " S t r i n g " > B o m C o m p L e v e l D e s c C a p t i o n < / B o m C o m p L e v e l D e s c C a p t i o n > - 
-         < B o m C o m p L e v e l N o C a p t i o n   E l e m e n t T y p e = " P a r a m e t e r "   E l e m e n t I d = " 6 9 9 5 8 0 8 9 3 "   D a t a T y p e = " S t r i n g " > B o m C o m p L e v e l N o C a p t i o n < / B o m C o m p L e v e l N o C a p t i o n > - 
-         < B o m C o m p L e v e l Q t y C a p t i o n   E l e m e n t T y p e = " P a r a m e t e r "   E l e m e n t I d = " 1 3 1 2 7 2 0 1 7 0 "   D a t a T y p e = " S t r i n g " > B o m C o m p L e v e l Q t y C a p t i o n < / B o m C o m p L e v e l Q t y C a p t i o n > - 
-         < B o m C o m p L e v e l U O M C o d e C a p t i o n   E l e m e n t T y p e = " P a r a m e t e r "   E l e m e n t I d = " 7 4 6 8 4 8 7 5 2 "   D a t a T y p e = " S t r i n g " > B o m C o m p L e v e l U O M C o d e C a p t i o n < / B o m C o m p L e v e l U O M C o d e C a p t i o n > - 
-         < B O M Q t y C a p t   E l e m e n t T y p e = " P a r a m e t e r "   E l e m e n t I d = " 2 8 6 8 5 9 4 5 7 "   D a t a T y p e = " S t r i n g " > B O M Q t y C a p t < / B O M Q t y C a p t > - 
-         < B O M T o p L v l P r i n t   E l e m e n t T y p e = " P a r a m e t e r "   E l e m e n t I d = " 7 2 7 9 0 3 3 "   D a t a T y p e = " S t r i n g " > B O M T o p L v l P r i n t < / B O M T o p L v l P r i n t > - 
-         < C a l c u l a t i o n D a t e L a b e l   E l e m e n t T y p e = " P a r a m e t e r "   E l e m e n t I d = " 6 8 2 7 2 6 8 7 0 "   D a t a T y p e = " S t r i n g " > C a l c u l a t i o n D a t e L a b e l < / C a l c u l a t i o n D a t e L a b e l > - 
-         < C o m p a n y L a b e l   E l e m e n t T y p e = " P a r a m e t e r "   E l e m e n t I d = " 3 4 6 7 6 0 3 4 8 "   D a t a T y p e = " S t r i n g " > C o m p a n y L a b e l < / C o m p a n y L a b e l > - 
-         < D a t a R e t r i e v e d   E l e m e n t T y p e = " P a r a m e t e r "   E l e m e n t I d = " 2 9 1 9 1 1 8 0 7 "   D a t a T y p e = " S t r i n g " > D a t a R e t r i e v e d < / D a t a R e t r i e v e d > - 
-         < D e s c _ I t e m C a p t i o n   E l e m e n t T y p e = " P a r a m e t e r "   E l e m e n t I d = " 9 9 0 9 0 4 5 5 8 "   D a t a T y p e = " S t r i n g " > D e s c _ I t e m C a p t i o n < / D e s c _ I t e m C a p t i o n > - 
-         < D o c u m e n t a t i o n L a b e l   E l e m e n t T y p e = " P a r a m e t e r "   E l e m e n t I d = " 1 7 3 8 9 2 4 8 1 5 "   D a t a T y p e = " S t r i n g " > D o c u m e n t a t i o n L a b e l < / D o c u m e n t a t i o n L a b e l > - 
-         < E n v i r o n m e n t L a b e l   E l e m e n t T y p e = " P a r a m e t e r "   E l e m e n t I d = " 8 1 8 8 1 6 5 9 0 "   D a t a T y p e = " S t r i n g " > E n v i r o n m e n t L a b e l < / E n v i r o n m e n t L a b e l > - 
-         < I t e m D e s c   E l e m e n t T y p e = " P a r a m e t e r "   E l e m e n t I d = " 6 8 9 3 4 1 9 5 9 "   D a t a T y p e = " S t r i n g " > I t e m D e s c < / I t e m D e s c > - 
-         < I t e m N o   E l e m e n t T y p e = " P a r a m e t e r "   E l e m e n t I d = " 1 8 1 4 6 8 1 6 3 1 "   D a t a T y p e = " S t r i n g " > I t e m N o < / I t e m N o > - 
-         < L e v e l   E l e m e n t T y p e = " P a r a m e t e r "   E l e m e n t I d = " 3 5 8 0 8 3 4 2 9 "   D a t a T y p e = " S t r i n g " > L e v e l < / L e v e l > - 
-         < N o _ I t e m C a p t i o n   E l e m e n t T y p e = " P a r a m e t e r "   E l e m e n t I d = " 1 5 4 7 7 6 9 6 5 4 "   D a t a T y p e = " S t r i n g " > N o _ I t e m C a p t i o n < / N o _ I t e m C a p t i o n > - 
-         < Q t y E x p l o s i o n O f B O M A n a l y s i s   E l e m e n t T y p e = " P a r a m e t e r "   E l e m e n t I d = " 1 3 6 4 3 6 6 3 6 7 "   D a t a T y p e = " S t r i n g " > Q t y E x p l o s i o n O f B O M A n a l y s i s < / Q t y E x p l o s i o n O f B O M A n a l y s i s > - 
-         < Q t y E x p l o s i o n O f B O M A n a l y s i s L 1   E l e m e n t T y p e = " P a r a m e t e r "   E l e m e n t I d = " 5 6 5 4 9 3 7 0 6 "   D a t a T y p e = " S t r i n g " > Q t y E x p l o s i o n O f B O M A n a l y s i s L 1 < / Q t y E x p l o s i o n O f B O M A n a l y s i s L 1 > - 
-         < Q t y E x p l o s i o n O f B O M P r i n t   E l e m e n t T y p e = " P a r a m e t e r "   E l e m e n t I d = " 1 1 3 6 1 3 5 0 3 6 "   D a t a T y p e = " S t r i n g " > Q t y E x p l o s i o n O f B O M P r i n t < / Q t y E x p l o s i o n O f B O M P r i n t > - 
-         < Q u a n t i t y E x p l o s i o n O f B O M   E l e m e n t T y p e = " P a r a m e t e r "   E l e m e n t I d = " 1 8 9 4 1 9 7 8 7 8 "   D a t a T y p e = " S t r i n g " > Q u a n t i t y E x p l o s i o n O f B O M < / Q u a n t i t y E x p l o s i o n O f B O M > - 
-         < R e p o r t N a m e L a b e l   E l e m e n t T y p e = " P a r a m e t e r "   E l e m e n t I d = " 1 0 2 2 2 9 2 9 8 2 "   D a t a T y p e = " S t r i n g " > R e p o r t N a m e L a b e l < / R e p o r t N a m e L a b e l > - 
-         < R u n O n L a b e l   E l e m e n t T y p e = " P a r a m e t e r "   E l e m e n t I d = " 1 1 1 9 0 3 7 5 9 5 "   D a t a T y p e = " S t r i n g " > R u n O n L a b e l < / R u n O n L a b e l > - 
-         < U s e r L a b e l   E l e m e n t T y p e = " P a r a m e t e r "   E l e m e n t I d = " 8 4 8 8 1 6 7 9 4 "   D a t a T y p e = " S t r i n g " > U s e r L a b e l < / U s e r L a b e l > +         < A b o u t T h e R e p o r t L a b e l > A b o u t T h e R e p o r t L a b e l < / A b o u t T h e R e p o r t L a b e l > + 
+         < B o m C o m p L e v e l D e s c C a p t i o n > B o m C o m p L e v e l D e s c C a p t i o n < / B o m C o m p L e v e l D e s c C a p t i o n > + 
+         < B o m C o m p L e v e l N o C a p t i o n > B o m C o m p L e v e l N o C a p t i o n < / B o m C o m p L e v e l N o C a p t i o n > + 
+         < B o m C o m p L e v e l Q t y C a p t i o n > B o m C o m p L e v e l Q t y C a p t i o n < / B o m C o m p L e v e l Q t y C a p t i o n > + 
+         < B o m C o m p L e v e l U O M C o d e C a p t i o n > B o m C o m p L e v e l U O M C o d e C a p t i o n < / B o m C o m p L e v e l U O M C o d e C a p t i o n > + 
+         < B O M Q t y C a p t > B O M Q t y C a p t < / B O M Q t y C a p t > + 
+         < B O M T o p L v l P r i n t > B O M T o p L v l P r i n t < / B O M T o p L v l P r i n t > + 
+         < C a l c u l a t i o n D a t e L a b e l > C a l c u l a t i o n D a t e L a b e l < / C a l c u l a t i o n D a t e L a b e l > + 
+         < C o m p a n y L a b e l > C o m p a n y L a b e l < / C o m p a n y L a b e l > + 
+         < D a t a R e t r i e v e d > D a t a R e t r i e v e d < / D a t a R e t r i e v e d > + 
+         < D e s c _ I t e m C a p t i o n > D e s c _ I t e m C a p t i o n < / D e s c _ I t e m C a p t i o n > + 
+         < D o c u m e n t a t i o n L a b e l > D o c u m e n t a t i o n L a b e l < / D o c u m e n t a t i o n L a b e l > + 
+         < E n v i r o n m e n t L a b e l > E n v i r o n m e n t L a b e l < / E n v i r o n m e n t L a b e l > + 
+         < I t e m D e s c > I t e m D e s c < / I t e m D e s c > + 
+         < I t e m N o > I t e m N o < / I t e m N o > + 
+         < L e v e l > L e v e l < / L e v e l > + 
+         < N o _ I t e m C a p t i o n > N o _ I t e m C a p t i o n < / N o _ I t e m C a p t i o n > + 
+         < Q t y E x p l o s i o n O f B O M A n a l y s i s > Q t y E x p l o s i o n O f B O M A n a l y s i s < / Q t y E x p l o s i o n O f B O M A n a l y s i s > + 
+         < Q t y E x p l o s i o n O f B O M A n a l y s i s L 1 > Q t y E x p l o s i o n O f B O M A n a l y s i s L 1 < / Q t y E x p l o s i o n O f B O M A n a l y s i s L 1 > + 
+         < Q t y E x p l o s i o n O f B O M P r i n t > Q t y E x p l o s i o n O f B O M P r i n t < / Q t y E x p l o s i o n O f B O M P r i n t > + 
+         < Q u a n t i t y E x p l o s i o n O f B O M > Q u a n t i t y E x p l o s i o n O f B O M < / Q u a n t i t y E x p l o s i o n O f B O M > + 
+         < R e p o r t N a m e L a b e l > R e p o r t N a m e L a b e l < / R e p o r t N a m e L a b e l > + 
+         < R u n O n L a b e l > R u n O n L a b e l < / R u n O n L a b e l > + 
+         < U s e r L a b e l > U s e r L a b e l < / U s e r L a b e l >   
      < / L a b e l s >   
-     < T o o l t i p s / > - 
-     < I t e m   E l e m e n t T y p e = " D a t a I t e m "   E l e m e n t I d = " 1 1 2 8 8 3 0 2 4 8 " > - 
-         < A s O f C a l c D a t e   E l e m e n t T y p e = " C o l u m n "   E l e m e n t I d = " 5 6 8 5 3 8 1 9 3 "   D a t a T y p e = " S t r i n g " > A s O f C a l c D a t e < / A s O f C a l c D a t e > - 
-         < B o m C o m p L e v e l D e s c C a p t   E l e m e n t T y p e = " C o l u m n "   E l e m e n t I d = " 6 0 1 1 9 7 3 5 5 "   D a t a T y p e = " T e x t C o n s t " > B o m C o m p L e v e l D e s c C a p t < / B o m C o m p L e v e l D e s c C a p t > - 
-         < B o m C o m p L e v e l N o C a p t   E l e m e n t T y p e = " C o l u m n "   E l e m e n t I d = " 1 3 8 6 3 6 1 5 3 3 "   D a t a T y p e = " T e x t C o n s t " > B o m C o m p L e v e l N o C a p t < / B o m C o m p L e v e l N o C a p t > - 
-         < B o m C o m p L e v e l Q t y C a p t   E l e m e n t T y p e = " C o l u m n "   E l e m e n t I d = " 2 9 2 9 5 0 3 4 4 "   D a t a T y p e = " T e x t C o n s t " > B o m C o m p L e v e l Q t y C a p t < / B o m C o m p L e v e l Q t y C a p t > - 
-         < B o m C o m p L e v e l U O M C o d e C a p t   E l e m e n t T y p e = " C o l u m n "   E l e m e n t I d = " 7 3 5 3 6 7 6 5 0 "   D a t a T y p e = " T e x t C o n s t " > B o m C o m p L e v e l U O M C o d e C a p t < / B o m C o m p L e v e l U O M C o d e C a p t > - 
-         < B O M Q t y C a p t i o n   E l e m e n t T y p e = " C o l u m n "   E l e m e n t I d = " 7 7 8 6 6 2 9 9 9 "   D a t a T y p e = " T e x t C o n s t " > B O M Q t y C a p t i o n < / B O M Q t y C a p t i o n > - 
-         < C o m p a n y N a m e   E l e m e n t T y p e = " C o l u m n "   E l e m e n t I d = " 1 5 9 5 4 7 7 3 9 5 "   D a t a T y p e = " S t r i n g " > C o m p a n y N a m e < / C o m p a n y N a m e > - 
-         < C u r r R e p o r t P a g e N o C a p t   E l e m e n t T y p e = " C o l u m n "   E l e m e n t I d = " 6 8 6 2 9 9 2 1 "   D a t a T y p e = " T e x t C o n s t " > C u r r R e p o r t P a g e N o C a p t < / C u r r R e p o r t P a g e N o C a p t > - 
-         < D e s c _ I t e m   E l e m e n t T y p e = " C o l u m n "   E l e m e n t I d = " 9 9 0 9 0 4 5 5 8 "   D a t a T y p e = " T e x t " > D e s c _ I t e m < / D e s c _ I t e m > - 
-         < I t e m F i l t e r   E l e m e n t T y p e = " C o l u m n "   E l e m e n t I d = " 5 9 3 7 9 7 3 7 6 "   D a t a T y p e = " T e x t " > I t e m F i l t e r < / I t e m F i l t e r > - 
-         < I t e m T a b l e C a p t i o n F i l t e r   E l e m e n t T y p e = " C o l u m n "   E l e m e n t I d = " 1 0 6 9 5 5 1 8 3 2 "   D a t a T y p e = " S t r i n g " > I t e m T a b l e C a p t i o n F i l t e r < / I t e m T a b l e C a p t i o n F i l t e r > - 
-         < L e v e l C a p t   E l e m e n t T y p e = " C o l u m n "   E l e m e n t I d = " 1 7 0 6 0 8 6 2 5 1 "   D a t a T y p e = " T e x t C o n s t " > L e v e l C a p t < / L e v e l C a p t > - 
-         < N o _ I t e m   E l e m e n t T y p e = " C o l u m n "   E l e m e n t I d = " 1 5 4 7 7 6 9 6 5 4 "   D a t a T y p e = " C o d e " > N o _ I t e m < / N o _ I t e m > - 
-         < Q t y E x p l o s i o n o f B O M C a p t   E l e m e n t T y p e = " C o l u m n "   E l e m e n t I d = " 1 2 0 3 9 6 9 3 2 5 "   D a t a T y p e = " T e x t C o n s t " > Q t y E x p l o s i o n o f B O M C a p t < / Q t y E x p l o s i o n o f B O M C a p t > - 
-         < T o d a y F o r m a t t e d   E l e m e n t T y p e = " C o l u m n "   E l e m e n t I d = " 2 7 0 4 5 1 4 0 "   D a t a T y p e = " S t r i n g " > T o d a y F o r m a t t e d < / T o d a y F o r m a t t e d > - 
-         < B O M L o o p   E l e m e n t T y p e = " D a t a I t e m "   E l e m e n t I d = " 1 9 4 5 9 6 8 6 4 1 " > - 
-             < I n t e g e r   E l e m e n t T y p e = " D a t a I t e m "   E l e m e n t I d = " 1 7 3 5 6 9 8 6 1 9 " > - 
-                 < B o m C o m p L e v e l D e s c   E l e m e n t T y p e = " C o l u m n "   E l e m e n t I d = " 1 7 7 5 8 3 5 8 6 7 "   D a t a T y p e = " T e x t " > B o m C o m p L e v e l D e s c < / B o m C o m p L e v e l D e s c > - 
-                 < B o m C o m p L e v e l N o   E l e m e n t T y p e = " C o l u m n "   E l e m e n t I d = " 6 9 9 5 8 0 8 9 3 "   D a t a T y p e = " C o d e " > B o m C o m p L e v e l N o < / B o m C o m p L e v e l N o > - 
-                 < B o m C o m p L e v e l Q t y   E l e m e n t T y p e = " C o l u m n "   E l e m e n t I d = " 1 3 1 2 7 2 0 1 7 0 "   D a t a T y p e = " D e c i m a l " > B o m C o m p L e v e l Q t y < / B o m C o m p L e v e l Q t y > - 
-                 < B o m C o m p L e v e l U O M C o d e   E l e m e n t T y p e = " C o l u m n "   E l e m e n t I d = " 7 4 6 8 4 8 7 5 2 "   D a t a T y p e = " C o d e " > B o m C o m p L e v e l U O M C o d e < / B o m C o m p L e v e l U O M C o d e > - 
-                 < B O M Q t y   E l e m e n t T y p e = " C o l u m n "   E l e m e n t I d = " 1 9 5 2 8 8 5 9 5 1 "   D a t a T y p e = " D e c i m a l " > B O M Q t y < / B O M Q t y > - 
-                 < F o r m a t L e v e l   E l e m e n t T y p e = " C o l u m n "   E l e m e n t I d = " 9 1 1 6 9 4 1 4 4 "   D a t a T y p e = " S t r i n g " > F o r m a t L e v e l < / F o r m a t L e v e l > - 
-                 < I n d e n t L e v e l   E l e m e n t T y p e = " C o l u m n "   E l e m e n t I d = " 1 4 7 6 4 5 5 0 5 7 "   D a t a T y p e = " T e x t " > I n d e n t L e v e l < / I n d e n t L e v e l > +     < I t e m > + 
+         < A s O f C a l c D a t e > A s O f C a l c D a t e < / A s O f C a l c D a t e > + 
+         < B o m C o m p L e v e l D e s c C a p t > B o m C o m p L e v e l D e s c C a p t < / B o m C o m p L e v e l D e s c C a p t > + 
+         < B o m C o m p L e v e l N o C a p t > B o m C o m p L e v e l N o C a p t < / B o m C o m p L e v e l N o C a p t > + 
+         < B o m C o m p L e v e l Q t y C a p t > B o m C o m p L e v e l Q t y C a p t < / B o m C o m p L e v e l Q t y C a p t > + 
+         < B o m C o m p L e v e l U O M C o d e C a p t > B o m C o m p L e v e l U O M C o d e C a p t < / B o m C o m p L e v e l U O M C o d e C a p t > + 
+         < B O M Q t y C a p t i o n > B O M Q t y C a p t i o n < / B O M Q t y C a p t i o n > + 
+         < C o m p a n y N a m e > C o m p a n y N a m e < / C o m p a n y N a m e > + 
+         < C u r r R e p o r t P a g e N o C a p t > C u r r R e p o r t P a g e N o C a p t < / C u r r R e p o r t P a g e N o C a p t > + 
+         < D e s c _ I t e m > D e s c _ I t e m < / D e s c _ I t e m > + 
+         < I t e m F i l t e r > I t e m F i l t e r < / I t e m F i l t e r > + 
+         < I t e m T a b l e C a p t i o n F i l t e r > I t e m T a b l e C a p t i o n F i l t e r < / I t e m T a b l e C a p t i o n F i l t e r > + 
+         < L e v e l C a p t > L e v e l C a p t < / L e v e l C a p t > + 
+         < N o _ I t e m > N o _ I t e m < / N o _ I t e m > + 
+         < Q t y E x p l o s i o n o f B O M C a p t > Q t y E x p l o s i o n o f B O M C a p t < / Q t y E x p l o s i o n o f B O M C a p t > + 
+         < T o d a y F o r m a t t e d > T o d a y F o r m a t t e d < / T o d a y F o r m a t t e d > + 
+         < B O M L o o p > + 
+             < I n t e g e r > + 
+                 < B o m C o m p L e v e l D e s c > B o m C o m p L e v e l D e s c < / B o m C o m p L e v e l D e s c > + 
+                 < B o m C o m p L e v e l N o > B o m C o m p L e v e l N o < / B o m C o m p L e v e l N o > + 
+                 < B o m C o m p L e v e l Q t y > B o m C o m p L e v e l Q t y < / B o m C o m p L e v e l Q t y > + 
+                 < B o m C o m p L e v e l U O M C o d e > B o m C o m p L e v e l U O M C o d e < / B o m C o m p L e v e l U O M C o d e > + 
+                 < B O M Q t y > B O M Q t y < / B O M Q t y > + 
+                 < F o r m a t L e v e l > F o r m a t L e v e l < / F o r m a t L e v e l > + 
+                 < I n d e n t L e v e l > I n d e n t L e v e l < / I n d e n t L e v e l >   
              < / I n t e g e r >   
@@ -3479,17 +3488,17 @@
 </file>
 
 <file path=customXml/itemProps1.xml><?xml version="1.0" encoding="utf-8"?>
+<ds:datastoreItem xmlns:ds="http://schemas.openxmlformats.org/officeDocument/2006/customXml" ds:itemID="{15DF54D2-3EDC-413C-B4EE-F96ADFE8B722}">
+  <ds:schemaRefs>
+    <ds:schemaRef ds:uri="urn:microsoft-dynamics-businesscentral/internal/extended/reports/Quantity_Explosion_of_BOM/99000753/"/>
+  </ds:schemaRefs>
+</ds:datastoreItem>
+</file>
+
+<file path=customXml/itemProps2.xml><?xml version="1.0" encoding="utf-8"?>
 <ds:datastoreItem xmlns:ds="http://schemas.openxmlformats.org/officeDocument/2006/customXml" ds:itemID="{85783E4D-63F5-4369-90B3-E6100BC017E9}">
   <ds:schemaRefs>
     <ds:schemaRef ds:uri="urn:microsoft-dynamics-nav/reports/Quantity_Explosion_of_BOM/99000753/"/>
   </ds:schemaRefs>
 </ds:datastoreItem>
-</file>
-
-<file path=customXml/itemProps2.xml><?xml version="1.0" encoding="utf-8"?>
-<ds:datastoreItem xmlns:ds="http://schemas.openxmlformats.org/officeDocument/2006/customXml" ds:itemID="{15DF54D2-3EDC-413C-B4EE-F96ADFE8B722}">
-  <ds:schemaRefs>
-    <ds:schemaRef ds:uri="urn:microsoft-dynamics-businesscentral/internal/extended/reports/Quantity_Explosion_of_BOM/99000753/"/>
-  </ds:schemaRefs>
-</ds:datastoreItem>
 </file>
--- a/src/Layers/W1/BaseApp/Manufacturing/Reports/QuantityExplosionofBOMBody.docx
+++ b/src/Layers/W1/BaseApp/Manufacturing/Reports/QuantityExplosionofBOMBody.docx
@@ -6,25 +6,13 @@
       <w:tblPr>
         <w:tblStyle w:val="BCBlockTable"/>
         <w:tblW w:w="5000" w:type="pct"/>
-        <w:tblBorders>
-          <w:top w:val="none" w:sz="0" w:space="0" w:color="auto"/>
-          <w:left w:val="none" w:sz="0" w:space="0" w:color="auto"/>
-          <w:bottom w:val="none" w:sz="0" w:space="0" w:color="auto"/>
-          <w:right w:val="none" w:sz="0" w:space="0" w:color="auto"/>
-          <w:insideH w:val="none" w:sz="0" w:space="0" w:color="auto"/>
-          <w:insideV w:val="none" w:sz="0" w:space="0" w:color="auto"/>
-        </w:tblBorders>
-        <w:tblCellMar>
-          <w:left w:w="0" w:type="dxa"/>
-          <w:right w:w="0" w:type="dxa"/>
-        </w:tblCellMar>
         <w:tblLook w:val="0620" w:firstRow="1" w:lastRow="0" w:firstColumn="0" w:lastColumn="0" w:noHBand="1" w:noVBand="1"/>
         <w:tblCaption w:val="Table 1"/>
         <w:tblDescription w:val="Layout table. Used for positioning, not for tabular data."/>
       </w:tblPr>
       <w:tblGrid>
-        <w:gridCol w:w="2624"/>
-        <w:gridCol w:w="2624"/>
+        <w:gridCol w:w="2623"/>
+        <w:gridCol w:w="2623"/>
         <w:gridCol w:w="2624"/>
         <w:gridCol w:w="2624"/>
       </w:tblGrid>
@@ -36,7 +24,6 @@
         </w:trPr>
         <w:sdt>
           <w:sdtPr>
-            <w:rPr/>
             <w:alias w:val="CalculationDateLabel"/>
             <w:tag w:val="#BC:InsertDataItem,Labels/CalculationDateLabel"/>
             <w:id w:val="558360703"/>
@@ -55,7 +42,7 @@
               <w:p>
                 <w:pPr>
                   <w:pStyle w:val="BCLabel"/>
-                  <w:spacing w:before="0" w:line="276" w:lineRule="auto"/>
+                  <w:spacing w:line="276" w:lineRule="auto"/>
                 </w:pPr>
                 <w:proofErr w:type="spellStart"/>
                 <w:r>
@@ -68,7 +55,6 @@
         </w:sdt>
         <w:sdt>
           <w:sdtPr>
-            <w:rPr/>
             <w:alias w:val="UserLabel"/>
             <w:tag w:val="#BC:InsertDataItem,Labels/UserLabel"/>
             <w:id w:val="1505324813"/>
@@ -86,7 +72,7 @@
               <w:p>
                 <w:pPr>
                   <w:pStyle w:val="BCLabel"/>
-                  <w:spacing w:before="0" w:line="276" w:lineRule="auto"/>
+                  <w:spacing w:line="276" w:lineRule="auto"/>
                 </w:pPr>
                 <w:proofErr w:type="spellStart"/>
                 <w:r>
@@ -127,7 +113,6 @@
         </w:trPr>
         <w:sdt>
           <w:sdtPr>
-            <w:rPr/>
             <w:alias w:val="AsOfCalcDate"/>
             <w:tag w:val="#BC:InsertDataItem,DataItems/Item/AsOfCalcDate"/>
             <w:id w:val="360091709"/>
@@ -156,7 +141,6 @@
         </w:sdt>
         <w:sdt>
           <w:sdtPr>
-            <w:rPr/>
             <w:alias w:val="UserName"/>
             <w:tag w:val="#BC:InsertDataItem,BCReportInformation/ReportRequest/UserName"/>
             <w:id w:val="-157150248"/>
@@ -215,28 +199,25 @@
       <w:tblPr>
         <w:tblStyle w:val="BCDataTable"/>
         <w:tblW w:w="5000" w:type="pct"/>
-        <w:tblLook w:val="0460" w:firstRow="1" w:lastRow="1" w:firstColumn="0" w:lastColumn="0" w:noHBand="0" w:noVBand="1"/>
+        <w:tblLook w:val="0420" w:firstRow="1" w:lastRow="0" w:firstColumn="0" w:lastColumn="0" w:noHBand="0" w:noVBand="1"/>
         <w:tblCaption w:val="Table 2"/>
         <w:tblDescription w:val="Document lines. Column headers in the first row."/>
       </w:tblPr>
       <w:tblGrid>
-        <w:gridCol w:w="1106"/>
-        <w:gridCol w:w="1535"/>
-        <w:gridCol w:w="2671"/>
-        <w:gridCol w:w="1709"/>
-        <w:gridCol w:w="1776"/>
-        <w:gridCol w:w="1701"/>
+        <w:gridCol w:w="1807"/>
+        <w:gridCol w:w="1700"/>
+        <w:gridCol w:w="1837"/>
+        <w:gridCol w:w="1737"/>
+        <w:gridCol w:w="2170"/>
+        <w:gridCol w:w="1243"/>
       </w:tblGrid>
       <w:tr>
         <w:trPr>
           <w:cnfStyle w:val="100000000000" w:firstRow="1" w:lastRow="0" w:firstColumn="0" w:lastColumn="0" w:oddVBand="0" w:evenVBand="0" w:oddHBand="0" w:evenHBand="0" w:firstRowFirstColumn="0" w:firstRowLastColumn="0" w:lastRowFirstColumn="0" w:lastRowLastColumn="0"/>
-          <w:cantSplit/>
           <w:trHeight w:val="490"/>
-          <w:tblHeader/>
         </w:trPr>
         <w:sdt>
           <w:sdtPr>
-            <w:rPr/>
             <w:id w:val="-1873599706"/>
             <w:placeholder>
               <w:docPart w:val="3831612E58994C4BA07697652308FFE4"/>
@@ -246,16 +227,12 @@
           <w:sdtContent>
             <w:tc>
               <w:tcPr>
-                <w:cnfStyle w:val="001000000000" w:firstRow="0" w:lastRow="0" w:firstColumn="1" w:lastColumn="0" w:oddVBand="0" w:evenVBand="0" w:oddHBand="0" w:evenHBand="0" w:firstRowFirstColumn="0" w:firstRowLastColumn="0" w:lastRowFirstColumn="0" w:lastRowLastColumn="0"/>
                 <w:tcW w:w="527" w:type="pct"/>
-                <w:tcBorders>
-                  <w:bottom w:val="single" w:sz="4" w:space="0" w:color="auto"/>
-                </w:tcBorders>
               </w:tcPr>
               <w:p>
                 <w:pPr>
                   <w:pStyle w:val="BCLabel"/>
-                  <w:spacing w:before="0" w:after="260"/>
+                  <w:spacing w:after="260"/>
                 </w:pPr>
                 <w:proofErr w:type="spellStart"/>
                 <w:r>
@@ -268,7 +245,6 @@
         </w:sdt>
         <w:sdt>
           <w:sdtPr>
-            <w:rPr/>
             <w:id w:val="-1774932179"/>
             <w:placeholder>
               <w:docPart w:val="3831612E58994C4BA07697652308FFE4"/>
@@ -279,15 +255,11 @@
             <w:tc>
               <w:tcPr>
                 <w:tcW w:w="731" w:type="pct"/>
-                <w:tcBorders>
-                  <w:bottom w:val="single" w:sz="4" w:space="0" w:color="auto"/>
-                </w:tcBorders>
               </w:tcPr>
               <w:p>
                 <w:pPr>
                   <w:pStyle w:val="BCLabel"/>
-                  <w:spacing w:before="0" w:after="260"/>
-                  <w:cnfStyle w:val="100000000000" w:firstRow="1" w:lastRow="0" w:firstColumn="0" w:lastColumn="0" w:oddVBand="0" w:evenVBand="0" w:oddHBand="0" w:evenHBand="0" w:firstRowFirstColumn="0" w:firstRowLastColumn="0" w:lastRowFirstColumn="0" w:lastRowLastColumn="0"/>
+                  <w:spacing w:after="260"/>
                 </w:pPr>
                 <w:proofErr w:type="spellStart"/>
                 <w:r>
@@ -300,7 +272,6 @@
         </w:sdt>
         <w:sdt>
           <w:sdtPr>
-            <w:rPr/>
             <w:id w:val="-938986629"/>
             <w:placeholder>
               <w:docPart w:val="3831612E58994C4BA07697652308FFE4"/>
@@ -311,15 +282,11 @@
             <w:tc>
               <w:tcPr>
                 <w:tcW w:w="1272" w:type="pct"/>
-                <w:tcBorders>
-                  <w:bottom w:val="single" w:sz="4" w:space="0" w:color="auto"/>
-                </w:tcBorders>
               </w:tcPr>
               <w:p>
                 <w:pPr>
                   <w:pStyle w:val="BCLabel"/>
-                  <w:spacing w:before="0" w:after="260"/>
-                  <w:cnfStyle w:val="100000000000" w:firstRow="1" w:lastRow="0" w:firstColumn="0" w:lastColumn="0" w:oddVBand="0" w:evenVBand="0" w:oddHBand="0" w:evenHBand="0" w:firstRowFirstColumn="0" w:firstRowLastColumn="0" w:lastRowFirstColumn="0" w:lastRowLastColumn="0"/>
+                  <w:spacing w:after="260"/>
                 </w:pPr>
                 <w:proofErr w:type="spellStart"/>
                 <w:r>
@@ -332,7 +299,6 @@
         </w:sdt>
         <w:sdt>
           <w:sdtPr>
-            <w:rPr/>
             <w:id w:val="-1815562562"/>
             <w:placeholder>
               <w:docPart w:val="3831612E58994C4BA07697652308FFE4"/>
@@ -343,16 +309,12 @@
             <w:tc>
               <w:tcPr>
                 <w:tcW w:w="814" w:type="pct"/>
-                <w:tcBorders>
-                  <w:bottom w:val="single" w:sz="4" w:space="0" w:color="auto"/>
-                </w:tcBorders>
               </w:tcPr>
               <w:p>
                 <w:pPr>
                   <w:pStyle w:val="BCLabelNumber"/>
-                  <w:spacing w:before="0" w:after="260"/>
+                  <w:spacing w:after="260"/>
                   <w:jc w:val="right"/>
-                  <w:cnfStyle w:val="100000000000" w:firstRow="1" w:lastRow="0" w:firstColumn="0" w:lastColumn="0" w:oddVBand="0" w:evenVBand="0" w:oddHBand="0" w:evenHBand="0" w:firstRowFirstColumn="0" w:firstRowLastColumn="0" w:lastRowFirstColumn="0" w:lastRowLastColumn="0"/>
                 </w:pPr>
                 <w:proofErr w:type="spellStart"/>
                 <w:r>
@@ -365,7 +327,6 @@
         </w:sdt>
         <w:sdt>
           <w:sdtPr>
-            <w:rPr/>
             <w:id w:val="-479929739"/>
             <w:placeholder>
               <w:docPart w:val="3831612E58994C4BA07697652308FFE4"/>
@@ -376,15 +337,11 @@
             <w:tc>
               <w:tcPr>
                 <w:tcW w:w="846" w:type="pct"/>
-                <w:tcBorders>
-                  <w:bottom w:val="single" w:sz="4" w:space="0" w:color="auto"/>
-                </w:tcBorders>
               </w:tcPr>
               <w:p>
                 <w:pPr>
                   <w:pStyle w:val="BCLabel"/>
-                  <w:spacing w:before="0" w:after="260"/>
-                  <w:cnfStyle w:val="100000000000" w:firstRow="1" w:lastRow="0" w:firstColumn="0" w:lastColumn="0" w:oddVBand="0" w:evenVBand="0" w:oddHBand="0" w:evenHBand="0" w:firstRowFirstColumn="0" w:firstRowLastColumn="0" w:lastRowFirstColumn="0" w:lastRowLastColumn="0"/>
+                  <w:spacing w:after="260"/>
                 </w:pPr>
                 <w:proofErr w:type="spellStart"/>
                 <w:r>
@@ -397,7 +354,6 @@
         </w:sdt>
         <w:sdt>
           <w:sdtPr>
-            <w:rPr/>
             <w:id w:val="-9840548"/>
             <w:placeholder>
               <w:docPart w:val="6103FB8533444FDE82D686A90AD74C70"/>
@@ -408,16 +364,12 @@
             <w:tc>
               <w:tcPr>
                 <w:tcW w:w="810" w:type="pct"/>
-                <w:tcBorders>
-                  <w:bottom w:val="single" w:sz="4" w:space="0" w:color="auto"/>
-                </w:tcBorders>
               </w:tcPr>
               <w:p>
                 <w:pPr>
                   <w:pStyle w:val="BCLabelNumber"/>
-                  <w:spacing w:before="0" w:after="260"/>
+                  <w:spacing w:after="260"/>
                   <w:jc w:val="right"/>
-                  <w:cnfStyle w:val="100000000000" w:firstRow="1" w:lastRow="0" w:firstColumn="0" w:lastColumn="0" w:oddVBand="0" w:evenVBand="0" w:oddHBand="0" w:evenHBand="0" w:firstRowFirstColumn="0" w:firstRowLastColumn="0" w:lastRowFirstColumn="0" w:lastRowLastColumn="0"/>
                 </w:pPr>
                 <w:r>
                   <w:t>BOMQtyCaption</w:t>
@@ -430,7 +382,7 @@
       <w:sdt>
         <w:sdtPr>
           <w:rPr>
-            <w:lang w:val="en-DK" w:eastAsia="en-DK"/>
+            <w:rFonts w:asciiTheme="minorHAnsi" w:eastAsiaTheme="minorHAnsi" w:hAnsiTheme="minorHAnsi" w:cstheme="minorBidi"/>
           </w:rPr>
           <w:alias w:val="#Nav: /Item"/>
           <w:tag w:val="#Nav: Quantity_Explosion_of_BOM/99000753"/>
@@ -438,12 +390,11 @@
           <w15:dataBinding w:prefixMappings="&lt;xmlns:ns0='urn:microsoft-dynamics-nav/reports/Quantity_Explosion_of_BOM/99000753/' " w:xpath="/ns0:NavWordReportXmlPart[1]/ns0:Item" w:storeItemID="{85783E4D-63F5-4369-90B3-E6100BC017E9}"/>
           <w15:repeatingSection/>
         </w:sdtPr>
-        <w:sdtEndPr/>
         <w:sdtContent>
           <w:sdt>
             <w:sdtPr>
               <w:rPr>
-                <w:lang w:val="en-DK" w:eastAsia="en-DK"/>
+                <w:rFonts w:asciiTheme="minorHAnsi" w:eastAsiaTheme="minorHAnsi" w:hAnsiTheme="minorHAnsi" w:cstheme="minorBidi"/>
               </w:rPr>
               <w:id w:val="-708187567"/>
               <w:placeholder>
@@ -451,20 +402,18 @@
               </w:placeholder>
               <w15:repeatingSectionItem/>
             </w:sdtPr>
-            <w:sdtEndPr/>
             <w:sdtContent>
               <w:tr>
                 <w:trPr>
+                  <w:gridAfter w:val="1"/>
                   <w:cnfStyle w:val="000000100000" w:firstRow="0" w:lastRow="0" w:firstColumn="0" w:lastColumn="0" w:oddVBand="0" w:evenVBand="0" w:oddHBand="1" w:evenHBand="0" w:firstRowFirstColumn="0" w:firstRowLastColumn="0" w:lastRowFirstColumn="0" w:lastRowLastColumn="0"/>
-                  <w:gridAfter w:val="1"/>
-                  <w:wAfter w:w="1701" w:type="dxa"/>
-                  <w:cantSplit/>
+                  <w:wAfter w:w="1243" w:type="dxa"/>
                   <w:trHeight w:val="490"/>
                 </w:trPr>
                 <w:sdt>
                   <w:sdtPr>
                     <w:rPr>
-                      <w:lang w:val="en-DK" w:eastAsia="en-DK"/>
+                      <w:rFonts w:asciiTheme="minorHAnsi" w:eastAsiaTheme="minorHAnsi" w:hAnsiTheme="minorHAnsi" w:cstheme="minorBidi"/>
                     </w:rPr>
                     <w:alias w:val="No_Item"/>
                     <w:tag w:val="#BC:InsertDataItem,DataItems/Item/No_Item"/>
@@ -478,13 +427,13 @@
                   </w:sdtPr>
                   <w:sdtEndPr>
                     <w:rPr>
+                      <w:rFonts w:asciiTheme="majorHAnsi" w:eastAsiaTheme="majorEastAsia" w:hAnsiTheme="majorHAnsi" w:cstheme="majorBidi"/>
                       <w:lang w:val="en-AU" w:eastAsia="ja-JP"/>
                     </w:rPr>
                   </w:sdtEndPr>
                   <w:sdtContent>
                     <w:tc>
                       <w:tcPr>
-                        <w:cnfStyle w:val="001000000000" w:firstRow="0" w:lastRow="0" w:firstColumn="1" w:lastColumn="0" w:oddVBand="0" w:evenVBand="0" w:oddHBand="0" w:evenHBand="0" w:firstRowFirstColumn="0" w:firstRowLastColumn="0" w:lastRowFirstColumn="0" w:lastRowLastColumn="0"/>
                         <w:tcW w:w="527" w:type="pct"/>
                       </w:tcPr>
                       <w:p>
@@ -503,7 +452,6 @@
                 </w:sdt>
                 <w:sdt>
                   <w:sdtPr>
-                    <w:rPr/>
                     <w:alias w:val="Desc_Item"/>
                     <w:tag w:val="#BC:InsertDataItem,DataItems/Item/Desc_Item"/>
                     <w:id w:val="1738513091"/>
@@ -524,7 +472,6 @@
                         <w:pPr>
                           <w:pStyle w:val="BCLabel"/>
                           <w:spacing w:before="360" w:after="180"/>
-                          <w:cnfStyle w:val="000000100000" w:firstRow="0" w:lastRow="0" w:firstColumn="0" w:lastColumn="0" w:oddVBand="0" w:evenVBand="0" w:oddHBand="1" w:evenHBand="0" w:firstRowFirstColumn="0" w:firstRowLastColumn="0" w:lastRowFirstColumn="0" w:lastRowLastColumn="0"/>
                         </w:pPr>
                         <w:proofErr w:type="spellStart"/>
                         <w:r>
@@ -539,7 +486,7 @@
               <w:sdt>
                 <w:sdtPr>
                   <w:rPr>
-                    <w:lang w:val="en-DK" w:eastAsia="en-DK"/>
+                    <w14:numSpacing w14:val="tabular"/>
                   </w:rPr>
                   <w:alias w:val="#Nav: /Item/BOMLoop"/>
                   <w:tag w:val="#Nav: Quantity_Explosion_of_BOM/99000753"/>
@@ -547,12 +494,11 @@
                   <w15:dataBinding w:prefixMappings="&lt;xmlns:ns0='urn:microsoft-dynamics-nav/reports/Quantity_Explosion_of_BOM/99000753/' " w:xpath="/ns0:NavWordReportXmlPart[1]/ns0:Item[1]/ns0:BOMLoop" w:storeItemID="{85783E4D-63F5-4369-90B3-E6100BC017E9}"/>
                   <w15:repeatingSection/>
                 </w:sdtPr>
-                <w:sdtEndPr/>
                 <w:sdtContent>
                   <w:sdt>
                     <w:sdtPr>
                       <w:rPr>
-                        <w:lang w:val="en-DK" w:eastAsia="en-DK"/>
+                        <w14:numSpacing w14:val="tabular"/>
                       </w:rPr>
                       <w:id w:val="1438099735"/>
                       <w:placeholder>
@@ -560,20 +506,16 @@
                       </w:placeholder>
                       <w15:repeatingSectionItem/>
                     </w:sdtPr>
-                    <w:sdtEndPr/>
                     <w:sdtContent>
                       <w:tr>
                         <w:trPr>
                           <w:cnfStyle w:val="000000010000" w:firstRow="0" w:lastRow="0" w:firstColumn="0" w:lastColumn="0" w:oddVBand="0" w:evenVBand="0" w:oddHBand="0" w:evenHBand="1" w:firstRowFirstColumn="0" w:firstRowLastColumn="0" w:lastRowFirstColumn="0" w:lastRowLastColumn="0"/>
-                          <w:cantSplit/>
                           <w:trHeight w:val="490"/>
                         </w:trPr>
                         <w:tc>
                           <w:tcPr>
-                            <w:cnfStyle w:val="001000000000" w:firstRow="0" w:lastRow="0" w:firstColumn="1" w:lastColumn="0" w:oddVBand="0" w:evenVBand="0" w:oddHBand="0" w:evenHBand="0" w:firstRowFirstColumn="0" w:firstRowLastColumn="0" w:lastRowFirstColumn="0" w:lastRowLastColumn="0"/>
                             <w:tcW w:w="527" w:type="pct"/>
                             <w:noWrap/>
-                            <w:vAlign w:val="center"/>
                           </w:tcPr>
                           <w:p>
                             <w:pPr>
@@ -581,7 +523,6 @@
                             </w:pPr>
                             <w:sdt>
                               <w:sdtPr>
-                                <w:rPr/>
                                 <w:alias w:val="IndentLevel"/>
                                 <w:tag w:val="#BC:InsertDataItem,DataItems/Item/BOMLoop/Integer/IndentLevel"/>
                                 <w:id w:val="1597442930"/>
@@ -601,7 +542,6 @@
                             </w:sdt>
                             <w:sdt>
                               <w:sdtPr>
-                                <w:rPr/>
                                 <w:alias w:val="FormatLevel"/>
                                 <w:tag w:val="#BC:InsertDataItem,DataItems/Item/BOMLoop/Integer/FormatLevel"/>
                                 <w:id w:val="-2129382636"/>
@@ -623,7 +563,6 @@
                         </w:tc>
                         <w:sdt>
                           <w:sdtPr>
-                            <w:rPr/>
                             <w:alias w:val="BomCompLevelNo"/>
                             <w:tag w:val="#BC:InsertDataItem,DataItems/Item/BOMLoop/Integer/BomCompLevelNo"/>
                             <w:id w:val="1020893045"/>
@@ -638,12 +577,10 @@
                             <w:tc>
                               <w:tcPr>
                                 <w:tcW w:w="731" w:type="pct"/>
-                                <w:vAlign w:val="center"/>
                               </w:tcPr>
                               <w:p>
                                 <w:pPr>
                                   <w:pStyle w:val="NoSpacing"/>
-                                  <w:cnfStyle w:val="000000010000" w:firstRow="0" w:lastRow="0" w:firstColumn="0" w:lastColumn="0" w:oddVBand="0" w:evenVBand="0" w:oddHBand="0" w:evenHBand="1" w:firstRowFirstColumn="0" w:firstRowLastColumn="0" w:lastRowFirstColumn="0" w:lastRowLastColumn="0"/>
                                 </w:pPr>
                                 <w:proofErr w:type="spellStart"/>
                                 <w:r>
@@ -656,7 +593,6 @@
                         </w:sdt>
                         <w:sdt>
                           <w:sdtPr>
-                            <w:rPr/>
                             <w:alias w:val="BomCompLevelDesc"/>
                             <w:tag w:val="#BC:InsertDataItem,DataItems/Item/BOMLoop/Integer/BomCompLevelDesc"/>
                             <w:id w:val="1289097864"/>
@@ -671,12 +607,10 @@
                             <w:tc>
                               <w:tcPr>
                                 <w:tcW w:w="1272" w:type="pct"/>
-                                <w:vAlign w:val="center"/>
                               </w:tcPr>
                               <w:p>
                                 <w:pPr>
                                   <w:pStyle w:val="NoSpacing"/>
-                                  <w:cnfStyle w:val="000000010000" w:firstRow="0" w:lastRow="0" w:firstColumn="0" w:lastColumn="0" w:oddVBand="0" w:evenVBand="0" w:oddHBand="0" w:evenHBand="1" w:firstRowFirstColumn="0" w:firstRowLastColumn="0" w:lastRowFirstColumn="0" w:lastRowLastColumn="0"/>
                                 </w:pPr>
                                 <w:proofErr w:type="spellStart"/>
                                 <w:r>
@@ -689,7 +623,6 @@
                         </w:sdt>
                         <w:sdt>
                           <w:sdtPr>
-                            <w:rPr/>
                             <w:alias w:val="BomCompLevelQty"/>
                             <w:tag w:val="#BC:InsertDataItem,DataItems/Item/BOMLoop/Integer/BomCompLevelQty"/>
                             <w:id w:val="627742467"/>
@@ -704,13 +637,11 @@
                             <w:tc>
                               <w:tcPr>
                                 <w:tcW w:w="814" w:type="pct"/>
-                                <w:vAlign w:val="center"/>
                               </w:tcPr>
                               <w:p>
                                 <w:pPr>
                                   <w:pStyle w:val="BCNumber"/>
                                   <w:jc w:val="right"/>
-                                  <w:cnfStyle w:val="000000010000" w:firstRow="0" w:lastRow="0" w:firstColumn="0" w:lastColumn="0" w:oddVBand="0" w:evenVBand="0" w:oddHBand="0" w:evenHBand="1" w:firstRowFirstColumn="0" w:firstRowLastColumn="0" w:lastRowFirstColumn="0" w:lastRowLastColumn="0"/>
                                 </w:pPr>
                                 <w:proofErr w:type="spellStart"/>
                                 <w:r>
@@ -723,7 +654,6 @@
                         </w:sdt>
                         <w:sdt>
                           <w:sdtPr>
-                            <w:rPr/>
                             <w:alias w:val="BomCompLevelUOMCode"/>
                             <w:tag w:val="#BC:InsertDataItem,DataItems/Item/BOMLoop/Integer/BomCompLevelUOMCode"/>
                             <w:id w:val="1345668706"/>
@@ -738,12 +668,10 @@
                             <w:tc>
                               <w:tcPr>
                                 <w:tcW w:w="846" w:type="pct"/>
-                                <w:vAlign w:val="center"/>
                               </w:tcPr>
                               <w:p>
                                 <w:pPr>
                                   <w:pStyle w:val="NoSpacing"/>
-                                  <w:cnfStyle w:val="000000010000" w:firstRow="0" w:lastRow="0" w:firstColumn="0" w:lastColumn="0" w:oddVBand="0" w:evenVBand="0" w:oddHBand="0" w:evenHBand="1" w:firstRowFirstColumn="0" w:firstRowLastColumn="0" w:lastRowFirstColumn="0" w:lastRowLastColumn="0"/>
                                 </w:pPr>
                                 <w:proofErr w:type="spellStart"/>
                                 <w:r>
@@ -756,7 +684,6 @@
                         </w:sdt>
                         <w:sdt>
                           <w:sdtPr>
-                            <w:rPr/>
                             <w:alias w:val="BOMQty"/>
                             <w:tag w:val="#BC:InsertDataItem,DataItems/Item/BOMLoop/Integer/BOMQty"/>
                             <w:id w:val="-1857801389"/>
@@ -771,13 +698,11 @@
                             <w:tc>
                               <w:tcPr>
                                 <w:tcW w:w="810" w:type="pct"/>
-                                <w:vAlign w:val="center"/>
                               </w:tcPr>
                               <w:p>
                                 <w:pPr>
                                   <w:pStyle w:val="BCNumber"/>
                                   <w:jc w:val="right"/>
-                                  <w:cnfStyle w:val="000000010000" w:firstRow="0" w:lastRow="0" w:firstColumn="0" w:lastColumn="0" w:oddVBand="0" w:evenVBand="0" w:oddHBand="0" w:evenHBand="1" w:firstRowFirstColumn="0" w:firstRowLastColumn="0" w:lastRowFirstColumn="0" w:lastRowLastColumn="0"/>
                                 </w:pPr>
                                 <w:proofErr w:type="spellStart"/>
                                 <w:r>
@@ -796,18 +721,12 @@
               <w:tr>
                 <w:trPr>
                   <w:cnfStyle w:val="000000100000" w:firstRow="0" w:lastRow="0" w:firstColumn="0" w:lastColumn="0" w:oddVBand="0" w:evenVBand="0" w:oddHBand="1" w:evenHBand="0" w:firstRowFirstColumn="0" w:firstRowLastColumn="0" w:lastRowFirstColumn="0" w:lastRowLastColumn="0"/>
-                  <w:cantSplit/>
-                  <w:trHeight w:hRule="atLeast" w:val="80"/>
+                  <w:trHeight w:val="80"/>
                 </w:trPr>
                 <w:tc>
                   <w:tcPr>
-                    <w:cnfStyle w:val="001000000000" w:firstRow="0" w:lastRow="0" w:firstColumn="1" w:lastColumn="0" w:oddVBand="0" w:evenVBand="0" w:oddHBand="0" w:evenHBand="0" w:firstRowFirstColumn="0" w:firstRowLastColumn="0" w:lastRowFirstColumn="0" w:lastRowLastColumn="0"/>
                     <w:tcW w:w="5000" w:type="pct"/>
                     <w:gridSpan w:val="6"/>
-                    <w:tcBorders>
-                      <w:bottom w:val="single" w:sz="4" w:space="0" w:color="auto"/>
-                    </w:tcBorders>
-                    <w:shd w:val="clear" w:color="auto" w:fill="auto"/>
                   </w:tcPr>
                   <w:p>
                     <w:pPr>
@@ -824,12 +743,8 @@
         </w:sdtContent>
       </w:sdt>
     </w:tbl>
-    <w:p>
-      <w:pPr/>
-    </w:p>
-    <w:p>
-      <w:pPr/>
-    </w:p>
+    <w:p/>
+    <w:p/>
     <w:sectPr>
       <w:headerReference w:type="even" r:id="rId8"/>
       <w:headerReference w:type="default" r:id="rId9"/>
@@ -1734,8 +1649,8 @@
       <w:spacing w:after="0" w:line="240" w:lineRule="auto"/>
     </w:pPr>
     <w:rPr>
-      <w:rFonts w:asciiTheme="minorHAnsi" w:hAnsiTheme="minorHAnsi" w:eastAsiaTheme="minorHAnsi" w:cstheme="minorBidi"/>
-      <w:color w:val="242424" w:themeColor="text1"/>
+      <w:rFonts w:eastAsiaTheme="minorHAnsi"/>
+      <w:color w:val="000000" w:themeColor="text1"/>
     </w:rPr>
   </w:style>
   <w:style w:type="paragraph" w:customStyle="1" w:styleId="BCNumber">
@@ -1744,13 +1659,7 @@
     <w:next w:val="Normal"/>
     <w:uiPriority w:val="2"/>
     <w:qFormat/>
-    <w:pPr>
-      <w:spacing w:before="0" w:after="0" w:line="240" w:lineRule="auto"/>
-    </w:pPr>
     <w:rPr>
-      <w:rFonts w:asciiTheme="minorHAnsi" w:hAnsiTheme="minorHAnsi" w:eastAsiaTheme="minorHAnsi" w:cstheme="minorBidi"/>
-      <w:color w:val="242424" w:themeColor="text1"/>
-      <w14:numForm w14:val="tabular"/>
       <w14:numSpacing w14:val="tabular"/>
     </w:rPr>
   </w:style>
@@ -1762,11 +1671,9 @@
     <w:qFormat/>
     <w:pPr>
       <w:keepNext/>
-      <w:spacing w:before="0" w:after="0" w:line="240" w:lineRule="auto"/>
     </w:pPr>
     <w:rPr>
-      <w:rFonts w:asciiTheme="majorHAnsi" w:hAnsiTheme="majorHAnsi" w:eastAsiaTheme="majorEastAsia" w:cstheme="majorBidi"/>
-      <w:color w:val="242424" w:themeColor="text1"/>
+      <w:rFonts w:asciiTheme="majorHAnsi" w:eastAsiaTheme="majorEastAsia" w:hAnsiTheme="majorHAnsi" w:cstheme="majorBidi"/>
     </w:rPr>
   </w:style>
   <w:style w:type="paragraph" w:customStyle="1" w:styleId="BCLabelNumber">
@@ -1775,13 +1682,7 @@
     <w:next w:val="Normal"/>
     <w:uiPriority w:val="2"/>
     <w:qFormat/>
-    <w:pPr>
-      <w:spacing w:before="0" w:after="0" w:line="240" w:lineRule="auto"/>
-    </w:pPr>
     <w:rPr>
-      <w:rFonts w:asciiTheme="majorHAnsi" w:hAnsiTheme="majorHAnsi" w:eastAsiaTheme="majorEastAsia" w:cstheme="majorBidi"/>
-      <w:color w:val="242424" w:themeColor="text1"/>
-      <w14:numForm w14:val="tabular"/>
       <w14:numSpacing w14:val="tabular"/>
     </w:rPr>
   </w:style>
@@ -1791,25 +1692,21 @@
     <w:uiPriority w:val="99"/>
     <w:qFormat/>
     <w:pPr>
-      <w:spacing w:before="0" w:after="0" w:line="240" w:lineRule="auto"/>
+      <w:spacing w:after="0" w:line="240" w:lineRule="auto"/>
     </w:pPr>
     <w:tblPr>
       <w:tblStyleRowBandSize w:val="1"/>
       <w:tblStyleColBandSize w:val="1"/>
       <w:tblCellMar>
-        <w:top w:w="0" w:type="dxa"/>
         <w:left w:w="0" w:type="dxa"/>
-        <w:bottom w:w="0" w:type="dxa"/>
         <w:right w:w="0" w:type="dxa"/>
       </w:tblCellMar>
     </w:tblPr>
-    <w:tcPr>
-      <w:vAlign w:val="top"/>
-    </w:tcPr>
     <w:tblStylePr w:type="firstRow">
       <w:rPr>
         <w:rFonts w:asciiTheme="majorHAnsi" w:hAnsiTheme="majorHAnsi" w:cstheme="majorBidi"/>
       </w:rPr>
+      <w:tblPr/>
       <w:tcPr>
         <w:vAlign w:val="top"/>
       </w:tcPr>
@@ -1821,15 +1718,13 @@
     <w:uiPriority w:val="99"/>
     <w:qFormat/>
     <w:pPr>
-      <w:spacing w:before="0" w:after="0" w:line="240" w:lineRule="auto"/>
+      <w:spacing w:after="0" w:line="240" w:lineRule="auto"/>
     </w:pPr>
     <w:tblPr>
       <w:tblStyleRowBandSize w:val="1"/>
       <w:tblStyleColBandSize w:val="1"/>
       <w:tblCellMar>
-        <w:top w:w="0" w:type="dxa"/>
         <w:left w:w="115" w:type="dxa"/>
-        <w:bottom w:w="0" w:type="dxa"/>
         <w:right w:w="115" w:type="dxa"/>
       </w:tblCellMar>
     </w:tblPr>
@@ -1843,28 +1738,32 @@
       <w:rPr>
         <w:rFonts w:asciiTheme="majorHAnsi" w:hAnsiTheme="majorHAnsi" w:cstheme="majorBidi"/>
       </w:rPr>
+      <w:tblPr/>
       <w:tcPr>
         <w:tcBorders>
-          <w:bottom w:val="single" w:sz="4" w:space="0" w:color="242424" w:themeColor="text1"/>
+          <w:bottom w:val="single" w:sz="4" w:space="0" w:color="000000" w:themeColor="text1"/>
         </w:tcBorders>
         <w:vAlign w:val="top"/>
       </w:tcPr>
     </w:tblStylePr>
     <w:tblStylePr w:type="lastRow">
+      <w:tblPr/>
       <w:tcPr>
         <w:tcBorders>
-          <w:bottom w:val="single" w:sz="4" w:space="0" w:color="F5F7F8" w:themeColor="background2"/>
+          <w:bottom w:val="single" w:sz="4" w:space="0" w:color="E8E8E8" w:themeColor="background2"/>
         </w:tcBorders>
       </w:tcPr>
     </w:tblStylePr>
     <w:tblStylePr w:type="band1Horz">
+      <w:tblPr/>
       <w:tcPr>
         <w:shd w:val="clear" w:color="auto" w:fill="auto"/>
       </w:tcPr>
     </w:tblStylePr>
     <w:tblStylePr w:type="band2Horz">
+      <w:tblPr/>
       <w:tcPr>
-        <w:shd w:val="clear" w:color="auto" w:fill="CCE6E9" w:themeFill="accent2" w:themeFillTint="33"/>
+        <w:shd w:val="clear" w:color="auto" w:fill="FAE2D5" w:themeFill="accent2" w:themeFillTint="33"/>
       </w:tcPr>
     </w:tblStylePr>
   </w:style>
@@ -1874,15 +1773,13 @@
     <w:uiPriority w:val="99"/>
     <w:qFormat/>
     <w:pPr>
-      <w:spacing w:before="0" w:after="0" w:line="240" w:lineRule="auto"/>
+      <w:spacing w:after="0" w:line="240" w:lineRule="auto"/>
     </w:pPr>
     <w:tblPr>
       <w:tblStyleRowBandSize w:val="1"/>
       <w:tblStyleColBandSize w:val="1"/>
       <w:tblCellMar>
-        <w:top w:w="0" w:type="dxa"/>
         <w:left w:w="115" w:type="dxa"/>
-        <w:bottom w:w="0" w:type="dxa"/>
         <w:right w:w="115" w:type="dxa"/>
       </w:tblCellMar>
     </w:tblPr>
@@ -1893,10 +1790,11 @@
       <w:rPr>
         <w:rFonts w:asciiTheme="majorHAnsi" w:hAnsiTheme="majorHAnsi" w:cstheme="majorBidi"/>
       </w:rPr>
+      <w:tblPr/>
       <w:tcPr>
         <w:tcBorders>
-          <w:top w:val="single" w:sz="4" w:space="0" w:color="242424" w:themeColor="text1"/>
-          <w:bottom w:val="single" w:sz="8" w:space="0" w:color="242424" w:themeColor="text1"/>
+          <w:top w:val="single" w:sz="4" w:space="0" w:color="000000" w:themeColor="text1"/>
+          <w:bottom w:val="single" w:sz="8" w:space="0" w:color="000000" w:themeColor="text1"/>
         </w:tcBorders>
       </w:tcPr>
     </w:tblStylePr>
@@ -1907,7 +1805,7 @@
     <w:uiPriority w:val="99"/>
     <w:qFormat/>
     <w:pPr>
-      <w:spacing w:before="0" w:after="0" w:line="240" w:lineRule="auto"/>
+      <w:spacing w:after="0" w:line="240" w:lineRule="auto"/>
     </w:pPr>
     <w:tblPr>
       <w:tblStyleRowBandSize w:val="1"/>
@@ -1926,6 +1824,7 @@
       <w:rPr>
         <w:rFonts w:asciiTheme="majorHAnsi" w:hAnsiTheme="majorHAnsi" w:cstheme="majorBidi"/>
       </w:rPr>
+      <w:tblPr/>
       <w:tcPr>
         <w:vAlign w:val="bottom"/>
       </w:tcPr>
@@ -1934,9 +1833,10 @@
       <w:rPr>
         <w:rFonts w:asciiTheme="majorHAnsi" w:hAnsiTheme="majorHAnsi" w:cstheme="majorBidi"/>
       </w:rPr>
+      <w:tblPr/>
       <w:tcPr>
         <w:tcBorders>
-          <w:top w:val="single" w:sz="4" w:space="0" w:color="242424" w:themeColor="text1"/>
+          <w:top w:val="single" w:sz="4" w:space="0" w:color="000000" w:themeColor="text1"/>
         </w:tcBorders>
       </w:tcPr>
     </w:tblStylePr>
@@ -1947,25 +1847,21 @@
     <w:uiPriority w:val="99"/>
     <w:qFormat/>
     <w:pPr>
-      <w:spacing w:before="0" w:after="0" w:line="240" w:lineRule="auto"/>
+      <w:spacing w:after="0" w:line="240" w:lineRule="auto"/>
     </w:pPr>
     <w:tblPr>
       <w:tblStyleRowBandSize w:val="1"/>
       <w:tblStyleColBandSize w:val="1"/>
       <w:tblCellMar>
-        <w:top w:w="0" w:type="dxa"/>
         <w:left w:w="0" w:type="dxa"/>
-        <w:bottom w:w="0" w:type="dxa"/>
         <w:right w:w="0" w:type="dxa"/>
       </w:tblCellMar>
     </w:tblPr>
-    <w:tcPr>
-      <w:vAlign w:val="top"/>
-    </w:tcPr>
     <w:tblStylePr w:type="lastRow">
+      <w:tblPr/>
       <w:tcPr>
         <w:tcBorders>
-          <w:bottom w:val="single" w:sz="4" w:space="0" w:color="242424" w:themeColor="text1"/>
+          <w:bottom w:val="single" w:sz="4" w:space="0" w:color="000000" w:themeColor="text1"/>
         </w:tcBorders>
       </w:tcPr>
     </w:tblStylePr>
@@ -2229,21 +2125,6 @@
     <w:pitch w:val="variable"/>
     <w:sig w:usb0="80000003" w:usb1="02000000" w:usb2="00003000" w:usb3="00000000" w:csb0="00000001" w:csb1="00000000"/>
   </w:font>
-  <w:font w:name="Segoe UI Semibold">
-    <w:panose1 w:val="020B0702040204020203"/>
-    <w:charset w:val="00"/>
-    <w:family w:val="swiss"/>
-    <w:pitch w:val="variable"/>
-    <w:sig w:usb0="E4002EFF" w:usb1="C000E47F" w:usb2="00000009" w:usb3="00000000" w:csb0="000001FF" w:csb1="00000000"/>
-  </w:font>
-  <w:font w:name="Yu Gothic Light">
-    <w:altName w:val="游ゴシック Light"/>
-    <w:panose1 w:val="020B0300000000000000"/>
-    <w:charset w:val="80"/>
-    <w:family w:val="swiss"/>
-    <w:pitch w:val="variable"/>
-    <w:sig w:usb0="E00002FF" w:usb1="2AC7FDFF" w:usb2="00000016" w:usb3="00000000" w:csb0="0002009F" w:csb1="00000000"/>
-  </w:font>
 </w:fonts>
 </file>
 
@@ -2265,11 +2146,15 @@
   <w:rsids>
     <w:rsidRoot w:val="004B2460"/>
     <w:rsid w:val="00011997"/>
+    <w:rsid w:val="000A17A1"/>
     <w:rsid w:val="004A42EC"/>
     <w:rsid w:val="004B2460"/>
     <w:rsid w:val="004C1BFD"/>
+    <w:rsid w:val="008858E8"/>
     <w:rsid w:val="008E7FCD"/>
+    <w:rsid w:val="00A03051"/>
     <w:rsid w:val="00B23C48"/>
+    <w:rsid w:val="00DD64A1"/>
   </w:rsids>
   <m:mathPr>
     <m:mathFont m:val="Cambria Math"/>

--- a/src/Layers/W1/BaseApp/Manufacturing/Reports/QuantityExplosionofBOMBody.docx
+++ b/src/Layers/W1/BaseApp/Manufacturing/Reports/QuantityExplosionofBOMBody.docx
@@ -30,7 +30,7 @@
             <w:placeholder>
               <w:docPart w:val="F384291314F44D179D5A3FD255BCC635"/>
             </w:placeholder>
-            <w:dataBinding w:prefixMappings="&lt;xmlns:ns0='urn:microsoft-dynamics-nav/reports/Quantity_Explosion_of_BOM/99000753/' " w:xpath="/ns0:NavWordReportXmlPart[1]/ns0:Labels[1]/ns0:CalculationDateLabel[1]" w:storeItemID="{00000000-0000-0000-0000-000000000000}"/>
+            <w:dataBinding w:prefixMappings="xmlns:ns0='urn:microsoft-dynamics-nav/reports/Quantity_Explosion_of_BOM/99000753/'" w:xpath="/ns0:NavWordReportXmlPart[1]/ns0:Labels[1]/ns0:CalculationDateLabel[1]" w:storeItemID="{00000000-0000-0000-0000-000000000000}"/>
             <w15:color w:val="808080"/>
             <w:text/>
           </w:sdtPr>
@@ -119,7 +119,7 @@
             <w:placeholder>
               <w:docPart w:val="F384291314F44D179D5A3FD255BCC635"/>
             </w:placeholder>
-            <w:dataBinding w:prefixMappings="&lt;xmlns:ns0='urn:microsoft-dynamics-nav/reports/Quantity_Explosion_of_BOM/99000753/' " w:xpath="/ns0:NavWordReportXmlPart[1]/ns0:Item[1]/ns0:AsOfCalcDate[1]" w:storeItemID="{00000000-0000-0000-0000-000000000000}"/>
+            <w:dataBinding w:prefixMappings="xmlns:ns0='urn:microsoft-dynamics-nav/reports/Quantity_Explosion_of_BOM/99000753/'" w:xpath="/ns0:NavWordReportXmlPart[1]/ns0:Item[1]/ns0:AsOfCalcDate[1]" w:storeItemID="{00000000-0000-0000-0000-000000000000}"/>
             <w15:color w:val="808080"/>
             <w:text/>
           </w:sdtPr>
@@ -382,19 +382,19 @@
       <w:sdt>
         <w:sdtPr>
           <w:rPr>
-            <w:rFonts w:asciiTheme="minorHAnsi" w:eastAsiaTheme="minorHAnsi" w:hAnsiTheme="minorHAnsi" w:cstheme="minorBidi"/>
+            <w:rFonts w:asciiTheme="minorHAnsi" w:hAnsiTheme="minorHAnsi" w:eastAsiaTheme="minorHAnsi" w:cstheme="minorBidi"/>
           </w:rPr>
           <w:alias w:val="#Nav: /Item"/>
           <w:tag w:val="#Nav: Quantity_Explosion_of_BOM/99000753"/>
           <w:id w:val="835125458"/>
-          <w15:dataBinding w:prefixMappings="&lt;xmlns:ns0='urn:microsoft-dynamics-nav/reports/Quantity_Explosion_of_BOM/99000753/' " w:xpath="/ns0:NavWordReportXmlPart[1]/ns0:Item" w:storeItemID="{85783E4D-63F5-4369-90B3-E6100BC017E9}"/>
+          <w15:dataBinding w:prefixMappings="xmlns:ns0='urn:microsoft-dynamics-nav/reports/Quantity_Explosion_of_BOM/99000753/'" w:xpath="/ns0:NavWordReportXmlPart[1]/ns0:Item" w:storeItemID="{85783E4D-63F5-4369-90B3-E6100BC017E9}"/>
           <w15:repeatingSection/>
         </w:sdtPr>
         <w:sdtContent>
           <w:sdt>
             <w:sdtPr>
               <w:rPr>
-                <w:rFonts w:asciiTheme="minorHAnsi" w:eastAsiaTheme="minorHAnsi" w:hAnsiTheme="minorHAnsi" w:cstheme="minorBidi"/>
+                <w:rFonts w:asciiTheme="minorHAnsi" w:hAnsiTheme="minorHAnsi" w:eastAsiaTheme="minorHAnsi" w:cstheme="minorBidi"/>
               </w:rPr>
               <w:id w:val="-708187567"/>
               <w:placeholder>
@@ -413,7 +413,7 @@
                 <w:sdt>
                   <w:sdtPr>
                     <w:rPr>
-                      <w:rFonts w:asciiTheme="minorHAnsi" w:eastAsiaTheme="minorHAnsi" w:hAnsiTheme="minorHAnsi" w:cstheme="minorBidi"/>
+                      <w:rFonts w:asciiTheme="minorHAnsi" w:hAnsiTheme="minorHAnsi" w:eastAsiaTheme="minorHAnsi" w:cstheme="minorBidi"/>
                     </w:rPr>
                     <w:alias w:val="No_Item"/>
                     <w:tag w:val="#BC:InsertDataItem,DataItems/Item/No_Item"/>
@@ -421,13 +421,13 @@
                     <w:placeholder>
                       <w:docPart w:val="87AE41C55E1A4F6E87C7987EFEDBFF08"/>
                     </w:placeholder>
-                    <w:dataBinding w:prefixMappings="&lt;xmlns:ns0='urn:microsoft-dynamics-nav/reports/Quantity_Explosion_of_BOM/99000753/' " w:xpath="/ns0:NavWordReportXmlPart[1]/ns0:Item[1]/ns0:No_Item[1]" w:storeItemID="{00000000-0000-0000-0000-000000000000}"/>
+                    <w:dataBinding w:prefixMappings="xmlns:ns0='urn:microsoft-dynamics-nav/reports/Quantity_Explosion_of_BOM/99000753/'" w:xpath="/ns0:NavWordReportXmlPart[1]/ns0:Item[1]/ns0:No_Item[1]" w:storeItemID="{00000000-0000-0000-0000-000000000000}"/>
                     <w15:color w:val="808080"/>
                     <w:text/>
                   </w:sdtPr>
                   <w:sdtEndPr>
                     <w:rPr>
-                      <w:rFonts w:asciiTheme="majorHAnsi" w:eastAsiaTheme="majorEastAsia" w:hAnsiTheme="majorHAnsi" w:cstheme="majorBidi"/>
+                      <w:rFonts w:asciiTheme="majorHAnsi" w:hAnsiTheme="majorHAnsi" w:eastAsiaTheme="majorEastAsia" w:cstheme="majorBidi"/>
                       <w:lang w:val="en-AU" w:eastAsia="ja-JP"/>
                     </w:rPr>
                   </w:sdtEndPr>
@@ -458,7 +458,7 @@
                     <w:placeholder>
                       <w:docPart w:val="87AE41C55E1A4F6E87C7987EFEDBFF08"/>
                     </w:placeholder>
-                    <w:dataBinding w:prefixMappings="&lt;xmlns:ns0='urn:microsoft-dynamics-nav/reports/Quantity_Explosion_of_BOM/99000753/' " w:xpath="/ns0:NavWordReportXmlPart[1]/ns0:Item[1]/ns0:Desc_Item[1]" w:storeItemID="{00000000-0000-0000-0000-000000000000}"/>
+                    <w:dataBinding w:prefixMappings="xmlns:ns0='urn:microsoft-dynamics-nav/reports/Quantity_Explosion_of_BOM/99000753/'" w:xpath="/ns0:NavWordReportXmlPart[1]/ns0:Item[1]/ns0:Desc_Item[1]" w:storeItemID="{00000000-0000-0000-0000-000000000000}"/>
                     <w15:color w:val="808080"/>
                     <w:text/>
                   </w:sdtPr>
@@ -491,7 +491,7 @@
                   <w:alias w:val="#Nav: /Item/BOMLoop"/>
                   <w:tag w:val="#Nav: Quantity_Explosion_of_BOM/99000753"/>
                   <w:id w:val="171230125"/>
-                  <w15:dataBinding w:prefixMappings="&lt;xmlns:ns0='urn:microsoft-dynamics-nav/reports/Quantity_Explosion_of_BOM/99000753/' " w:xpath="/ns0:NavWordReportXmlPart[1]/ns0:Item[1]/ns0:BOMLoop" w:storeItemID="{85783E4D-63F5-4369-90B3-E6100BC017E9}"/>
+                  <w15:dataBinding w:prefixMappings="xmlns:ns0='urn:microsoft-dynamics-nav/reports/Quantity_Explosion_of_BOM/99000753/'" w:xpath="/ns0:NavWordReportXmlPart[1]/ns0:Item[1]/ns0:BOMLoop" w:storeItemID="{85783E4D-63F5-4369-90B3-E6100BC017E9}"/>
                   <w15:repeatingSection/>
                 </w:sdtPr>
                 <w:sdtContent>
@@ -529,7 +529,7 @@
                                 <w:placeholder>
                                   <w:docPart w:val="87AE41C55E1A4F6E87C7987EFEDBFF08"/>
                                 </w:placeholder>
-                                <w:dataBinding w:prefixMappings="&lt;xmlns:ns0='urn:microsoft-dynamics-nav/reports/Quantity_Explosion_of_BOM/99000753/' " w:xpath="/ns0:NavWordReportXmlPart[1]/ns0:Item[1]/ns0:BOMLoop[1]/ns0:Integer[1]/ns0:IndentLevel[1]" w:storeItemID="{00000000-0000-0000-0000-000000000000}"/>
+                                <w:dataBinding w:prefixMappings="xmlns:ns0='urn:microsoft-dynamics-nav/reports/Quantity_Explosion_of_BOM/99000753/'" w:xpath="/ns0:NavWordReportXmlPart[1]/ns0:Item[1]/ns0:BOMLoop[1]/ns0:Integer[1]/ns0:IndentLevel[1]" w:storeItemID="{00000000-0000-0000-0000-000000000000}"/>
                                 <w15:color w:val="808080"/>
                                 <w:text/>
                               </w:sdtPr>
@@ -548,7 +548,7 @@
                                 <w:placeholder>
                                   <w:docPart w:val="87AE41C55E1A4F6E87C7987EFEDBFF08"/>
                                 </w:placeholder>
-                                <w:dataBinding w:prefixMappings="&lt;xmlns:ns0='urn:microsoft-dynamics-nav/reports/Quantity_Explosion_of_BOM/99000753/' " w:xpath="/ns0:NavWordReportXmlPart[1]/ns0:Item[1]/ns0:BOMLoop[1]/ns0:Integer[1]/ns0:FormatLevel[1]" w:storeItemID="{00000000-0000-0000-0000-000000000000}"/>
+                                <w:dataBinding w:prefixMappings="xmlns:ns0='urn:microsoft-dynamics-nav/reports/Quantity_Explosion_of_BOM/99000753/'" w:xpath="/ns0:NavWordReportXmlPart[1]/ns0:Item[1]/ns0:BOMLoop[1]/ns0:Integer[1]/ns0:FormatLevel[1]" w:storeItemID="{00000000-0000-0000-0000-000000000000}"/>
                                 <w15:color w:val="808080"/>
                                 <w:text/>
                               </w:sdtPr>
@@ -569,7 +569,7 @@
                             <w:placeholder>
                               <w:docPart w:val="87AE41C55E1A4F6E87C7987EFEDBFF08"/>
                             </w:placeholder>
-                            <w:dataBinding w:prefixMappings="&lt;xmlns:ns0='urn:microsoft-dynamics-nav/reports/Quantity_Explosion_of_BOM/99000753/' " w:xpath="/ns0:NavWordReportXmlPart[1]/ns0:Item[1]/ns0:BOMLoop[1]/ns0:Integer[1]/ns0:BomCompLevelNo[1]" w:storeItemID="{00000000-0000-0000-0000-000000000000}"/>
+                            <w:dataBinding w:prefixMappings="xmlns:ns0='urn:microsoft-dynamics-nav/reports/Quantity_Explosion_of_BOM/99000753/'" w:xpath="/ns0:NavWordReportXmlPart[1]/ns0:Item[1]/ns0:BOMLoop[1]/ns0:Integer[1]/ns0:BomCompLevelNo[1]" w:storeItemID="{00000000-0000-0000-0000-000000000000}"/>
                             <w15:color w:val="808080"/>
                             <w:text/>
                           </w:sdtPr>
@@ -599,7 +599,7 @@
                             <w:placeholder>
                               <w:docPart w:val="87AE41C55E1A4F6E87C7987EFEDBFF08"/>
                             </w:placeholder>
-                            <w:dataBinding w:prefixMappings="&lt;xmlns:ns0='urn:microsoft-dynamics-nav/reports/Quantity_Explosion_of_BOM/99000753/' " w:xpath="/ns0:NavWordReportXmlPart[1]/ns0:Item[1]/ns0:BOMLoop[1]/ns0:Integer[1]/ns0:BomCompLevelDesc[1]" w:storeItemID="{00000000-0000-0000-0000-000000000000}"/>
+                            <w:dataBinding w:prefixMappings="xmlns:ns0='urn:microsoft-dynamics-nav/reports/Quantity_Explosion_of_BOM/99000753/'" w:xpath="/ns0:NavWordReportXmlPart[1]/ns0:Item[1]/ns0:BOMLoop[1]/ns0:Integer[1]/ns0:BomCompLevelDesc[1]" w:storeItemID="{00000000-0000-0000-0000-000000000000}"/>
                             <w15:color w:val="808080"/>
                             <w:text/>
                           </w:sdtPr>
@@ -629,7 +629,7 @@
                             <w:placeholder>
                               <w:docPart w:val="87AE41C55E1A4F6E87C7987EFEDBFF08"/>
                             </w:placeholder>
-                            <w:dataBinding w:prefixMappings="&lt;xmlns:ns0='urn:microsoft-dynamics-nav/reports/Quantity_Explosion_of_BOM/99000753/' " w:xpath="/ns0:NavWordReportXmlPart[1]/ns0:Item[1]/ns0:BOMLoop[1]/ns0:Integer[1]/ns0:BomCompLevelQty[1]" w:storeItemID="{00000000-0000-0000-0000-000000000000}"/>
+                            <w:dataBinding w:prefixMappings="xmlns:ns0='urn:microsoft-dynamics-nav/reports/Quantity_Explosion_of_BOM/99000753/'" w:xpath="/ns0:NavWordReportXmlPart[1]/ns0:Item[1]/ns0:BOMLoop[1]/ns0:Integer[1]/ns0:BomCompLevelQty[1]" w:storeItemID="{00000000-0000-0000-0000-000000000000}"/>
                             <w15:color w:val="808080"/>
                             <w:text/>
                           </w:sdtPr>
@@ -660,7 +660,7 @@
                             <w:placeholder>
                               <w:docPart w:val="87AE41C55E1A4F6E87C7987EFEDBFF08"/>
                             </w:placeholder>
-                            <w:dataBinding w:prefixMappings="&lt;xmlns:ns0='urn:microsoft-dynamics-nav/reports/Quantity_Explosion_of_BOM/99000753/' " w:xpath="/ns0:NavWordReportXmlPart[1]/ns0:Item[1]/ns0:BOMLoop[1]/ns0:Integer[1]/ns0:BomCompLevelUOMCode[1]" w:storeItemID="{00000000-0000-0000-0000-000000000000}"/>
+                            <w:dataBinding w:prefixMappings="xmlns:ns0='urn:microsoft-dynamics-nav/reports/Quantity_Explosion_of_BOM/99000753/'" w:xpath="/ns0:NavWordReportXmlPart[1]/ns0:Item[1]/ns0:BOMLoop[1]/ns0:Integer[1]/ns0:BomCompLevelUOMCode[1]" w:storeItemID="{00000000-0000-0000-0000-000000000000}"/>
                             <w15:color w:val="808080"/>
                             <w:text/>
                           </w:sdtPr>
@@ -690,7 +690,7 @@
                             <w:placeholder>
                               <w:docPart w:val="87AE41C55E1A4F6E87C7987EFEDBFF08"/>
                             </w:placeholder>
-                            <w:dataBinding w:prefixMappings="&lt;xmlns:ns0='urn:microsoft-dynamics-nav/reports/Quantity_Explosion_of_BOM/99000753/' " w:xpath="/ns0:NavWordReportXmlPart[1]/ns0:Item[1]/ns0:BOMLoop[1]/ns0:Integer[1]/ns0:BOMQty[1]" w:storeItemID="{00000000-0000-0000-0000-000000000000}"/>
+                            <w:dataBinding w:prefixMappings="xmlns:ns0='urn:microsoft-dynamics-nav/reports/Quantity_Explosion_of_BOM/99000753/'" w:xpath="/ns0:NavWordReportXmlPart[1]/ns0:Item[1]/ns0:BOMLoop[1]/ns0:Integer[1]/ns0:BOMQty[1]" w:storeItemID="{00000000-0000-0000-0000-000000000000}"/>
                             <w15:color w:val="808080"/>
                             <w:text/>
                           </w:sdtPr>
@@ -732,7 +732,7 @@
                     <w:pPr>
                       <w:pStyle w:val="NoSpacing"/>
                       <w:pBdr>
-                        <w:top w:val="single" w:sz="4" w:space="0" w:color="F5F7F8"/>
+                        <w:top w:val="single" w:color="F5F7F8" w:sz="4" w:space="0"/>
                       </w:pBdr>
                     </w:pPr>
                   </w:p>
@@ -3016,7 +3016,9 @@
 </we:webextension>
 </file>
 
-<file path=customXml/item1.xml>��< ? x m l   v e r s i o n = " 1 . 0 "   e n c o d i n g = " u t f - 1 6 " ? > < N a v W o r d R e p o r t X m l P a r t   x m l n s = " u r n : m i c r o s o f t - d y n a m i c s - b u s i n e s s c e n t r a l / i n t e r n a l / e x t e n d e d / r e p o r t s / Q u a n t i t y _ E x p l o s i o n _ o f _ B O M / 9 9 0 0 0 7 5 3 / " > +<file path=customXml/item1.xml>��< ? x m l   v e r s i o n = " 1 . 0 "   e n c o d i n g = " u t f - 1 6 " ? > + 
+ < N a v W o r d R e p o r t X m l P a r t   x m l n s = " u r n : m i c r o s o f t - d y n a m i c s - b u s i n e s s c e n t r a l / i n t e r n a l / e x t e n d e d / r e p o r t s / Q u a n t i t y _ E x p l o s i o n _ o f _ B O M / 9 9 0 0 0 7 5 3 / " >   
      < B C R e p o r t I n f o r m a t i o n >   
@@ -3080,6 +3082,84 @@
  
          < / R e p o r t R e q u e s t >   
+         < C o m p a n y M e t a d a t a > + 
+             < C o m p a n y N a m e > C o m p a n y   N a m e < / C o m p a n y N a m e > + 
+             < C o m p a n y D i s p l a y N a m e > C o m p a n y   D i s p l a y   N a m e < / C o m p a n y D i s p l a y N a m e > + 
+             < C o m p a n y A d d r e s s L i n e s > + 
+                 < C o m p a n y A d d r e s s L i n e > C o m p a n y   A d d r e s s   L i n e   1 < / C o m p a n y A d d r e s s L i n e > + 
+                 < C o m p a n y A d d r e s s L i n e > C o m p a n y   A d d r e s s   L i n e   2 < / C o m p a n y A d d r e s s L i n e > + 
+                 < C o m p a n y A d d r e s s L i n e > C o m p a n y   A d d r e s s   L i n e   3 < / C o m p a n y A d d r e s s L i n e > + 
+                 < C o m p a n y A d d r e s s L i n e > C o m p a n y   A d d r e s s   L i n e   4 < / C o m p a n y A d d r e s s L i n e > + 
+                 < C o m p a n y A d d r e s s L i n e > C o m p a n y   A d d r e s s   L i n e   5 < / C o m p a n y A d d r e s s L i n e > + 
+                 < C o m p a n y A d d r e s s L i n e > C o m p a n y   A d d r e s s   L i n e   6 < / C o m p a n y A d d r e s s L i n e > + 
+                 < C o m p a n y A d d r e s s L i n e > C o m p a n y   A d d r e s s   L i n e   7 < / C o m p a n y A d d r e s s L i n e > + 
+                 < C o m p a n y A d d r e s s L i n e > C o m p a n y   A d d r e s s   L i n e   8 < / C o m p a n y A d d r e s s L i n e > + 
+             < / C o m p a n y A d d r e s s L i n e s > + 
+             < C o m p a n y P h o n e > C o m p a n y   P h o n e < / C o m p a n y P h o n e > + 
+             < C o m p a n y P h o n e C a p t i o n > C o m p a n y   P h o n e   C a p t i o n < / C o m p a n y P h o n e C a p t i o n > + 
+             < C o m p a n y F a x N o > C o m p a n y   F a x   N o . < / C o m p a n y F a x N o > + 
+             < C o m p a n y F a x N o C a p t i o n > C o m p a n y   F a x   N o .   C a p t i o n < / C o m p a n y F a x N o C a p t i o n > + 
+             < C o m p a n y E m a i l > C o m p a n y   E m a i l < / C o m p a n y E m a i l > + 
+             < C o m p a n y E m a i l C a p t i o n > C o m p a n y   E m a i l   C a p t i o n < / C o m p a n y E m a i l C a p t i o n > + 
+             < C o m p a n y H o m e P a g e > C o m p a n y   H o m e   P a g e < / C o m p a n y H o m e P a g e > + 
+             < C o m p a n y H o m e P a g e C a p t i o n > C o m p a n y   H o m e   P a g e   C a p t i o n < / C o m p a n y H o m e P a g e C a p t i o n > + 
+             < C o m p a n y L o g o > C o m p a n y   L o g o < / C o m p a n y L o g o > + 
+             < C o m p a n y V A T R e g i s t r a t i o n N o > C o m p a n y   V A T   R e g i s t r a t i o n   N o . < / C o m p a n y V A T R e g i s t r a t i o n N o > + 
+             < C o m p a n y V A T R e g i s t r a t i o n N o C a p t i o n > C o m p a n y   V A T   R e g i s t r a t i o n   N o .   C a p t i o n < / C o m p a n y V A T R e g i s t r a t i o n N o C a p t i o n > + 
+             < C o m p a n y R e g i s t r a t i o n N o > C o m p a n y   R e g i s t r a t i o n   N o . < / C o m p a n y R e g i s t r a t i o n N o > + 
+             < C o m p a n y R e g i s t r a t i o n N o C a p t i o n > C o m p a n y   R e g i s t r a t i o n   N o .   C a p t i o n < / C o m p a n y R e g i s t r a t i o n N o C a p t i o n > + 
+             < C o m p a n y B a n k N a m e > C o m p a n y   B a n k   N a m e < / C o m p a n y B a n k N a m e > + 
+             < C o m p a n y B a n k N a m e C a p t i o n > C o m p a n y   B a n k   N a m e   C a p t i o n < / C o m p a n y B a n k N a m e C a p t i o n > + 
+             < C o m p a n y B a n k A c c o u n t N o > C o m p a n y   B a n k   A c c o u n t   N o . < / C o m p a n y B a n k A c c o u n t N o > + 
+             < C o m p a n y B a n k A c c o u n t N o C a p t i o n > C o m p a n y   B a n k   A c c o u n t   N o .   C a p t i o n < / C o m p a n y B a n k A c c o u n t N o C a p t i o n > + 
+             < C o m p a n y B a n k B r a n c h N o > C o m p a n y   B a n k   B r a n c h   N o . < / C o m p a n y B a n k B r a n c h N o > + 
+             < C o m p a n y B a n k B r a n c h N o C a p t i o n > C o m p a n y   B a n k   B r a n c h   N o .   C a p t i o n < / C o m p a n y B a n k B r a n c h N o C a p t i o n > + 
+             < C o m p a n y I B A N > C o m p a n y   I B A N < / C o m p a n y I B A N > + 
+             < C o m p a n y I B A N C a p t i o n > C o m p a n y   I B A N   C a p t i o n < / C o m p a n y I B A N C a p t i o n > + 
+             < C o m p a n y B a n k S W I F T > C o m p a n y   B a n k   S W I F T < / C o m p a n y B a n k S W I F T > + 
+             < C o m p a n y B a n k S W I F T C a p t i o n > C o m p a n y   B a n k   S W I F T   C a p t i o n < / C o m p a n y B a n k S W I F T C a p t i o n > + 
+             < C o m p a n y G i r o N o > C o m p a n y   G i r o   N o . < / C o m p a n y G i r o N o > + 
+             < C o m p a n y G i r o N o C a p t i o n > C o m p a n y   G i r o   N o .   C a p t i o n < / C o m p a n y G i r o N o C a p t i o n > + 
+         < / C o m p a n y M e t a d a t a > + 
      < / B C R e p o r t I n f o r m a t i o n >   
      < L a b e l s > @@ -3134,25 +3214,57 @@
  
      < / L a b e l s >   
-     < T o o l t i p s / > +     < T o o l t i p s > + 
+         < T o o l t i p   c o l u m n = " N o _ I t e m "   E l e m e n t I d = " 1 5 4 7 7 6 9 6 5 4 " > + 
+             < T o o l t i p T e x t   l a n g = " e n - U S " > S p e c i f i e s   t h e   n u m b e r   o f   t h e   i t e m . < / T o o l t i p T e x t > + 
+         < / T o o l t i p > + 
+         < T o o l t i p   c o l u m n = " D e s c _ I t e m "   E l e m e n t I d = " 9 9 0 9 0 4 5 5 8 " > + 
+             < T o o l t i p T e x t   l a n g = " e n - U S " > S p e c i f i e s   a   d e s c r i p t i o n   o f   t h e   i t e m . < / T o o l t i p T e x t > + 
+         < / T o o l t i p > + 
+         < T o o l t i p   c o l u m n = " B o m C o m p L e v e l N o "   E l e m e n t I d = " 6 9 9 5 8 0 8 9 3 " > + 
+             < T o o l t i p T e x t   l a n g = " e n - U S " > S p e c i f i e s   t h e   n u m b e r   o f   t h e   i n v o l v e d   e n t r y   o r   r e c o r d ,   a c c o r d i n g   t o   t h e   s p e c i f i e d   n u m b e r   s e r i e s . < / T o o l t i p T e x t > + 
+         < / T o o l t i p > + 
+         < T o o l t i p   c o l u m n = " B o m C o m p L e v e l D e s c "   E l e m e n t I d = " 1 7 7 5 8 3 5 8 6 7 " > + 
+             < T o o l t i p T e x t   l a n g = " e n - U S " > S p e c i f i e s   a   d e s c r i p t i o n   o f   t h e   p r o d u c t i o n   B O M   l i n e . < / T o o l t i p T e x t > + 
+         < / T o o l t i p > + 
+         < T o o l t i p   c o l u m n = " B o m C o m p L e v e l U O M C o d e "   E l e m e n t I d = " 7 4 6 8 4 8 7 5 2 " > + 
+             < T o o l t i p T e x t   l a n g = " e n - U S " > S p e c i f i e s   h o w   e a c h   u n i t   o f   t h e   i t e m   i s   m e a s u r e d ,   s u c h   a s   i n   p i e c e s   o r   t o n s .   B y   d e f a u l t ,   t h e   v a l u e   i n   t h e   B a s e   U n i t   o f   M e a s u r e   f i e l d   o n   t h e   i t e m   c a r d   i s   i n s e r t e d . < / T o o l t i p T e x t > + 
+         < / T o o l t i p > + 
+     < / T o o l t i p s >   
      < I t e m   E l e m e n t T y p e = " D a t a I t e m "   E l e m e n t I d = " 1 1 2 8 8 3 0 2 4 8 " >   
          < A s O f C a l c D a t e   E l e m e n t T y p e = " C o l u m n "   E l e m e n t I d = " 5 6 8 5 3 8 1 9 3 "   D a t a T y p e = " S t r i n g " > A s O f C a l c D a t e < / A s O f C a l c D a t e >   
-         < B o m C o m p L e v e l D e s c C a p t   E l e m e n t T y p e = " C o l u m n "   E l e m e n t I d = " 6 0 1 1 9 7 3 5 5 "   D a t a T y p e = " T e x t C o n s t " > B o m C o m p L e v e l D e s c C a p t < / B o m C o m p L e v e l D e s c C a p t > - 
-         < B o m C o m p L e v e l N o C a p t   E l e m e n t T y p e = " C o l u m n "   E l e m e n t I d = " 1 3 8 6 3 6 1 5 3 3 "   D a t a T y p e = " T e x t C o n s t " > B o m C o m p L e v e l N o C a p t < / B o m C o m p L e v e l N o C a p t > - 
-         < B o m C o m p L e v e l Q t y C a p t   E l e m e n t T y p e = " C o l u m n "   E l e m e n t I d = " 2 9 2 9 5 0 3 4 4 "   D a t a T y p e = " T e x t C o n s t " > B o m C o m p L e v e l Q t y C a p t < / B o m C o m p L e v e l Q t y C a p t > - 
-         < B o m C o m p L e v e l U O M C o d e C a p t   E l e m e n t T y p e = " C o l u m n "   E l e m e n t I d = " 7 3 5 3 6 7 6 5 0 "   D a t a T y p e = " T e x t C o n s t " > B o m C o m p L e v e l U O M C o d e C a p t < / B o m C o m p L e v e l U O M C o d e C a p t > - 
-         < B O M Q t y C a p t i o n   E l e m e n t T y p e = " C o l u m n "   E l e m e n t I d = " 7 7 8 6 6 2 9 9 9 "   D a t a T y p e = " T e x t C o n s t " > B O M Q t y C a p t i o n < / B O M Q t y C a p t i o n > +         < B o m C o m p L e v e l D e s c C a p t   E l e m e n t T y p e = " C o l u m n "   E l e m e n t I d = " 6 0 1 1 9 7 3 5 5 "   D a t a T y p e = " L a b e l " > B o m C o m p L e v e l D e s c C a p t < / B o m C o m p L e v e l D e s c C a p t > + 
+         < B o m C o m p L e v e l N o C a p t   E l e m e n t T y p e = " C o l u m n "   E l e m e n t I d = " 1 3 8 6 3 6 1 5 3 3 "   D a t a T y p e = " L a b e l " > B o m C o m p L e v e l N o C a p t < / B o m C o m p L e v e l N o C a p t > + 
+         < B o m C o m p L e v e l Q t y C a p t   E l e m e n t T y p e = " C o l u m n "   E l e m e n t I d = " 2 9 2 9 5 0 3 4 4 "   D a t a T y p e = " L a b e l " > B o m C o m p L e v e l Q t y C a p t < / B o m C o m p L e v e l Q t y C a p t > + 
+         < B o m C o m p L e v e l U O M C o d e C a p t   E l e m e n t T y p e = " C o l u m n "   E l e m e n t I d = " 7 3 5 3 6 7 6 5 0 "   D a t a T y p e = " L a b e l " > B o m C o m p L e v e l U O M C o d e C a p t < / B o m C o m p L e v e l U O M C o d e C a p t > + 
+         < B O M Q t y C a p t i o n   E l e m e n t T y p e = " C o l u m n "   E l e m e n t I d = " 7 7 8 6 6 2 9 9 9 "   D a t a T y p e = " L a b e l " > B O M Q t y C a p t i o n < / B O M Q t y C a p t i o n >   
          < C o m p a n y N a m e   E l e m e n t T y p e = " C o l u m n "   E l e m e n t I d = " 1 5 9 5 4 7 7 3 9 5 "   D a t a T y p e = " S t r i n g " > C o m p a n y N a m e < / C o m p a n y N a m e >   
-         < C u r r R e p o r t P a g e N o C a p t   E l e m e n t T y p e = " C o l u m n "   E l e m e n t I d = " 6 8 6 2 9 9 2 1 "   D a t a T y p e = " T e x t C o n s t " > C u r r R e p o r t P a g e N o C a p t < / C u r r R e p o r t P a g e N o C a p t > +         < C u r r R e p o r t P a g e N o C a p t   E l e m e n t T y p e = " C o l u m n "   E l e m e n t I d = " 6 8 6 2 9 9 2 1 "   D a t a T y p e = " L a b e l " > C u r r R e p o r t P a g e N o C a p t < / C u r r R e p o r t P a g e N o C a p t >   
          < D e s c _ I t e m   E l e m e n t T y p e = " C o l u m n "   E l e m e n t I d = " 9 9 0 9 0 4 5 5 8 "   D a t a T y p e = " T e x t " > D e s c _ I t e m < / D e s c _ I t e m >   
@@ -3160,11 +3272,11 @@
  
          < I t e m T a b l e C a p t i o n F i l t e r   E l e m e n t T y p e = " C o l u m n "   E l e m e n t I d = " 1 0 6 9 5 5 1 8 3 2 "   D a t a T y p e = " S t r i n g " > I t e m T a b l e C a p t i o n F i l t e r < / I t e m T a b l e C a p t i o n F i l t e r >   
-         < L e v e l C a p t   E l e m e n t T y p e = " C o l u m n "   E l e m e n t I d = " 1 7 0 6 0 8 6 2 5 1 "   D a t a T y p e = " T e x t C o n s t " > L e v e l C a p t < / L e v e l C a p t > +         < L e v e l C a p t   E l e m e n t T y p e = " C o l u m n "   E l e m e n t I d = " 1 7 0 6 0 8 6 2 5 1 "   D a t a T y p e = " L a b e l " > L e v e l C a p t < / L e v e l C a p t >   
          < N o _ I t e m   E l e m e n t T y p e = " C o l u m n "   E l e m e n t I d = " 1 5 4 7 7 6 9 6 5 4 "   D a t a T y p e = " C o d e " > N o _ I t e m < / N o _ I t e m >   
-         < Q t y E x p l o s i o n o f B O M C a p t   E l e m e n t T y p e = " C o l u m n "   E l e m e n t I d = " 1 2 0 3 9 6 9 3 2 5 "   D a t a T y p e = " T e x t C o n s t " > Q t y E x p l o s i o n o f B O M C a p t < / Q t y E x p l o s i o n o f B O M C a p t > +         < Q t y E x p l o s i o n o f B O M C a p t   E l e m e n t T y p e = " C o l u m n "   E l e m e n t I d = " 1 2 0 3 9 6 9 3 2 5 "   D a t a T y p e = " L a b e l " > Q t y E x p l o s i o n o f B O M C a p t < / Q t y E x p l o s i o n o f B O M C a p t >   
          < T o d a y F o r m a t t e d   E l e m e n t T y p e = " C o l u m n "   E l e m e n t I d = " 2 7 0 4 5 1 4 0 "   D a t a T y p e = " S t r i n g " > T o d a y F o r m a t t e d < / T o d a y F o r m a t t e d >   
@@ -3195,7 +3307,9 @@
  < / N a v W o r d R e p o r t X m l P a r t > 
 </file>
 
-<file path=customXml/item2.xml>��< ? x m l   v e r s i o n = " 1 . 0 "   e n c o d i n g = " u t f - 1 6 " ? > < N a v W o r d R e p o r t X m l P a r t   x m l n s = " u r n : m i c r o s o f t - d y n a m i c s - n a v / r e p o r t s / Q u a n t i t y _ E x p l o s i o n _ o f _ B O M / 9 9 0 0 0 7 5 3 / " > +<file path=customXml/item2.xml>��< ? x m l   v e r s i o n = " 1 . 0 "   e n c o d i n g = " u t f - 1 6 " ? > + 
+ < N a v W o r d R e p o r t X m l P a r t   x m l n s = " u r n : m i c r o s o f t - d y n a m i c s - n a v / r e p o r t s / Q u a n t i t y _ E x p l o s i o n _ o f _ B O M / 9 9 0 0 0 7 5 3 / " >   
      < B C R e p o r t I n f o r m a t i o n >   
@@ -3258,6 +3372,84 @@
              < / D a t e T i m e V a l u e s >   
          < / R e p o r t R e q u e s t > + 
+         < C o m p a n y M e t a d a t a > + 
+             < C o m p a n y N a m e > C o m p a n y   N a m e < / C o m p a n y N a m e > + 
+             < C o m p a n y D i s p l a y N a m e > C o m p a n y   D i s p l a y   N a m e < / C o m p a n y D i s p l a y N a m e > + 
+             < C o m p a n y A d d r e s s L i n e s > + 
+                 < C o m p a n y A d d r e s s L i n e > C o m p a n y   A d d r e s s   L i n e   1 < / C o m p a n y A d d r e s s L i n e > + 
+                 < C o m p a n y A d d r e s s L i n e > C o m p a n y   A d d r e s s   L i n e   2 < / C o m p a n y A d d r e s s L i n e > + 
+                 < C o m p a n y A d d r e s s L i n e > C o m p a n y   A d d r e s s   L i n e   3 < / C o m p a n y A d d r e s s L i n e > + 
+                 < C o m p a n y A d d r e s s L i n e > C o m p a n y   A d d r e s s   L i n e   4 < / C o m p a n y A d d r e s s L i n e > + 
+                 < C o m p a n y A d d r e s s L i n e > C o m p a n y   A d d r e s s   L i n e   5 < / C o m p a n y A d d r e s s L i n e > + 
+                 < C o m p a n y A d d r e s s L i n e > C o m p a n y   A d d r e s s   L i n e   6 < / C o m p a n y A d d r e s s L i n e > + 
+                 < C o m p a n y A d d r e s s L i n e > C o m p a n y   A d d r e s s   L i n e   7 < / C o m p a n y A d d r e s s L i n e > + 
+                 < C o m p a n y A d d r e s s L i n e > C o m p a n y   A d d r e s s   L i n e   8 < / C o m p a n y A d d r e s s L i n e > + 
+             < / C o m p a n y A d d r e s s L i n e s > + 
+             < C o m p a n y P h o n e > C o m p a n y   P h o n e < / C o m p a n y P h o n e > + 
+             < C o m p a n y P h o n e C a p t i o n > C o m p a n y   P h o n e   C a p t i o n < / C o m p a n y P h o n e C a p t i o n > + 
+             < C o m p a n y F a x N o > C o m p a n y   F a x   N o . < / C o m p a n y F a x N o > + 
+             < C o m p a n y F a x N o C a p t i o n > C o m p a n y   F a x   N o .   C a p t i o n < / C o m p a n y F a x N o C a p t i o n > + 
+             < C o m p a n y E m a i l > C o m p a n y   E m a i l < / C o m p a n y E m a i l > + 
+             < C o m p a n y E m a i l C a p t i o n > C o m p a n y   E m a i l   C a p t i o n < / C o m p a n y E m a i l C a p t i o n > + 
+             < C o m p a n y H o m e P a g e > C o m p a n y   H o m e   P a g e < / C o m p a n y H o m e P a g e > + 
+             < C o m p a n y H o m e P a g e C a p t i o n > C o m p a n y   H o m e   P a g e   C a p t i o n < / C o m p a n y H o m e P a g e C a p t i o n > + 
+             < C o m p a n y L o g o > C o m p a n y   L o g o < / C o m p a n y L o g o > + 
+             < C o m p a n y V A T R e g i s t r a t i o n N o > C o m p a n y   V A T   R e g i s t r a t i o n   N o . < / C o m p a n y V A T R e g i s t r a t i o n N o > + 
+             < C o m p a n y V A T R e g i s t r a t i o n N o C a p t i o n > C o m p a n y   V A T   R e g i s t r a t i o n   N o .   C a p t i o n < / C o m p a n y V A T R e g i s t r a t i o n N o C a p t i o n > + 
+             < C o m p a n y R e g i s t r a t i o n N o > C o m p a n y   R e g i s t r a t i o n   N o . < / C o m p a n y R e g i s t r a t i o n N o > + 
+             < C o m p a n y R e g i s t r a t i o n N o C a p t i o n > C o m p a n y   R e g i s t r a t i o n   N o .   C a p t i o n < / C o m p a n y R e g i s t r a t i o n N o C a p t i o n > + 
+             < C o m p a n y B a n k N a m e > C o m p a n y   B a n k   N a m e < / C o m p a n y B a n k N a m e > + 
+             < C o m p a n y B a n k N a m e C a p t i o n > C o m p a n y   B a n k   N a m e   C a p t i o n < / C o m p a n y B a n k N a m e C a p t i o n > + 
+             < C o m p a n y B a n k A c c o u n t N o > C o m p a n y   B a n k   A c c o u n t   N o . < / C o m p a n y B a n k A c c o u n t N o > + 
+             < C o m p a n y B a n k A c c o u n t N o C a p t i o n > C o m p a n y   B a n k   A c c o u n t   N o .   C a p t i o n < / C o m p a n y B a n k A c c o u n t N o C a p t i o n > + 
+             < C o m p a n y B a n k B r a n c h N o > C o m p a n y   B a n k   B r a n c h   N o . < / C o m p a n y B a n k B r a n c h N o > + 
+             < C o m p a n y B a n k B r a n c h N o C a p t i o n > C o m p a n y   B a n k   B r a n c h   N o .   C a p t i o n < / C o m p a n y B a n k B r a n c h N o C a p t i o n > + 
+             < C o m p a n y I B A N > C o m p a n y   I B A N < / C o m p a n y I B A N > + 
+             < C o m p a n y I B A N C a p t i o n > C o m p a n y   I B A N   C a p t i o n < / C o m p a n y I B A N C a p t i o n > + 
+             < C o m p a n y B a n k S W I F T > C o m p a n y   B a n k   S W I F T < / C o m p a n y B a n k S W I F T > + 
+             < C o m p a n y B a n k S W I F T C a p t i o n > C o m p a n y   B a n k   S W I F T   C a p t i o n < / C o m p a n y B a n k S W I F T C a p t i o n > + 
+             < C o m p a n y G i r o N o > C o m p a n y   G i r o   N o . < / C o m p a n y G i r o N o > + 
+             < C o m p a n y G i r o N o C a p t i o n > C o m p a n y   G i r o   N o .   C a p t i o n < / C o m p a n y G i r o N o C a p t i o n > + 
+         < / C o m p a n y M e t a d a t a >   
      < / B C R e p o r t I n f o r m a t i o n >   

--- a/src/Layers/W1/BaseApp/Manufacturing/Reports/QuantityExplosionofBOMBody.docx
+++ b/src/Layers/W1/BaseApp/Manufacturing/Reports/QuantityExplosionofBOMBody.docx
@@ -3036,6 +3036,8 @@
  
              < R e p o r t N a m e > R e p o r t   N a m e < / R e p o r t N a m e >   
+             < R e p o r t C a p t i o n > R e p o r t   C a p t i o n < / R e p o r t C a p t i o n > + 
              < A b o u t T h i s R e p o r t T i t l e > A b o u t   T h i s   R e p o r t   T i t l e < / A b o u t T h i s R e p o r t T i t l e >   
              < A b o u t T h i s R e p o r t T e x t > A b o u t   T h i s   R e p o r t   T e x t < / A b o u t T h i s R e p o r t T e x t > @@ -3090,21 +3092,21 @@
  
              < C o m p a n y A d d r e s s L i n e s >   
-                 < C o m p a n y A d d r e s s L i n e > C o m p a n y   A d d r e s s   L i n e   1 < / C o m p a n y A d d r e s s L i n e > - 
-                 < C o m p a n y A d d r e s s L i n e > C o m p a n y   A d d r e s s   L i n e   2 < / C o m p a n y A d d r e s s L i n e > - 
-                 < C o m p a n y A d d r e s s L i n e > C o m p a n y   A d d r e s s   L i n e   3 < / C o m p a n y A d d r e s s L i n e > - 
-                 < C o m p a n y A d d r e s s L i n e > C o m p a n y   A d d r e s s   L i n e   4 < / C o m p a n y A d d r e s s L i n e > - 
-                 < C o m p a n y A d d r e s s L i n e > C o m p a n y   A d d r e s s   L i n e   5 < / C o m p a n y A d d r e s s L i n e > - 
-                 < C o m p a n y A d d r e s s L i n e > C o m p a n y   A d d r e s s   L i n e   6 < / C o m p a n y A d d r e s s L i n e > - 
-                 < C o m p a n y A d d r e s s L i n e > C o m p a n y   A d d r e s s   L i n e   7 < / C o m p a n y A d d r e s s L i n e > - 
-                 < C o m p a n y A d d r e s s L i n e > C o m p a n y   A d d r e s s   L i n e   8 < / C o m p a n y A d d r e s s L i n e > +                 < C o m p a n y A d d r e s s L i n e 1 > C o m p a n y   A d d r e s s   L i n e   1 < / C o m p a n y A d d r e s s L i n e 1 > + 
+                 < C o m p a n y A d d r e s s L i n e 2 > C o m p a n y   A d d r e s s   L i n e   2 < / C o m p a n y A d d r e s s L i n e 2 > + 
+                 < C o m p a n y A d d r e s s L i n e 3 > C o m p a n y   A d d r e s s   L i n e   3 < / C o m p a n y A d d r e s s L i n e 3 > + 
+                 < C o m p a n y A d d r e s s L i n e 4 > C o m p a n y   A d d r e s s   L i n e   4 < / C o m p a n y A d d r e s s L i n e 4 > + 
+                 < C o m p a n y A d d r e s s L i n e 5 > C o m p a n y   A d d r e s s   L i n e   5 < / C o m p a n y A d d r e s s L i n e 5 > + 
+                 < C o m p a n y A d d r e s s L i n e 6 > C o m p a n y   A d d r e s s   L i n e   6 < / C o m p a n y A d d r e s s L i n e 6 > + 
+                 < C o m p a n y A d d r e s s L i n e 7 > C o m p a n y   A d d r e s s   L i n e   7 < / C o m p a n y A d d r e s s L i n e 7 > + 
+                 < C o m p a n y A d d r e s s L i n e 8 > C o m p a n y   A d d r e s s   L i n e   8 < / C o m p a n y A d d r e s s L i n e 8 >   
              < / C o m p a n y A d d r e s s L i n e s >   
@@ -3327,6 +3329,8 @@
  
              < R e p o r t N a m e > R e p o r t   N a m e < / R e p o r t N a m e >   
+             < R e p o r t C a p t i o n > R e p o r t   C a p t i o n < / R e p o r t C a p t i o n > + 
              < A b o u t T h i s R e p o r t T i t l e > A b o u t   T h i s   R e p o r t   T i t l e < / A b o u t T h i s R e p o r t T i t l e >   
              < A b o u t T h i s R e p o r t T e x t > A b o u t   T h i s   R e p o r t   T e x t < / A b o u t T h i s R e p o r t T e x t > @@ -3381,21 +3385,21 @@
  
              < C o m p a n y A d d r e s s L i n e s >   
-                 < C o m p a n y A d d r e s s L i n e > C o m p a n y   A d d r e s s   L i n e   1 < / C o m p a n y A d d r e s s L i n e > - 
-                 < C o m p a n y A d d r e s s L i n e > C o m p a n y   A d d r e s s   L i n e   2 < / C o m p a n y A d d r e s s L i n e > - 
-                 < C o m p a n y A d d r e s s L i n e > C o m p a n y   A d d r e s s   L i n e   3 < / C o m p a n y A d d r e s s L i n e > - 
-                 < C o m p a n y A d d r e s s L i n e > C o m p a n y   A d d r e s s   L i n e   4 < / C o m p a n y A d d r e s s L i n e > - 
-                 < C o m p a n y A d d r e s s L i n e > C o m p a n y   A d d r e s s   L i n e   5 < / C o m p a n y A d d r e s s L i n e > - 
-                 < C o m p a n y A d d r e s s L i n e > C o m p a n y   A d d r e s s   L i n e   6 < / C o m p a n y A d d r e s s L i n e > - 
-                 < C o m p a n y A d d r e s s L i n e > C o m p a n y   A d d r e s s   L i n e   7 < / C o m p a n y A d d r e s s L i n e > - 
-                 < C o m p a n y A d d r e s s L i n e > C o m p a n y   A d d r e s s   L i n e   8 < / C o m p a n y A d d r e s s L i n e > +                 < C o m p a n y A d d r e s s L i n e 1 > C o m p a n y   A d d r e s s   L i n e   1 < / C o m p a n y A d d r e s s L i n e 1 > + 
+                 < C o m p a n y A d d r e s s L i n e 2 > C o m p a n y   A d d r e s s   L i n e   2 < / C o m p a n y A d d r e s s L i n e 2 > + 
+                 < C o m p a n y A d d r e s s L i n e 3 > C o m p a n y   A d d r e s s   L i n e   3 < / C o m p a n y A d d r e s s L i n e 3 > + 
+                 < C o m p a n y A d d r e s s L i n e 4 > C o m p a n y   A d d r e s s   L i n e   4 < / C o m p a n y A d d r e s s L i n e 4 > + 
+                 < C o m p a n y A d d r e s s L i n e 5 > C o m p a n y   A d d r e s s   L i n e   5 < / C o m p a n y A d d r e s s L i n e 5 > + 
+                 < C o m p a n y A d d r e s s L i n e 6 > C o m p a n y   A d d r e s s   L i n e   6 < / C o m p a n y A d d r e s s L i n e 6 > + 
+                 < C o m p a n y A d d r e s s L i n e 7 > C o m p a n y   A d d r e s s   L i n e   7 < / C o m p a n y A d d r e s s L i n e 7 > + 
+                 < C o m p a n y A d d r e s s L i n e 8 > C o m p a n y   A d d r e s s   L i n e   8 < / C o m p a n y A d d r e s s L i n e 8 >   
              < / C o m p a n y A d d r e s s L i n e s >   

--- a/src/Layers/W1/BaseApp/Manufacturing/Reports/QuantityExplosionofBOMBody.docx
+++ b/src/Layers/W1/BaseApp/Manufacturing/Reports/QuantityExplosionofBOMBody.docx
@@ -30,7 +30,7 @@
             <w:placeholder>
               <w:docPart w:val="F384291314F44D179D5A3FD255BCC635"/>
             </w:placeholder>
-            <w:dataBinding w:prefixMappings="xmlns:ns0='urn:microsoft-dynamics-nav/reports/Quantity_Explosion_of_BOM/99000753/'" w:xpath="/ns0:NavWordReportXmlPart[1]/ns0:Labels[1]/ns0:CalculationDateLabel[1]" w:storeItemID="{00000000-0000-0000-0000-000000000000}"/>
+            <w:dataBinding w:prefixMappings="&lt;xmlns:ns0='urn:microsoft-dynamics-nav/reports/Quantity_Explosion_of_BOM/99000753/' " w:xpath="/ns0:NavWordReportXmlPart[1]/ns0:Labels[1]/ns0:CalculationDateLabel[1]" w:storeItemID="{85783E4D-63F5-4369-90B3-E6100BC017E9}"/>
             <w15:color w:val="808080"/>
             <w:text/>
           </w:sdtPr>
@@ -44,11 +44,9 @@
                   <w:pStyle w:val="BCLabel"/>
                   <w:spacing w:line="276" w:lineRule="auto"/>
                 </w:pPr>
-                <w:proofErr w:type="spellStart"/>
                 <w:r>
                   <w:t>CalculationDateLabel</w:t>
                 </w:r>
-                <w:proofErr w:type="spellEnd"/>
               </w:p>
             </w:tc>
           </w:sdtContent>
@@ -63,6 +61,7 @@
             </w:placeholder>
             <w15:color w:val="808080"/>
             <w:text/>
+            <w:dataBinding w:prefixMappings="&lt;xmlns:ns0='urn:microsoft-dynamics-nav/reports/Quantity_Explosion_of_BOM/99000753/' " w:xpath="/ns0:NavWordReportXmlPart[1]/ns0:Labels[1]/ns0:UserLabel[1]"/>
           </w:sdtPr>
           <w:sdtContent>
             <w:tc>
@@ -74,11 +73,9 @@
                   <w:pStyle w:val="BCLabel"/>
                   <w:spacing w:line="276" w:lineRule="auto"/>
                 </w:pPr>
-                <w:proofErr w:type="spellStart"/>
                 <w:r>
                   <w:t>UserLabel</w:t>
                 </w:r>
-                <w:proofErr w:type="spellEnd"/>
               </w:p>
             </w:tc>
           </w:sdtContent>
@@ -119,7 +116,7 @@
             <w:placeholder>
               <w:docPart w:val="F384291314F44D179D5A3FD255BCC635"/>
             </w:placeholder>
-            <w:dataBinding w:prefixMappings="xmlns:ns0='urn:microsoft-dynamics-nav/reports/Quantity_Explosion_of_BOM/99000753/'" w:xpath="/ns0:NavWordReportXmlPart[1]/ns0:Item[1]/ns0:AsOfCalcDate[1]" w:storeItemID="{00000000-0000-0000-0000-000000000000}"/>
+            <w:dataBinding w:prefixMappings="&lt;xmlns:ns0='urn:microsoft-dynamics-nav/reports/Quantity_Explosion_of_BOM/99000753/' " w:xpath="/ns0:NavWordReportXmlPart[1]/ns0:Item[1]/ns0:AsOfCalcDate[1]" w:storeItemID="{85783E4D-63F5-4369-90B3-E6100BC017E9}"/>
             <w15:color w:val="808080"/>
             <w:text/>
           </w:sdtPr>
@@ -149,6 +146,7 @@
             </w:placeholder>
             <w15:color w:val="808080"/>
             <w:text/>
+            <w:dataBinding w:prefixMappings="&lt;xmlns:ns0='urn:microsoft-dynamics-nav/reports/Quantity_Explosion_of_BOM/99000753/' " w:xpath="/ns0:NavWordReportXmlPart[1]/ns0:BCReportInformation[1]/ns0:ReportRequest[1]/ns0:UserName[1]"/>
           </w:sdtPr>
           <w:sdtContent>
             <w:tc>
@@ -159,11 +157,9 @@
                 <w:pPr>
                   <w:pStyle w:val="NoSpacing"/>
                 </w:pPr>
-                <w:proofErr w:type="gramStart"/>
                 <w:r>
                   <w:t>User Name</w:t>
                 </w:r>
-                <w:proofErr w:type="gramEnd"/>
               </w:p>
             </w:tc>
           </w:sdtContent>
@@ -204,12 +200,12 @@
         <w:tblDescription w:val="Document lines. Column headers in the first row."/>
       </w:tblPr>
       <w:tblGrid>
-        <w:gridCol w:w="1807"/>
-        <w:gridCol w:w="1700"/>
-        <w:gridCol w:w="1837"/>
-        <w:gridCol w:w="1737"/>
-        <w:gridCol w:w="2170"/>
-        <w:gridCol w:w="1243"/>
+        <w:gridCol w:w="1117"/>
+        <w:gridCol w:w="1834"/>
+        <w:gridCol w:w="1984"/>
+        <w:gridCol w:w="1875"/>
+        <w:gridCol w:w="2348"/>
+        <w:gridCol w:w="1336"/>
       </w:tblGrid>
       <w:tr>
         <w:trPr>
@@ -234,11 +230,9 @@
                   <w:pStyle w:val="BCLabel"/>
                   <w:spacing w:after="260"/>
                 </w:pPr>
-                <w:proofErr w:type="spellStart"/>
                 <w:r>
                   <w:t>LevelCapt</w:t>
                 </w:r>
-                <w:proofErr w:type="spellEnd"/>
               </w:p>
             </w:tc>
           </w:sdtContent>
@@ -261,11 +255,9 @@
                   <w:pStyle w:val="BCLabel"/>
                   <w:spacing w:after="260"/>
                 </w:pPr>
-                <w:proofErr w:type="spellStart"/>
                 <w:r>
                   <w:t>BomCompLevelNoCapt</w:t>
                 </w:r>
-                <w:proofErr w:type="spellEnd"/>
               </w:p>
             </w:tc>
           </w:sdtContent>
@@ -288,11 +280,9 @@
                   <w:pStyle w:val="BCLabel"/>
                   <w:spacing w:after="260"/>
                 </w:pPr>
-                <w:proofErr w:type="spellStart"/>
                 <w:r>
                   <w:t>BomCompLevelDescCapt</w:t>
                 </w:r>
-                <w:proofErr w:type="spellEnd"/>
               </w:p>
             </w:tc>
           </w:sdtContent>
@@ -316,11 +306,9 @@
                   <w:spacing w:after="260"/>
                   <w:jc w:val="right"/>
                 </w:pPr>
-                <w:proofErr w:type="spellStart"/>
                 <w:r>
                   <w:t>BomCompLevelQtyCapt</w:t>
                 </w:r>
-                <w:proofErr w:type="spellEnd"/>
               </w:p>
             </w:tc>
           </w:sdtContent>
@@ -343,11 +331,9 @@
                   <w:pStyle w:val="BCLabel"/>
                   <w:spacing w:after="260"/>
                 </w:pPr>
-                <w:proofErr w:type="spellStart"/>
                 <w:r>
                   <w:t>BomCompLevelUOMCodeCapt</w:t>
                 </w:r>
-                <w:proofErr w:type="spellEnd"/>
               </w:p>
             </w:tc>
           </w:sdtContent>
@@ -387,7 +373,7 @@
           <w:alias w:val="#Nav: /Item"/>
           <w:tag w:val="#Nav: Quantity_Explosion_of_BOM/99000753"/>
           <w:id w:val="835125458"/>
-          <w15:dataBinding w:prefixMappings="xmlns:ns0='urn:microsoft-dynamics-nav/reports/Quantity_Explosion_of_BOM/99000753/'" w:xpath="/ns0:NavWordReportXmlPart[1]/ns0:Item" w:storeItemID="{85783E4D-63F5-4369-90B3-E6100BC017E9}"/>
+          <w15:dataBinding w:prefixMappings="&lt;xmlns:ns0='urn:microsoft-dynamics-nav/reports/Quantity_Explosion_of_BOM/99000753/' " w:xpath="/ns0:NavWordReportXmlPart[1]/ns0:Item" w:storeItemID="{85783E4D-63F5-4369-90B3-E6100BC017E9}"/>
           <w15:repeatingSection/>
         </w:sdtPr>
         <w:sdtContent>
@@ -408,48 +394,48 @@
                   <w:gridAfter w:val="1"/>
                   <w:cnfStyle w:val="000000100000" w:firstRow="0" w:lastRow="0" w:firstColumn="0" w:lastColumn="0" w:oddVBand="0" w:evenVBand="0" w:oddHBand="1" w:evenHBand="0" w:firstRowFirstColumn="0" w:firstRowLastColumn="0" w:lastRowFirstColumn="0" w:lastRowLastColumn="0"/>
                   <w:wAfter w:w="1243" w:type="dxa"/>
-                  <w:trHeight w:val="490"/>
+                  <w:trHeight w:val="320"/>
                 </w:trPr>
-                <w:sdt>
-                  <w:sdtPr>
-                    <w:rPr>
-                      <w:rFonts w:asciiTheme="minorHAnsi" w:hAnsiTheme="minorHAnsi" w:eastAsiaTheme="minorHAnsi" w:cstheme="minorBidi"/>
-                    </w:rPr>
-                    <w:alias w:val="No_Item"/>
-                    <w:tag w:val="#BC:InsertDataItem,DataItems/Item/No_Item"/>
-                    <w:id w:val="1407110729"/>
-                    <w:placeholder>
-                      <w:docPart w:val="87AE41C55E1A4F6E87C7987EFEDBFF08"/>
-                    </w:placeholder>
-                    <w:dataBinding w:prefixMappings="xmlns:ns0='urn:microsoft-dynamics-nav/reports/Quantity_Explosion_of_BOM/99000753/'" w:xpath="/ns0:NavWordReportXmlPart[1]/ns0:Item[1]/ns0:No_Item[1]" w:storeItemID="{00000000-0000-0000-0000-000000000000}"/>
-                    <w15:color w:val="808080"/>
-                    <w:text/>
-                  </w:sdtPr>
-                  <w:sdtEndPr>
-                    <w:rPr>
-                      <w:rFonts w:asciiTheme="majorHAnsi" w:hAnsiTheme="majorHAnsi" w:eastAsiaTheme="majorEastAsia" w:cstheme="majorBidi"/>
-                      <w:lang w:val="en-AU" w:eastAsia="ja-JP"/>
-                    </w:rPr>
-                  </w:sdtEndPr>
-                  <w:sdtContent>
-                    <w:tc>
-                      <w:tcPr>
-                        <w:tcW w:w="527" w:type="pct"/>
-                      </w:tcPr>
-                      <w:p>
-                        <w:pPr>
-                          <w:pStyle w:val="BCLabel"/>
-                          <w:spacing w:before="360" w:after="180"/>
-                        </w:pPr>
-                        <w:proofErr w:type="spellStart"/>
+                <w:tc>
+                  <w:tcPr>
+                    <w:tcW w:w="527" w:type="pct"/>
+                  </w:tcPr>
+                  <w:p>
+                    <w:pPr>
+                      <w:pStyle w:val="BCLabel"/>
+                    </w:pPr>
+                    <w:sdt>
+                      <w:sdtPr>
+                        <w:rPr>
+                          <w:rFonts w:asciiTheme="minorHAnsi" w:hAnsiTheme="minorHAnsi" w:eastAsiaTheme="minorHAnsi" w:cstheme="minorBidi"/>
+                        </w:rPr>
+                        <w:alias w:val="No_Item"/>
+                        <w:tag w:val="#BC:InsertDataItem,DataItems/Item/No_Item"/>
+                        <w:id w:val="1407110729"/>
+                        <w:placeholder>
+                          <w:docPart w:val="87AE41C55E1A4F6E87C7987EFEDBFF08"/>
+                        </w:placeholder>
+                        <w:dataBinding w:prefixMappings="&lt;xmlns:ns0='urn:microsoft-dynamics-nav/reports/Quantity_Explosion_of_BOM/99000753/' " w:xpath="/ns0:NavWordReportXmlPart[1]/ns0:Item[1]/ns0:No_Item[1]" w:storeItemID="{85783E4D-63F5-4369-90B3-E6100BC017E9}"/>
+                        <w15:color w:val="808080"/>
+                        <w:text/>
+                      </w:sdtPr>
+                      <w:sdtEndPr>
+                        <w:rPr>
+                          <w:rFonts w:asciiTheme="majorHAnsi" w:hAnsiTheme="majorHAnsi" w:eastAsiaTheme="majorEastAsia" w:cstheme="majorBidi"/>
+                          <w:lang w:val="en-AU" w:eastAsia="ja-JP"/>
+                        </w:rPr>
+                      </w:sdtEndPr>
+                      <w:sdtContent>
                         <w:r>
                           <w:t>No_Item</w:t>
                         </w:r>
-                        <w:proofErr w:type="spellEnd"/>
-                      </w:p>
-                    </w:tc>
-                  </w:sdtContent>
-                </w:sdt>
+                      </w:sdtContent>
+                    </w:sdt>
+                    <w:r>
+                      <w:t xml:space="preserve"> </w:t>
+                    </w:r>
+                  </w:p>
+                </w:tc>
                 <w:sdt>
                   <w:sdtPr>
                     <w:alias w:val="Desc_Item"/>
@@ -458,7 +444,7 @@
                     <w:placeholder>
                       <w:docPart w:val="87AE41C55E1A4F6E87C7987EFEDBFF08"/>
                     </w:placeholder>
-                    <w:dataBinding w:prefixMappings="xmlns:ns0='urn:microsoft-dynamics-nav/reports/Quantity_Explosion_of_BOM/99000753/'" w:xpath="/ns0:NavWordReportXmlPart[1]/ns0:Item[1]/ns0:Desc_Item[1]" w:storeItemID="{00000000-0000-0000-0000-000000000000}"/>
+                    <w:dataBinding w:prefixMappings="&lt;xmlns:ns0='urn:microsoft-dynamics-nav/reports/Quantity_Explosion_of_BOM/99000753/' " w:xpath="/ns0:NavWordReportXmlPart[1]/ns0:Item[1]/ns0:Desc_Item[1]" w:storeItemID="{85783E4D-63F5-4369-90B3-E6100BC017E9}"/>
                     <w15:color w:val="808080"/>
                     <w:text/>
                   </w:sdtPr>
@@ -471,13 +457,10 @@
                       <w:p>
                         <w:pPr>
                           <w:pStyle w:val="BCLabel"/>
-                          <w:spacing w:before="360" w:after="180"/>
                         </w:pPr>
-                        <w:proofErr w:type="spellStart"/>
                         <w:r>
                           <w:t>Desc_Item</w:t>
                         </w:r>
-                        <w:proofErr w:type="spellEnd"/>
                       </w:p>
                     </w:tc>
                   </w:sdtContent>
@@ -491,7 +474,7 @@
                   <w:alias w:val="#Nav: /Item/BOMLoop"/>
                   <w:tag w:val="#Nav: Quantity_Explosion_of_BOM/99000753"/>
                   <w:id w:val="171230125"/>
-                  <w15:dataBinding w:prefixMappings="xmlns:ns0='urn:microsoft-dynamics-nav/reports/Quantity_Explosion_of_BOM/99000753/'" w:xpath="/ns0:NavWordReportXmlPart[1]/ns0:Item[1]/ns0:BOMLoop" w:storeItemID="{85783E4D-63F5-4369-90B3-E6100BC017E9}"/>
+                  <w15:dataBinding w:prefixMappings="&lt;xmlns:ns0='urn:microsoft-dynamics-nav/reports/Quantity_Explosion_of_BOM/99000753/' " w:xpath="/ns0:NavWordReportXmlPart[1]/ns0:Item[1]/ns0:BOMLoop" w:storeItemID="{85783E4D-63F5-4369-90B3-E6100BC017E9}"/>
                   <w15:repeatingSection/>
                 </w:sdtPr>
                 <w:sdtContent>
@@ -510,7 +493,7 @@
                       <w:tr>
                         <w:trPr>
                           <w:cnfStyle w:val="000000010000" w:firstRow="0" w:lastRow="0" w:firstColumn="0" w:lastColumn="0" w:oddVBand="0" w:evenVBand="0" w:oddHBand="0" w:evenHBand="1" w:firstRowFirstColumn="0" w:firstRowLastColumn="0" w:lastRowFirstColumn="0" w:lastRowLastColumn="0"/>
-                          <w:trHeight w:val="490"/>
+                          <w:trHeight w:val="320"/>
                         </w:trPr>
                         <w:tc>
                           <w:tcPr>
@@ -523,32 +506,13 @@
                             </w:pPr>
                             <w:sdt>
                               <w:sdtPr>
-                                <w:alias w:val="IndentLevel"/>
-                                <w:tag w:val="#BC:InsertDataItem,DataItems/Item/BOMLoop/Integer/IndentLevel"/>
-                                <w:id w:val="1597442930"/>
-                                <w:placeholder>
-                                  <w:docPart w:val="87AE41C55E1A4F6E87C7987EFEDBFF08"/>
-                                </w:placeholder>
-                                <w:dataBinding w:prefixMappings="xmlns:ns0='urn:microsoft-dynamics-nav/reports/Quantity_Explosion_of_BOM/99000753/'" w:xpath="/ns0:NavWordReportXmlPart[1]/ns0:Item[1]/ns0:BOMLoop[1]/ns0:Integer[1]/ns0:IndentLevel[1]" w:storeItemID="{00000000-0000-0000-0000-000000000000}"/>
-                                <w15:color w:val="808080"/>
-                                <w:text/>
-                              </w:sdtPr>
-                              <w:sdtContent>
-                                <w:proofErr w:type="spellStart"/>
-                                <w:r>
-                                  <w:t>IndentLevel</w:t>
-                                </w:r>
-                              </w:sdtContent>
-                            </w:sdt>
-                            <w:sdt>
-                              <w:sdtPr>
                                 <w:alias w:val="FormatLevel"/>
                                 <w:tag w:val="#BC:InsertDataItem,DataItems/Item/BOMLoop/Integer/FormatLevel"/>
                                 <w:id w:val="-2129382636"/>
                                 <w:placeholder>
                                   <w:docPart w:val="87AE41C55E1A4F6E87C7987EFEDBFF08"/>
                                 </w:placeholder>
-                                <w:dataBinding w:prefixMappings="xmlns:ns0='urn:microsoft-dynamics-nav/reports/Quantity_Explosion_of_BOM/99000753/'" w:xpath="/ns0:NavWordReportXmlPart[1]/ns0:Item[1]/ns0:BOMLoop[1]/ns0:Integer[1]/ns0:FormatLevel[1]" w:storeItemID="{00000000-0000-0000-0000-000000000000}"/>
+                                <w:dataBinding w:prefixMappings="&lt;xmlns:ns0='urn:microsoft-dynamics-nav/reports/Quantity_Explosion_of_BOM/99000753/' " w:xpath="/ns0:NavWordReportXmlPart[1]/ns0:Item[1]/ns0:BOMLoop[1]/ns0:Integer[1]/ns0:FormatLevel[1]" w:storeItemID="{85783E4D-63F5-4369-90B3-E6100BC017E9}"/>
                                 <w15:color w:val="808080"/>
                                 <w:text/>
                               </w:sdtPr>
@@ -556,7 +520,6 @@
                                 <w:r>
                                   <w:t>FormatLevel</w:t>
                                 </w:r>
-                                <w:proofErr w:type="spellEnd"/>
                               </w:sdtContent>
                             </w:sdt>
                           </w:p>
@@ -569,7 +532,7 @@
                             <w:placeholder>
                               <w:docPart w:val="87AE41C55E1A4F6E87C7987EFEDBFF08"/>
                             </w:placeholder>
-                            <w:dataBinding w:prefixMappings="xmlns:ns0='urn:microsoft-dynamics-nav/reports/Quantity_Explosion_of_BOM/99000753/'" w:xpath="/ns0:NavWordReportXmlPart[1]/ns0:Item[1]/ns0:BOMLoop[1]/ns0:Integer[1]/ns0:BomCompLevelNo[1]" w:storeItemID="{00000000-0000-0000-0000-000000000000}"/>
+                            <w:dataBinding w:prefixMappings="&lt;xmlns:ns0='urn:microsoft-dynamics-nav/reports/Quantity_Explosion_of_BOM/99000753/' " w:xpath="/ns0:NavWordReportXmlPart[1]/ns0:Item[1]/ns0:BOMLoop[1]/ns0:Integer[1]/ns0:BomCompLevelNo[1]" w:storeItemID="{85783E4D-63F5-4369-90B3-E6100BC017E9}"/>
                             <w15:color w:val="808080"/>
                             <w:text/>
                           </w:sdtPr>
@@ -582,11 +545,9 @@
                                 <w:pPr>
                                   <w:pStyle w:val="NoSpacing"/>
                                 </w:pPr>
-                                <w:proofErr w:type="spellStart"/>
                                 <w:r>
                                   <w:t>BomCompLevelNo</w:t>
                                 </w:r>
-                                <w:proofErr w:type="spellEnd"/>
                               </w:p>
                             </w:tc>
                           </w:sdtContent>
@@ -599,7 +560,7 @@
                             <w:placeholder>
                               <w:docPart w:val="87AE41C55E1A4F6E87C7987EFEDBFF08"/>
                             </w:placeholder>
-                            <w:dataBinding w:prefixMappings="xmlns:ns0='urn:microsoft-dynamics-nav/reports/Quantity_Explosion_of_BOM/99000753/'" w:xpath="/ns0:NavWordReportXmlPart[1]/ns0:Item[1]/ns0:BOMLoop[1]/ns0:Integer[1]/ns0:BomCompLevelDesc[1]" w:storeItemID="{00000000-0000-0000-0000-000000000000}"/>
+                            <w:dataBinding w:prefixMappings="&lt;xmlns:ns0='urn:microsoft-dynamics-nav/reports/Quantity_Explosion_of_BOM/99000753/' " w:xpath="/ns0:NavWordReportXmlPart[1]/ns0:Item[1]/ns0:BOMLoop[1]/ns0:Integer[1]/ns0:BomCompLevelDesc[1]" w:storeItemID="{85783E4D-63F5-4369-90B3-E6100BC017E9}"/>
                             <w15:color w:val="808080"/>
                             <w:text/>
                           </w:sdtPr>
@@ -612,11 +573,9 @@
                                 <w:pPr>
                                   <w:pStyle w:val="NoSpacing"/>
                                 </w:pPr>
-                                <w:proofErr w:type="spellStart"/>
                                 <w:r>
                                   <w:t>BomCompLevelDesc</w:t>
                                 </w:r>
-                                <w:proofErr w:type="spellEnd"/>
                               </w:p>
                             </w:tc>
                           </w:sdtContent>
@@ -629,7 +588,7 @@
                             <w:placeholder>
                               <w:docPart w:val="87AE41C55E1A4F6E87C7987EFEDBFF08"/>
                             </w:placeholder>
-                            <w:dataBinding w:prefixMappings="xmlns:ns0='urn:microsoft-dynamics-nav/reports/Quantity_Explosion_of_BOM/99000753/'" w:xpath="/ns0:NavWordReportXmlPart[1]/ns0:Item[1]/ns0:BOMLoop[1]/ns0:Integer[1]/ns0:BomCompLevelQty[1]" w:storeItemID="{00000000-0000-0000-0000-000000000000}"/>
+                            <w:dataBinding w:prefixMappings="&lt;xmlns:ns0='urn:microsoft-dynamics-nav/reports/Quantity_Explosion_of_BOM/99000753/' " w:xpath="/ns0:NavWordReportXmlPart[1]/ns0:Item[1]/ns0:BOMLoop[1]/ns0:Integer[1]/ns0:BomCompLevelQty[1]" w:storeItemID="{85783E4D-63F5-4369-90B3-E6100BC017E9}"/>
                             <w15:color w:val="808080"/>
                             <w:text/>
                           </w:sdtPr>
@@ -643,11 +602,9 @@
                                   <w:pStyle w:val="BCNumber"/>
                                   <w:jc w:val="right"/>
                                 </w:pPr>
-                                <w:proofErr w:type="spellStart"/>
                                 <w:r>
                                   <w:t>BomCompLevelQty</w:t>
                                 </w:r>
-                                <w:proofErr w:type="spellEnd"/>
                               </w:p>
                             </w:tc>
                           </w:sdtContent>
@@ -660,7 +617,7 @@
                             <w:placeholder>
                               <w:docPart w:val="87AE41C55E1A4F6E87C7987EFEDBFF08"/>
                             </w:placeholder>
-                            <w:dataBinding w:prefixMappings="xmlns:ns0='urn:microsoft-dynamics-nav/reports/Quantity_Explosion_of_BOM/99000753/'" w:xpath="/ns0:NavWordReportXmlPart[1]/ns0:Item[1]/ns0:BOMLoop[1]/ns0:Integer[1]/ns0:BomCompLevelUOMCode[1]" w:storeItemID="{00000000-0000-0000-0000-000000000000}"/>
+                            <w:dataBinding w:prefixMappings="&lt;xmlns:ns0='urn:microsoft-dynamics-nav/reports/Quantity_Explosion_of_BOM/99000753/' " w:xpath="/ns0:NavWordReportXmlPart[1]/ns0:Item[1]/ns0:BOMLoop[1]/ns0:Integer[1]/ns0:BomCompLevelUOMCode[1]" w:storeItemID="{85783E4D-63F5-4369-90B3-E6100BC017E9}"/>
                             <w15:color w:val="808080"/>
                             <w:text/>
                           </w:sdtPr>
@@ -673,11 +630,9 @@
                                 <w:pPr>
                                   <w:pStyle w:val="NoSpacing"/>
                                 </w:pPr>
-                                <w:proofErr w:type="spellStart"/>
                                 <w:r>
                                   <w:t>BomCompLevelUOMCode</w:t>
                                 </w:r>
-                                <w:proofErr w:type="spellEnd"/>
                               </w:p>
                             </w:tc>
                           </w:sdtContent>
@@ -690,7 +645,7 @@
                             <w:placeholder>
                               <w:docPart w:val="87AE41C55E1A4F6E87C7987EFEDBFF08"/>
                             </w:placeholder>
-                            <w:dataBinding w:prefixMappings="xmlns:ns0='urn:microsoft-dynamics-nav/reports/Quantity_Explosion_of_BOM/99000753/'" w:xpath="/ns0:NavWordReportXmlPart[1]/ns0:Item[1]/ns0:BOMLoop[1]/ns0:Integer[1]/ns0:BOMQty[1]" w:storeItemID="{00000000-0000-0000-0000-000000000000}"/>
+                            <w:dataBinding w:prefixMappings="&lt;xmlns:ns0='urn:microsoft-dynamics-nav/reports/Quantity_Explosion_of_BOM/99000753/' " w:xpath="/ns0:NavWordReportXmlPart[1]/ns0:Item[1]/ns0:BOMLoop[1]/ns0:Integer[1]/ns0:BOMQty[1]" w:storeItemID="{85783E4D-63F5-4369-90B3-E6100BC017E9}"/>
                             <w15:color w:val="808080"/>
                             <w:text/>
                           </w:sdtPr>
@@ -704,11 +659,9 @@
                                   <w:pStyle w:val="BCNumber"/>
                                   <w:jc w:val="right"/>
                                 </w:pPr>
-                                <w:proofErr w:type="spellStart"/>
                                 <w:r>
                                   <w:t>BOMQty</w:t>
                                 </w:r>
-                                <w:proofErr w:type="spellEnd"/>
                               </w:p>
                             </w:tc>
                           </w:sdtContent>
@@ -2072,6 +2025,35 @@
         </w:p>
       </w:docPartBody>
     </w:docPart>
+    <w:docPart>
+      <w:docPartPr>
+        <w:name w:val="497A0E2AFB9D4BB8BFC7D4647B286A94"/>
+        <w:category>
+          <w:name w:val="General"/>
+          <w:gallery w:val="placeholder"/>
+        </w:category>
+        <w:types>
+          <w:type w:val="bbPlcHdr"/>
+        </w:types>
+        <w:behaviors>
+          <w:behavior w:val="content"/>
+        </w:behaviors>
+        <w:guid w:val="{6967CC91-D621-4ACF-8C08-329150463147}"/>
+      </w:docPartPr>
+      <w:docPartBody>
+        <w:p>
+          <w:pPr>
+            <w:pStyle w:val="497A0E2AFB9D4BB8BFC7D4647B286A94"/>
+          </w:pPr>
+          <w:r>
+            <w:rPr>
+              <w:rStyle w:val="PlaceholderText"/>
+            </w:rPr>
+            <w:t>Click or tap here to enter text.</w:t>
+          </w:r>
+        </w:p>
+      </w:docPartBody>
+    </w:docPart>
   </w:docParts>
 </w:glossaryDocument>
 </file>
@@ -2146,7 +2128,10 @@
   <w:rsids>
     <w:rsidRoot w:val="004B2460"/>
     <w:rsid w:val="00011997"/>
+    <w:rsid w:val="0005687A"/>
+    <w:rsid w:val="00072647"/>
     <w:rsid w:val="000A17A1"/>
+    <w:rsid w:val="002460D5"/>
     <w:rsid w:val="004A42EC"/>
     <w:rsid w:val="004B2460"/>
     <w:rsid w:val="004C1BFD"/>
@@ -2610,7 +2595,7 @@
     <w:basedOn w:val="DefaultParagraphFont"/>
     <w:uiPriority w:val="99"/>
     <w:semiHidden/>
-    <w:rsid w:val="00011997"/>
+    <w:rsid w:val="0005687A"/>
     <w:rPr>
       <w:color w:val="666666"/>
     </w:rPr>
@@ -2638,6 +2623,13 @@
   <w:style w:type="paragraph" w:customStyle="1" w:styleId="9DA570ED50604D0B90243CB774E6FC4C">
     <w:name w:val="9DA570ED50604D0B90243CB774E6FC4C"/>
     <w:rsid w:val="004B2460"/>
+  </w:style>
+  <w:style w:type="paragraph" w:customStyle="1" w:styleId="497A0E2AFB9D4BB8BFC7D4647B286A94">
+    <w:name w:val="497A0E2AFB9D4BB8BFC7D4647B286A94"/>
+    <w:rsid w:val="0005687A"/>
+    <w:rPr>
+      <w:lang w:val="en-DK" w:eastAsia="en-DK"/>
+    </w:rPr>
   </w:style>
 </w:styles>
 </file>
@@ -3018,7 +3010,7 @@
 
 <file path=customXml/item1.xml>��< ? x m l   v e r s i o n = " 1 . 0 "   e n c o d i n g = " u t f - 1 6 " ? >   
- < N a v W o r d R e p o r t X m l P a r t   x m l n s = " u r n : m i c r o s o f t - d y n a m i c s - b u s i n e s s c e n t r a l / i n t e r n a l / e x t e n d e d / r e p o r t s / Q u a n t i t y _ E x p l o s i o n _ o f _ B O M / 9 9 0 0 0 7 5 3 / " > + < N a v W o r d R e p o r t X m l P a r t   x m l n s = " u r n : m i c r o s o f t - d y n a m i c s - n a v / r e p o r t s / Q u a n t i t y _ E x p l o s i o n _ o f _ B O M / 9 9 0 0 0 7 5 3 / " >   
      < B C R e p o r t I n f o r m a t i o n >   
@@ -3036,8 +3028,6 @@
  
              < R e p o r t N a m e > R e p o r t   N a m e < / R e p o r t N a m e >   
-             < R e p o r t C a p t i o n > R e p o r t   C a p t i o n < / R e p o r t C a p t i o n > - 
              < A b o u t T h i s R e p o r t T i t l e > A b o u t   T h i s   R e p o r t   T i t l e < / A b o u t T h i s R e p o r t T i t l e >   
              < A b o u t T h i s R e p o r t T e x t > A b o u t   T h i s   R e p o r t   T e x t < / A b o u t T h i s R e p o r t T e x t > @@ -3092,21 +3082,21 @@
  
              < C o m p a n y A d d r e s s L i n e s >   
-                 < C o m p a n y A d d r e s s L i n e 1 > C o m p a n y   A d d r e s s   L i n e   1 < / C o m p a n y A d d r e s s L i n e 1 > - 
-                 < C o m p a n y A d d r e s s L i n e 2 > C o m p a n y   A d d r e s s   L i n e   2 < / C o m p a n y A d d r e s s L i n e 2 > - 
-                 < C o m p a n y A d d r e s s L i n e 3 > C o m p a n y   A d d r e s s   L i n e   3 < / C o m p a n y A d d r e s s L i n e 3 > - 
-                 < C o m p a n y A d d r e s s L i n e 4 > C o m p a n y   A d d r e s s   L i n e   4 < / C o m p a n y A d d r e s s L i n e 4 > - 
-                 < C o m p a n y A d d r e s s L i n e 5 > C o m p a n y   A d d r e s s   L i n e   5 < / C o m p a n y A d d r e s s L i n e 5 > - 
-                 < C o m p a n y A d d r e s s L i n e 6 > C o m p a n y   A d d r e s s   L i n e   6 < / C o m p a n y A d d r e s s L i n e 6 > - 
-                 < C o m p a n y A d d r e s s L i n e 7 > C o m p a n y   A d d r e s s   L i n e   7 < / C o m p a n y A d d r e s s L i n e 7 > - 
-                 < C o m p a n y A d d r e s s L i n e 8 > C o m p a n y   A d d r e s s   L i n e   8 < / C o m p a n y A d d r e s s L i n e 8 > +                 < C o m p a n y A d d r e s s L i n e > C o m p a n y   A d d r e s s   L i n e   1 < / C o m p a n y A d d r e s s L i n e > + 
+                 < C o m p a n y A d d r e s s L i n e > C o m p a n y   A d d r e s s   L i n e   2 < / C o m p a n y A d d r e s s L i n e > + 
+                 < C o m p a n y A d d r e s s L i n e > C o m p a n y   A d d r e s s   L i n e   3 < / C o m p a n y A d d r e s s L i n e > + 
+                 < C o m p a n y A d d r e s s L i n e > C o m p a n y   A d d r e s s   L i n e   4 < / C o m p a n y A d d r e s s L i n e > + 
+                 < C o m p a n y A d d r e s s L i n e > C o m p a n y   A d d r e s s   L i n e   5 < / C o m p a n y A d d r e s s L i n e > + 
+                 < C o m p a n y A d d r e s s L i n e > C o m p a n y   A d d r e s s   L i n e   6 < / C o m p a n y A d d r e s s L i n e > + 
+                 < C o m p a n y A d d r e s s L i n e > C o m p a n y   A d d r e s s   L i n e   7 < / C o m p a n y A d d r e s s L i n e > + 
+                 < C o m p a n y A d d r e s s L i n e > C o m p a n y   A d d r e s s   L i n e   8 < / C o m p a n y A d d r e s s L i n e >   
              < / C o m p a n y A d d r e s s L i n e s >   
@@ -3166,139 +3156,105 @@
  
      < L a b e l s >   
-         < A b o u t T h e R e p o r t L a b e l   E l e m e n t T y p e = " P a r a m e t e r "   E l e m e n t I d = " 1 6 7 7 9 2 0 0 1 "   D a t a T y p e = " S t r i n g " > A b o u t T h e R e p o r t L a b e l < / A b o u t T h e R e p o r t L a b e l > - 
-         < B o m C o m p L e v e l D e s c C a p t i o n   E l e m e n t T y p e = " P a r a m e t e r "   E l e m e n t I d = " 1 7 7 5 8 3 5 8 6 7 "   D a t a T y p e = " S t r i n g " > B o m C o m p L e v e l D e s c C a p t i o n < / B o m C o m p L e v e l D e s c C a p t i o n > - 
-         < B o m C o m p L e v e l N o C a p t i o n   E l e m e n t T y p e = " P a r a m e t e r "   E l e m e n t I d = " 6 9 9 5 8 0 8 9 3 "   D a t a T y p e = " S t r i n g " > B o m C o m p L e v e l N o C a p t i o n < / B o m C o m p L e v e l N o C a p t i o n > - 
-         < B o m C o m p L e v e l Q t y C a p t i o n   E l e m e n t T y p e = " P a r a m e t e r "   E l e m e n t I d = " 1 3 1 2 7 2 0 1 7 0 "   D a t a T y p e = " S t r i n g " > B o m C o m p L e v e l Q t y C a p t i o n < / B o m C o m p L e v e l Q t y C a p t i o n > - 
-         < B o m C o m p L e v e l U O M C o d e C a p t i o n   E l e m e n t T y p e = " P a r a m e t e r "   E l e m e n t I d = " 7 4 6 8 4 8 7 5 2 "   D a t a T y p e = " S t r i n g " > B o m C o m p L e v e l U O M C o d e C a p t i o n < / B o m C o m p L e v e l U O M C o d e C a p t i o n > - 
-         < B O M Q t y C a p t   E l e m e n t T y p e = " P a r a m e t e r "   E l e m e n t I d = " 2 8 6 8 5 9 4 5 7 "   D a t a T y p e = " S t r i n g " > B O M Q t y C a p t < / B O M Q t y C a p t > - 
-         < B O M T o p L v l P r i n t   E l e m e n t T y p e = " P a r a m e t e r "   E l e m e n t I d = " 7 2 7 9 0 3 3 "   D a t a T y p e = " S t r i n g " > B O M T o p L v l P r i n t < / B O M T o p L v l P r i n t > - 
-         < C a l c u l a t i o n D a t e L a b e l   E l e m e n t T y p e = " P a r a m e t e r "   E l e m e n t I d = " 6 8 2 7 2 6 8 7 0 "   D a t a T y p e = " S t r i n g " > C a l c u l a t i o n D a t e L a b e l < / C a l c u l a t i o n D a t e L a b e l > - 
-         < C o m p a n y L a b e l   E l e m e n t T y p e = " P a r a m e t e r "   E l e m e n t I d = " 3 4 6 7 6 0 3 4 8 "   D a t a T y p e = " S t r i n g " > C o m p a n y L a b e l < / C o m p a n y L a b e l > - 
-         < D a t a R e t r i e v e d   E l e m e n t T y p e = " P a r a m e t e r "   E l e m e n t I d = " 2 9 1 9 1 1 8 0 7 "   D a t a T y p e = " S t r i n g " > D a t a R e t r i e v e d < / D a t a R e t r i e v e d > - 
-         < D e s c _ I t e m C a p t i o n   E l e m e n t T y p e = " P a r a m e t e r "   E l e m e n t I d = " 9 9 0 9 0 4 5 5 8 "   D a t a T y p e = " S t r i n g " > D e s c _ I t e m C a p t i o n < / D e s c _ I t e m C a p t i o n > - 
-         < D o c u m e n t a t i o n L a b e l   E l e m e n t T y p e = " P a r a m e t e r "   E l e m e n t I d = " 1 7 3 8 9 2 4 8 1 5 "   D a t a T y p e = " S t r i n g " > D o c u m e n t a t i o n L a b e l < / D o c u m e n t a t i o n L a b e l > - 
-         < E n v i r o n m e n t L a b e l   E l e m e n t T y p e = " P a r a m e t e r "   E l e m e n t I d = " 8 1 8 8 1 6 5 9 0 "   D a t a T y p e = " S t r i n g " > E n v i r o n m e n t L a b e l < / E n v i r o n m e n t L a b e l > - 
-         < I t e m D e s c   E l e m e n t T y p e = " P a r a m e t e r "   E l e m e n t I d = " 6 8 9 3 4 1 9 5 9 "   D a t a T y p e = " S t r i n g " > I t e m D e s c < / I t e m D e s c > - 
-         < I t e m N o   E l e m e n t T y p e = " P a r a m e t e r "   E l e m e n t I d = " 1 8 1 4 6 8 1 6 3 1 "   D a t a T y p e = " S t r i n g " > I t e m N o < / I t e m N o > - 
-         < L e v e l   E l e m e n t T y p e = " P a r a m e t e r "   E l e m e n t I d = " 3 5 8 0 8 3 4 2 9 "   D a t a T y p e = " S t r i n g " > L e v e l < / L e v e l > - 
-         < N o _ I t e m C a p t i o n   E l e m e n t T y p e = " P a r a m e t e r "   E l e m e n t I d = " 1 5 4 7 7 6 9 6 5 4 "   D a t a T y p e = " S t r i n g " > N o _ I t e m C a p t i o n < / N o _ I t e m C a p t i o n > - 
-         < Q t y E x p l o s i o n O f B O M A n a l y s i s   E l e m e n t T y p e = " P a r a m e t e r "   E l e m e n t I d = " 1 3 6 4 3 6 6 3 6 7 "   D a t a T y p e = " S t r i n g " > Q t y E x p l o s i o n O f B O M A n a l y s i s < / Q t y E x p l o s i o n O f B O M A n a l y s i s > - 
-         < Q t y E x p l o s i o n O f B O M A n a l y s i s L 1   E l e m e n t T y p e = " P a r a m e t e r "   E l e m e n t I d = " 5 6 5 4 9 3 7 0 6 "   D a t a T y p e = " S t r i n g " > Q t y E x p l o s i o n O f B O M A n a l y s i s L 1 < / Q t y E x p l o s i o n O f B O M A n a l y s i s L 1 > - 
-         < Q t y E x p l o s i o n O f B O M P r i n t   E l e m e n t T y p e = " P a r a m e t e r "   E l e m e n t I d = " 1 1 3 6 1 3 5 0 3 6 "   D a t a T y p e = " S t r i n g " > Q t y E x p l o s i o n O f B O M P r i n t < / Q t y E x p l o s i o n O f B O M P r i n t > - 
-         < Q u a n t i t y E x p l o s i o n O f B O M   E l e m e n t T y p e = " P a r a m e t e r "   E l e m e n t I d = " 1 8 9 4 1 9 7 8 7 8 "   D a t a T y p e = " S t r i n g " > Q u a n t i t y E x p l o s i o n O f B O M < / Q u a n t i t y E x p l o s i o n O f B O M > - 
-         < R e p o r t N a m e L a b e l   E l e m e n t T y p e = " P a r a m e t e r "   E l e m e n t I d = " 1 0 2 2 2 9 2 9 8 2 "   D a t a T y p e = " S t r i n g " > R e p o r t N a m e L a b e l < / R e p o r t N a m e L a b e l > - 
-         < R u n O n L a b e l   E l e m e n t T y p e = " P a r a m e t e r "   E l e m e n t I d = " 1 1 1 9 0 3 7 5 9 5 "   D a t a T y p e = " S t r i n g " > R u n O n L a b e l < / R u n O n L a b e l > - 
-         < U s e r L a b e l   E l e m e n t T y p e = " P a r a m e t e r "   E l e m e n t I d = " 8 4 8 8 1 6 7 9 4 "   D a t a T y p e = " S t r i n g " > U s e r L a b e l < / U s e r L a b e l > +         < A b o u t T h e R e p o r t L a b e l > A b o u t T h e R e p o r t L a b e l < / A b o u t T h e R e p o r t L a b e l > + 
+         < B o m C o m p L e v e l D e s c C a p t i o n > B o m C o m p L e v e l D e s c C a p t i o n < / B o m C o m p L e v e l D e s c C a p t i o n > + 
+         < B o m C o m p L e v e l N o C a p t i o n > B o m C o m p L e v e l N o C a p t i o n < / B o m C o m p L e v e l N o C a p t i o n > + 
+         < B o m C o m p L e v e l Q t y C a p t i o n > B o m C o m p L e v e l Q t y C a p t i o n < / B o m C o m p L e v e l Q t y C a p t i o n > + 
+         < B o m C o m p L e v e l U O M C o d e C a p t i o n > B o m C o m p L e v e l U O M C o d e C a p t i o n < / B o m C o m p L e v e l U O M C o d e C a p t i o n > + 
+         < B O M Q t y C a p t > B O M Q t y C a p t < / B O M Q t y C a p t > + 
+         < B O M T o p L v l P r i n t > B O M T o p L v l P r i n t < / B O M T o p L v l P r i n t > + 
+         < C a l c u l a t i o n D a t e L a b e l > C a l c u l a t i o n D a t e L a b e l < / C a l c u l a t i o n D a t e L a b e l > + 
+         < C o m p a n y L a b e l > C o m p a n y L a b e l < / C o m p a n y L a b e l > + 
+         < D a t a R e t r i e v e d > D a t a R e t r i e v e d < / D a t a R e t r i e v e d > + 
+         < D e s c _ I t e m C a p t i o n > D e s c _ I t e m C a p t i o n < / D e s c _ I t e m C a p t i o n > + 
+         < D o c u m e n t a t i o n L a b e l > D o c u m e n t a t i o n L a b e l < / D o c u m e n t a t i o n L a b e l > + 
+         < E n v i r o n m e n t L a b e l > E n v i r o n m e n t L a b e l < / E n v i r o n m e n t L a b e l > + 
+         < I t e m D e s c > I t e m D e s c < / I t e m D e s c > + 
+         < I t e m N o > I t e m N o < / I t e m N o > + 
+         < L e v e l > L e v e l < / L e v e l > + 
+         < N o _ I t e m C a p t i o n > N o _ I t e m C a p t i o n < / N o _ I t e m C a p t i o n > + 
+         < Q t y E x p l o s i o n O f B O M A n a l y s i s > Q t y E x p l o s i o n O f B O M A n a l y s i s < / Q t y E x p l o s i o n O f B O M A n a l y s i s > + 
+         < Q t y E x p l o s i o n O f B O M A n a l y s i s L 1 > Q t y E x p l o s i o n O f B O M A n a l y s i s L 1 < / Q t y E x p l o s i o n O f B O M A n a l y s i s L 1 > + 
+         < Q t y E x p l o s i o n O f B O M P r i n t > Q t y E x p l o s i o n O f B O M P r i n t < / Q t y E x p l o s i o n O f B O M P r i n t > + 
+         < Q u a n t i t y E x p l o s i o n O f B O M > Q u a n t i t y E x p l o s i o n O f B O M < / Q u a n t i t y E x p l o s i o n O f B O M > + 
+         < R e p o r t N a m e L a b e l > R e p o r t N a m e L a b e l < / R e p o r t N a m e L a b e l > + 
+         < R u n O n L a b e l > R u n O n L a b e l < / R u n O n L a b e l > + 
+         < U s e r L a b e l > U s e r L a b e l < / U s e r L a b e l >   
      < / L a b e l s >   
-     < T o o l t i p s > - 
-         < T o o l t i p   c o l u m n = " N o _ I t e m "   E l e m e n t I d = " 1 5 4 7 7 6 9 6 5 4 " > - 
-             < T o o l t i p T e x t   l a n g = " e n - U S " > S p e c i f i e s   t h e   n u m b e r   o f   t h e   i t e m . < / T o o l t i p T e x t > - 
-         < / T o o l t i p > - 
-         < T o o l t i p   c o l u m n = " D e s c _ I t e m "   E l e m e n t I d = " 9 9 0 9 0 4 5 5 8 " > - 
-             < T o o l t i p T e x t   l a n g = " e n - U S " > S p e c i f i e s   a   d e s c r i p t i o n   o f   t h e   i t e m . < / T o o l t i p T e x t > - 
-         < / T o o l t i p > - 
-         < T o o l t i p   c o l u m n = " B o m C o m p L e v e l N o "   E l e m e n t I d = " 6 9 9 5 8 0 8 9 3 " > - 
-             < T o o l t i p T e x t   l a n g = " e n - U S " > S p e c i f i e s   t h e   n u m b e r   o f   t h e   i n v o l v e d   e n t r y   o r   r e c o r d ,   a c c o r d i n g   t o   t h e   s p e c i f i e d   n u m b e r   s e r i e s . < / T o o l t i p T e x t > - 
-         < / T o o l t i p > - 
-         < T o o l t i p   c o l u m n = " B o m C o m p L e v e l D e s c "   E l e m e n t I d = " 1 7 7 5 8 3 5 8 6 7 " > - 
-             < T o o l t i p T e x t   l a n g = " e n - U S " > S p e c i f i e s   a   d e s c r i p t i o n   o f   t h e   p r o d u c t i o n   B O M   l i n e . < / T o o l t i p T e x t > - 
-         < / T o o l t i p > - 
-         < T o o l t i p   c o l u m n = " B o m C o m p L e v e l U O M C o d e "   E l e m e n t I d = " 7 4 6 8 4 8 7 5 2 " > - 
-             < T o o l t i p T e x t   l a n g = " e n - U S " > S p e c i f i e s   h o w   e a c h   u n i t   o f   t h e   i t e m   i s   m e a s u r e d ,   s u c h   a s   i n   p i e c e s   o r   t o n s .   B y   d e f a u l t ,   t h e   v a l u e   i n   t h e   B a s e   U n i t   o f   M e a s u r e   f i e l d   o n   t h e   i t e m   c a r d   i s   i n s e r t e d . < / T o o l t i p T e x t > - 
-         < / T o o l t i p > - 
-     < / T o o l t i p s > - 
-     < I t e m   E l e m e n t T y p e = " D a t a I t e m "   E l e m e n t I d = " 1 1 2 8 8 3 0 2 4 8 " > - 
-         < A s O f C a l c D a t e   E l e m e n t T y p e = " C o l u m n "   E l e m e n t I d = " 5 6 8 5 3 8 1 9 3 "   D a t a T y p e = " S t r i n g " > A s O f C a l c D a t e < / A s O f C a l c D a t e > - 
-         < B o m C o m p L e v e l D e s c C a p t   E l e m e n t T y p e = " C o l u m n "   E l e m e n t I d = " 6 0 1 1 9 7 3 5 5 "   D a t a T y p e = " L a b e l " > B o m C o m p L e v e l D e s c C a p t < / B o m C o m p L e v e l D e s c C a p t > - 
-         < B o m C o m p L e v e l N o C a p t   E l e m e n t T y p e = " C o l u m n "   E l e m e n t I d = " 1 3 8 6 3 6 1 5 3 3 "   D a t a T y p e = " L a b e l " > B o m C o m p L e v e l N o C a p t < / B o m C o m p L e v e l N o C a p t > - 
-         < B o m C o m p L e v e l Q t y C a p t   E l e m e n t T y p e = " C o l u m n "   E l e m e n t I d = " 2 9 2 9 5 0 3 4 4 "   D a t a T y p e = " L a b e l " > B o m C o m p L e v e l Q t y C a p t < / B o m C o m p L e v e l Q t y C a p t > - 
-         < B o m C o m p L e v e l U O M C o d e C a p t   E l e m e n t T y p e = " C o l u m n "   E l e m e n t I d = " 7 3 5 3 6 7 6 5 0 "   D a t a T y p e = " L a b e l " > B o m C o m p L e v e l U O M C o d e C a p t < / B o m C o m p L e v e l U O M C o d e C a p t > - 
-         < B O M Q t y C a p t i o n   E l e m e n t T y p e = " C o l u m n "   E l e m e n t I d = " 7 7 8 6 6 2 9 9 9 "   D a t a T y p e = " L a b e l " > B O M Q t y C a p t i o n < / B O M Q t y C a p t i o n > - 
-         < C o m p a n y N a m e   E l e m e n t T y p e = " C o l u m n "   E l e m e n t I d = " 1 5 9 5 4 7 7 3 9 5 "   D a t a T y p e = " S t r i n g " > C o m p a n y N a m e < / C o m p a n y N a m e > - 
-         < C u r r R e p o r t P a g e N o C a p t   E l e m e n t T y p e = " C o l u m n "   E l e m e n t I d = " 6 8 6 2 9 9 2 1 "   D a t a T y p e = " L a b e l " > C u r r R e p o r t P a g e N o C a p t < / C u r r R e p o r t P a g e N o C a p t > - 
-         < D e s c _ I t e m   E l e m e n t T y p e = " C o l u m n "   E l e m e n t I d = " 9 9 0 9 0 4 5 5 8 "   D a t a T y p e = " T e x t " > D e s c _ I t e m < / D e s c _ I t e m > - 
-         < I t e m F i l t e r   E l e m e n t T y p e = " C o l u m n "   E l e m e n t I d = " 5 9 3 7 9 7 3 7 6 "   D a t a T y p e = " T e x t " > I t e m F i l t e r < / I t e m F i l t e r > - 
-         < I t e m T a b l e C a p t i o n F i l t e r   E l e m e n t T y p e = " C o l u m n "   E l e m e n t I d = " 1 0 6 9 5 5 1 8 3 2 "   D a t a T y p e = " S t r i n g " > I t e m T a b l e C a p t i o n F i l t e r < / I t e m T a b l e C a p t i o n F i l t e r > - 
-         < L e v e l C a p t   E l e m e n t T y p e = " C o l u m n "   E l e m e n t I d = " 1 7 0 6 0 8 6 2 5 1 "   D a t a T y p e = " L a b e l " > L e v e l C a p t < / L e v e l C a p t > - 
-         < N o _ I t e m   E l e m e n t T y p e = " C o l u m n "   E l e m e n t I d = " 1 5 4 7 7 6 9 6 5 4 "   D a t a T y p e = " C o d e " > N o _ I t e m < / N o _ I t e m > - 
-         < Q t y E x p l o s i o n o f B O M C a p t   E l e m e n t T y p e = " C o l u m n "   E l e m e n t I d = " 1 2 0 3 9 6 9 3 2 5 "   D a t a T y p e = " L a b e l " > Q t y E x p l o s i o n o f B O M C a p t < / Q t y E x p l o s i o n o f B O M C a p t > - 
-         < T o d a y F o r m a t t e d   E l e m e n t T y p e = " C o l u m n "   E l e m e n t I d = " 2 7 0 4 5 1 4 0 "   D a t a T y p e = " S t r i n g " > T o d a y F o r m a t t e d < / T o d a y F o r m a t t e d > - 
-         < B O M L o o p   E l e m e n t T y p e = " D a t a I t e m "   E l e m e n t I d = " 1 9 4 5 9 6 8 6 4 1 " > - 
-             < I n t e g e r   E l e m e n t T y p e = " D a t a I t e m "   E l e m e n t I d = " 1 7 3 5 6 9 8 6 1 9 " > - 
-                 < B o m C o m p L e v e l D e s c   E l e m e n t T y p e = " C o l u m n "   E l e m e n t I d = " 1 7 7 5 8 3 5 8 6 7 "   D a t a T y p e = " T e x t " > B o m C o m p L e v e l D e s c < / B o m C o m p L e v e l D e s c > - 
-                 < B o m C o m p L e v e l N o   E l e m e n t T y p e = " C o l u m n "   E l e m e n t I d = " 6 9 9 5 8 0 8 9 3 "   D a t a T y p e = " C o d e " > B o m C o m p L e v e l N o < / B o m C o m p L e v e l N o > - 
-                 < B o m C o m p L e v e l Q t y   E l e m e n t T y p e = " C o l u m n "   E l e m e n t I d = " 1 3 1 2 7 2 0 1 7 0 "   D a t a T y p e = " D e c i m a l " > B o m C o m p L e v e l Q t y < / B o m C o m p L e v e l Q t y > - 
-                 < B o m C o m p L e v e l U O M C o d e   E l e m e n t T y p e = " C o l u m n "   E l e m e n t I d = " 7 4 6 8 4 8 7 5 2 "   D a t a T y p e = " C o d e " > B o m C o m p L e v e l U O M C o d e < / B o m C o m p L e v e l U O M C o d e > - 
-                 < B O M Q t y   E l e m e n t T y p e = " C o l u m n "   E l e m e n t I d = " 1 9 5 2 8 8 5 9 5 1 "   D a t a T y p e = " D e c i m a l " > B O M Q t y < / B O M Q t y > - 
-                 < F o r m a t L e v e l   E l e m e n t T y p e = " C o l u m n "   E l e m e n t I d = " 9 1 1 6 9 4 1 4 4 "   D a t a T y p e = " S t r i n g " > F o r m a t L e v e l < / F o r m a t L e v e l > - 
-                 < I n d e n t L e v e l   E l e m e n t T y p e = " C o l u m n "   E l e m e n t I d = " 1 4 7 6 4 5 5 0 5 7 "   D a t a T y p e = " T e x t " > I n d e n t L e v e l < / I n d e n t L e v e l > +     < I t e m > + 
+         < A s O f C a l c D a t e > A s O f C a l c D a t e < / A s O f C a l c D a t e > + 
+         < B o m C o m p L e v e l D e s c C a p t > B o m C o m p L e v e l D e s c C a p t < / B o m C o m p L e v e l D e s c C a p t > + 
+         < B o m C o m p L e v e l N o C a p t > B o m C o m p L e v e l N o C a p t < / B o m C o m p L e v e l N o C a p t > + 
+         < B o m C o m p L e v e l Q t y C a p t > B o m C o m p L e v e l Q t y C a p t < / B o m C o m p L e v e l Q t y C a p t > + 
+         < B o m C o m p L e v e l U O M C o d e C a p t > B o m C o m p L e v e l U O M C o d e C a p t < / B o m C o m p L e v e l U O M C o d e C a p t > + 
+         < B O M Q t y C a p t i o n > B O M Q t y C a p t i o n < / B O M Q t y C a p t i o n > + 
+         < C o m p a n y N a m e > C o m p a n y N a m e < / C o m p a n y N a m e > + 
+         < C u r r R e p o r t P a g e N o C a p t > C u r r R e p o r t P a g e N o C a p t < / C u r r R e p o r t P a g e N o C a p t > + 
+         < D e s c _ I t e m > D e s c _ I t e m < / D e s c _ I t e m > + 
+         < I t e m F i l t e r > I t e m F i l t e r < / I t e m F i l t e r > + 
+         < I t e m T a b l e C a p t i o n F i l t e r > I t e m T a b l e C a p t i o n F i l t e r < / I t e m T a b l e C a p t i o n F i l t e r > + 
+         < L e v e l C a p t > L e v e l C a p t < / L e v e l C a p t > + 
+         < N o _ I t e m > N o _ I t e m < / N o _ I t e m > + 
+         < Q t y E x p l o s i o n o f B O M C a p t > Q t y E x p l o s i o n o f B O M C a p t < / Q t y E x p l o s i o n o f B O M C a p t > + 
+         < T o d a y F o r m a t t e d > T o d a y F o r m a t t e d < / T o d a y F o r m a t t e d > + 
+         < B O M L o o p > + 
+             < I n t e g e r > + 
+                 < B o m C o m p L e v e l D e s c > B o m C o m p L e v e l D e s c < / B o m C o m p L e v e l D e s c > + 
+                 < B o m C o m p L e v e l N o > B o m C o m p L e v e l N o < / B o m C o m p L e v e l N o > + 
+                 < B o m C o m p L e v e l Q t y > B o m C o m p L e v e l Q t y < / B o m C o m p L e v e l Q t y > + 
+                 < B o m C o m p L e v e l U O M C o d e > B o m C o m p L e v e l U O M C o d e < / B o m C o m p L e v e l U O M C o d e > + 
+                 < B O M Q t y > B O M Q t y < / B O M Q t y > + 
+                 < F o r m a t L e v e l > F o r m a t L e v e l < / F o r m a t L e v e l > + 
+                 < I n d e n t L e v e l > I n d e n t L e v e l < / I n d e n t L e v e l >   
              < / I n t e g e r >   
@@ -3311,7 +3267,7 @@
 
 <file path=customXml/item2.xml>��< ? x m l   v e r s i o n = " 1 . 0 "   e n c o d i n g = " u t f - 1 6 " ? >   
- < N a v W o r d R e p o r t X m l P a r t   x m l n s = " u r n : m i c r o s o f t - d y n a m i c s - n a v / r e p o r t s / Q u a n t i t y _ E x p l o s i o n _ o f _ B O M / 9 9 0 0 0 7 5 3 / " > + < N a v W o r d R e p o r t X m l P a r t   x m l n s = " u r n : m i c r o s o f t - d y n a m i c s - b u s i n e s s c e n t r a l / i n t e r n a l / e x t e n d e d / r e p o r t s / Q u a n t i t y _ E x p l o s i o n _ o f _ B O M / 9 9 0 0 0 7 5 3 / " >   
      < B C R e p o r t I n f o r m a t i o n >   
@@ -3329,8 +3285,6 @@
  
              < R e p o r t N a m e > R e p o r t   N a m e < / R e p o r t N a m e >   
-             < R e p o r t C a p t i o n > R e p o r t   C a p t i o n < / R e p o r t C a p t i o n > - 
              < A b o u t T h i s R e p o r t T i t l e > A b o u t   T h i s   R e p o r t   T i t l e < / A b o u t T h i s R e p o r t T i t l e >   
              < A b o u t T h i s R e p o r t T e x t > A b o u t   T h i s   R e p o r t   T e x t < / A b o u t T h i s R e p o r t T e x t > @@ -3385,21 +3339,21 @@
  
              < C o m p a n y A d d r e s s L i n e s >   
-                 < C o m p a n y A d d r e s s L i n e 1 > C o m p a n y   A d d r e s s   L i n e   1 < / C o m p a n y A d d r e s s L i n e 1 > - 
-                 < C o m p a n y A d d r e s s L i n e 2 > C o m p a n y   A d d r e s s   L i n e   2 < / C o m p a n y A d d r e s s L i n e 2 > - 
-                 < C o m p a n y A d d r e s s L i n e 3 > C o m p a n y   A d d r e s s   L i n e   3 < / C o m p a n y A d d r e s s L i n e 3 > - 
-                 < C o m p a n y A d d r e s s L i n e 4 > C o m p a n y   A d d r e s s   L i n e   4 < / C o m p a n y A d d r e s s L i n e 4 > - 
-                 < C o m p a n y A d d r e s s L i n e 5 > C o m p a n y   A d d r e s s   L i n e   5 < / C o m p a n y A d d r e s s L i n e 5 > - 
-                 < C o m p a n y A d d r e s s L i n e 6 > C o m p a n y   A d d r e s s   L i n e   6 < / C o m p a n y A d d r e s s L i n e 6 > - 
-                 < C o m p a n y A d d r e s s L i n e 7 > C o m p a n y   A d d r e s s   L i n e   7 < / C o m p a n y A d d r e s s L i n e 7 > - 
-                 < C o m p a n y A d d r e s s L i n e 8 > C o m p a n y   A d d r e s s   L i n e   8 < / C o m p a n y A d d r e s s L i n e 8 > +                 < C o m p a n y A d d r e s s L i n e > C o m p a n y   A d d r e s s   L i n e   1 < / C o m p a n y A d d r e s s L i n e > + 
+                 < C o m p a n y A d d r e s s L i n e > C o m p a n y   A d d r e s s   L i n e   2 < / C o m p a n y A d d r e s s L i n e > + 
+                 < C o m p a n y A d d r e s s L i n e > C o m p a n y   A d d r e s s   L i n e   3 < / C o m p a n y A d d r e s s L i n e > + 
+                 < C o m p a n y A d d r e s s L i n e > C o m p a n y   A d d r e s s   L i n e   4 < / C o m p a n y A d d r e s s L i n e > + 
+                 < C o m p a n y A d d r e s s L i n e > C o m p a n y   A d d r e s s   L i n e   5 < / C o m p a n y A d d r e s s L i n e > + 
+                 < C o m p a n y A d d r e s s L i n e > C o m p a n y   A d d r e s s   L i n e   6 < / C o m p a n y A d d r e s s L i n e > + 
+                 < C o m p a n y A d d r e s s L i n e > C o m p a n y   A d d r e s s   L i n e   7 < / C o m p a n y A d d r e s s L i n e > + 
+                 < C o m p a n y A d d r e s s L i n e > C o m p a n y   A d d r e s s   L i n e   8 < / C o m p a n y A d d r e s s L i n e >   
              < / C o m p a n y A d d r e s s L i n e s >   
@@ -3459,105 +3413,107 @@
  
      < L a b e l s >   
-         < A b o u t T h e R e p o r t L a b e l > A b o u t T h e R e p o r t L a b e l < / A b o u t T h e R e p o r t L a b e l > - 
-         < B o m C o m p L e v e l D e s c C a p t i o n > B o m C o m p L e v e l D e s c C a p t i o n < / B o m C o m p L e v e l D e s c C a p t i o n > - 
-         < B o m C o m p L e v e l N o C a p t i o n > B o m C o m p L e v e l N o C a p t i o n < / B o m C o m p L e v e l N o C a p t i o n > - 
-         < B o m C o m p L e v e l Q t y C a p t i o n > B o m C o m p L e v e l Q t y C a p t i o n < / B o m C o m p L e v e l Q t y C a p t i o n > - 
-         < B o m C o m p L e v e l U O M C o d e C a p t i o n > B o m C o m p L e v e l U O M C o d e C a p t i o n < / B o m C o m p L e v e l U O M C o d e C a p t i o n > - 
-         < B O M Q t y C a p t > B O M Q t y C a p t < / B O M Q t y C a p t > - 
-         < B O M T o p L v l P r i n t > B O M T o p L v l P r i n t < / B O M T o p L v l P r i n t > - 
-         < C a l c u l a t i o n D a t e L a b e l > C a l c u l a t i o n D a t e L a b e l < / C a l c u l a t i o n D a t e L a b e l > - 
-         < C o m p a n y L a b e l > C o m p a n y L a b e l < / C o m p a n y L a b e l > - 
-         < D a t a R e t r i e v e d > D a t a R e t r i e v e d < / D a t a R e t r i e v e d > - 
-         < D e s c _ I t e m C a p t i o n > D e s c _ I t e m C a p t i o n < / D e s c _ I t e m C a p t i o n > - 
-         < D o c u m e n t a t i o n L a b e l > D o c u m e n t a t i o n L a b e l < / D o c u m e n t a t i o n L a b e l > - 
-         < E n v i r o n m e n t L a b e l > E n v i r o n m e n t L a b e l < / E n v i r o n m e n t L a b e l > - 
-         < I t e m D e s c > I t e m D e s c < / I t e m D e s c > - 
-         < I t e m N o > I t e m N o < / I t e m N o > - 
-         < L e v e l > L e v e l < / L e v e l > - 
-         < N o _ I t e m C a p t i o n > N o _ I t e m C a p t i o n < / N o _ I t e m C a p t i o n > - 
-         < Q t y E x p l o s i o n O f B O M A n a l y s i s > Q t y E x p l o s i o n O f B O M A n a l y s i s < / Q t y E x p l o s i o n O f B O M A n a l y s i s > - 
-         < Q t y E x p l o s i o n O f B O M A n a l y s i s L 1 > Q t y E x p l o s i o n O f B O M A n a l y s i s L 1 < / Q t y E x p l o s i o n O f B O M A n a l y s i s L 1 > - 
-         < Q t y E x p l o s i o n O f B O M P r i n t > Q t y E x p l o s i o n O f B O M P r i n t < / Q t y E x p l o s i o n O f B O M P r i n t > - 
-         < Q u a n t i t y E x p l o s i o n O f B O M > Q u a n t i t y E x p l o s i o n O f B O M < / Q u a n t i t y E x p l o s i o n O f B O M > - 
-         < R e p o r t N a m e L a b e l > R e p o r t N a m e L a b e l < / R e p o r t N a m e L a b e l > - 
-         < R u n O n L a b e l > R u n O n L a b e l < / R u n O n L a b e l > - 
-         < U s e r L a b e l > U s e r L a b e l < / U s e r L a b e l > +         < A b o u t T h e R e p o r t L a b e l   E l e m e n t T y p e = " P a r a m e t e r "   E l e m e n t I d = " 1 6 7 7 9 2 0 0 1 "   D a t a T y p e = " S t r i n g " > A b o u t T h e R e p o r t L a b e l < / A b o u t T h e R e p o r t L a b e l > + 
+         < B o m C o m p L e v e l D e s c C a p t i o n   E l e m e n t T y p e = " P a r a m e t e r "   E l e m e n t I d = " 1 7 7 5 8 3 5 8 6 7 "   D a t a T y p e = " S t r i n g " > B o m C o m p L e v e l D e s c C a p t i o n < / B o m C o m p L e v e l D e s c C a p t i o n > + 
+         < B o m C o m p L e v e l N o C a p t i o n   E l e m e n t T y p e = " P a r a m e t e r "   E l e m e n t I d = " 6 9 9 5 8 0 8 9 3 "   D a t a T y p e = " S t r i n g " > B o m C o m p L e v e l N o C a p t i o n < / B o m C o m p L e v e l N o C a p t i o n > + 
+         < B o m C o m p L e v e l Q t y C a p t i o n   E l e m e n t T y p e = " P a r a m e t e r "   E l e m e n t I d = " 1 3 1 2 7 2 0 1 7 0 "   D a t a T y p e = " S t r i n g " > B o m C o m p L e v e l Q t y C a p t i o n < / B o m C o m p L e v e l Q t y C a p t i o n > + 
+         < B o m C o m p L e v e l U O M C o d e C a p t i o n   E l e m e n t T y p e = " P a r a m e t e r "   E l e m e n t I d = " 7 4 6 8 4 8 7 5 2 "   D a t a T y p e = " S t r i n g " > B o m C o m p L e v e l U O M C o d e C a p t i o n < / B o m C o m p L e v e l U O M C o d e C a p t i o n > + 
+         < B O M Q t y C a p t   E l e m e n t T y p e = " P a r a m e t e r "   E l e m e n t I d = " 2 8 6 8 5 9 4 5 7 "   D a t a T y p e = " S t r i n g " > B O M Q t y C a p t < / B O M Q t y C a p t > + 
+         < B O M T o p L v l P r i n t   E l e m e n t T y p e = " P a r a m e t e r "   E l e m e n t I d = " 7 2 7 9 0 3 3 "   D a t a T y p e = " S t r i n g " > B O M T o p L v l P r i n t < / B O M T o p L v l P r i n t > + 
+         < C a l c u l a t i o n D a t e L a b e l   E l e m e n t T y p e = " P a r a m e t e r "   E l e m e n t I d = " 6 8 2 7 2 6 8 7 0 "   D a t a T y p e = " S t r i n g " > C a l c u l a t i o n D a t e L a b e l < / C a l c u l a t i o n D a t e L a b e l > + 
+         < C o m p a n y L a b e l   E l e m e n t T y p e = " P a r a m e t e r "   E l e m e n t I d = " 3 4 6 7 6 0 3 4 8 "   D a t a T y p e = " S t r i n g " > C o m p a n y L a b e l < / C o m p a n y L a b e l > + 
+         < D a t a R e t r i e v e d   E l e m e n t T y p e = " P a r a m e t e r "   E l e m e n t I d = " 2 9 1 9 1 1 8 0 7 "   D a t a T y p e = " S t r i n g " > D a t a R e t r i e v e d < / D a t a R e t r i e v e d > + 
+         < D e s c _ I t e m C a p t i o n   E l e m e n t T y p e = " P a r a m e t e r "   E l e m e n t I d = " 9 9 0 9 0 4 5 5 8 "   D a t a T y p e = " S t r i n g " > D e s c _ I t e m C a p t i o n < / D e s c _ I t e m C a p t i o n > + 
+         < D o c u m e n t a t i o n L a b e l   E l e m e n t T y p e = " P a r a m e t e r "   E l e m e n t I d = " 1 7 3 8 9 2 4 8 1 5 "   D a t a T y p e = " S t r i n g " > D o c u m e n t a t i o n L a b e l < / D o c u m e n t a t i o n L a b e l > + 
+         < E n v i r o n m e n t L a b e l   E l e m e n t T y p e = " P a r a m e t e r "   E l e m e n t I d = " 8 1 8 8 1 6 5 9 0 "   D a t a T y p e = " S t r i n g " > E n v i r o n m e n t L a b e l < / E n v i r o n m e n t L a b e l > + 
+         < I t e m D e s c   E l e m e n t T y p e = " P a r a m e t e r "   E l e m e n t I d = " 6 8 9 3 4 1 9 5 9 "   D a t a T y p e = " S t r i n g " > I t e m D e s c < / I t e m D e s c > + 
+         < I t e m N o   E l e m e n t T y p e = " P a r a m e t e r "   E l e m e n t I d = " 1 8 1 4 6 8 1 6 3 1 "   D a t a T y p e = " S t r i n g " > I t e m N o < / I t e m N o > + 
+         < L e v e l   E l e m e n t T y p e = " P a r a m e t e r "   E l e m e n t I d = " 3 5 8 0 8 3 4 2 9 "   D a t a T y p e = " S t r i n g " > L e v e l < / L e v e l > + 
+         < N o _ I t e m C a p t i o n   E l e m e n t T y p e = " P a r a m e t e r "   E l e m e n t I d = " 1 5 4 7 7 6 9 6 5 4 "   D a t a T y p e = " S t r i n g " > N o _ I t e m C a p t i o n < / N o _ I t e m C a p t i o n > + 
+         < Q t y E x p l o s i o n O f B O M A n a l y s i s   E l e m e n t T y p e = " P a r a m e t e r "   E l e m e n t I d = " 1 3 6 4 3 6 6 3 6 7 "   D a t a T y p e = " S t r i n g " > Q t y E x p l o s i o n O f B O M A n a l y s i s < / Q t y E x p l o s i o n O f B O M A n a l y s i s > + 
+         < Q t y E x p l o s i o n O f B O M A n a l y s i s L 1   E l e m e n t T y p e = " P a r a m e t e r "   E l e m e n t I d = " 5 6 5 4 9 3 7 0 6 "   D a t a T y p e = " S t r i n g " > Q t y E x p l o s i o n O f B O M A n a l y s i s L 1 < / Q t y E x p l o s i o n O f B O M A n a l y s i s L 1 > + 
+         < Q t y E x p l o s i o n O f B O M P r i n t   E l e m e n t T y p e = " P a r a m e t e r "   E l e m e n t I d = " 1 1 3 6 1 3 5 0 3 6 "   D a t a T y p e = " S t r i n g " > Q t y E x p l o s i o n O f B O M P r i n t < / Q t y E x p l o s i o n O f B O M P r i n t > + 
+         < Q u a n t i t y E x p l o s i o n O f B O M   E l e m e n t T y p e = " P a r a m e t e r "   E l e m e n t I d = " 1 8 9 4 1 9 7 8 7 8 "   D a t a T y p e = " S t r i n g " > Q u a n t i t y E x p l o s i o n O f B O M < / Q u a n t i t y E x p l o s i o n O f B O M > + 
+         < R e p o r t N a m e L a b e l   E l e m e n t T y p e = " P a r a m e t e r "   E l e m e n t I d = " 1 0 2 2 2 9 2 9 8 2 "   D a t a T y p e = " S t r i n g " > R e p o r t N a m e L a b e l < / R e p o r t N a m e L a b e l > + 
+         < R u n O n L a b e l   E l e m e n t T y p e = " P a r a m e t e r "   E l e m e n t I d = " 1 1 1 9 0 3 7 5 9 5 "   D a t a T y p e = " S t r i n g " > R u n O n L a b e l < / R u n O n L a b e l > + 
+         < U s e r L a b e l   E l e m e n t T y p e = " P a r a m e t e r "   E l e m e n t I d = " 8 4 8 8 1 6 7 9 4 "   D a t a T y p e = " S t r i n g " > U s e r L a b e l < / U s e r L a b e l >   
      < / L a b e l s >   
-     < I t e m > - 
-         < A s O f C a l c D a t e > A s O f C a l c D a t e < / A s O f C a l c D a t e > - 
-         < B o m C o m p L e v e l D e s c C a p t > B o m C o m p L e v e l D e s c C a p t < / B o m C o m p L e v e l D e s c C a p t > - 
-         < B o m C o m p L e v e l N o C a p t > B o m C o m p L e v e l N o C a p t < / B o m C o m p L e v e l N o C a p t > - 
-         < B o m C o m p L e v e l Q t y C a p t > B o m C o m p L e v e l Q t y C a p t < / B o m C o m p L e v e l Q t y C a p t > - 
-         < B o m C o m p L e v e l U O M C o d e C a p t > B o m C o m p L e v e l U O M C o d e C a p t < / B o m C o m p L e v e l U O M C o d e C a p t > - 
-         < B O M Q t y C a p t i o n > B O M Q t y C a p t i o n < / B O M Q t y C a p t i o n > - 
-         < C o m p a n y N a m e > C o m p a n y N a m e < / C o m p a n y N a m e > - 
-         < C u r r R e p o r t P a g e N o C a p t > C u r r R e p o r t P a g e N o C a p t < / C u r r R e p o r t P a g e N o C a p t > - 
-         < D e s c _ I t e m > D e s c _ I t e m < / D e s c _ I t e m > - 
-         < I t e m F i l t e r > I t e m F i l t e r < / I t e m F i l t e r > - 
-         < I t e m T a b l e C a p t i o n F i l t e r > I t e m T a b l e C a p t i o n F i l t e r < / I t e m T a b l e C a p t i o n F i l t e r > - 
-         < L e v e l C a p t > L e v e l C a p t < / L e v e l C a p t > - 
-         < N o _ I t e m > N o _ I t e m < / N o _ I t e m > - 
-         < Q t y E x p l o s i o n o f B O M C a p t > Q t y E x p l o s i o n o f B O M C a p t < / Q t y E x p l o s i o n o f B O M C a p t > - 
-         < T o d a y F o r m a t t e d > T o d a y F o r m a t t e d < / T o d a y F o r m a t t e d > - 
-         < B O M L o o p > - 
-             < I n t e g e r > - 
-                 < B o m C o m p L e v e l D e s c > B o m C o m p L e v e l D e s c < / B o m C o m p L e v e l D e s c > - 
-                 < B o m C o m p L e v e l N o > B o m C o m p L e v e l N o < / B o m C o m p L e v e l N o > - 
-                 < B o m C o m p L e v e l Q t y > B o m C o m p L e v e l Q t y < / B o m C o m p L e v e l Q t y > - 
-                 < B o m C o m p L e v e l U O M C o d e > B o m C o m p L e v e l U O M C o d e < / B o m C o m p L e v e l U O M C o d e > - 
-                 < B O M Q t y > B O M Q t y < / B O M Q t y > - 
-                 < F o r m a t L e v e l > F o r m a t L e v e l < / F o r m a t L e v e l > - 
-                 < I n d e n t L e v e l > I n d e n t L e v e l < / I n d e n t L e v e l > +     < T o o l t i p s   / > + 
+     < I t e m   E l e m e n t T y p e = " D a t a I t e m "   E l e m e n t I d = " 1 1 2 8 8 3 0 2 4 8 " > + 
+         < A s O f C a l c D a t e   E l e m e n t T y p e = " C o l u m n "   E l e m e n t I d = " 5 6 8 5 3 8 1 9 3 "   D a t a T y p e = " S t r i n g " > A s O f C a l c D a t e < / A s O f C a l c D a t e > + 
+         < B o m C o m p L e v e l D e s c C a p t   E l e m e n t T y p e = " C o l u m n "   E l e m e n t I d = " 6 0 1 1 9 7 3 5 5 "   D a t a T y p e = " T e x t C o n s t " > B o m C o m p L e v e l D e s c C a p t < / B o m C o m p L e v e l D e s c C a p t > + 
+         < B o m C o m p L e v e l N o C a p t   E l e m e n t T y p e = " C o l u m n "   E l e m e n t I d = " 1 3 8 6 3 6 1 5 3 3 "   D a t a T y p e = " T e x t C o n s t " > B o m C o m p L e v e l N o C a p t < / B o m C o m p L e v e l N o C a p t > + 
+         < B o m C o m p L e v e l Q t y C a p t   E l e m e n t T y p e = " C o l u m n "   E l e m e n t I d = " 2 9 2 9 5 0 3 4 4 "   D a t a T y p e = " T e x t C o n s t " > B o m C o m p L e v e l Q t y C a p t < / B o m C o m p L e v e l Q t y C a p t > + 
+         < B o m C o m p L e v e l U O M C o d e C a p t   E l e m e n t T y p e = " C o l u m n "   E l e m e n t I d = " 7 3 5 3 6 7 6 5 0 "   D a t a T y p e = " T e x t C o n s t " > B o m C o m p L e v e l U O M C o d e C a p t < / B o m C o m p L e v e l U O M C o d e C a p t > + 
+         < B O M Q t y C a p t i o n   E l e m e n t T y p e = " C o l u m n "   E l e m e n t I d = " 7 7 8 6 6 2 9 9 9 "   D a t a T y p e = " T e x t C o n s t " > B O M Q t y C a p t i o n < / B O M Q t y C a p t i o n > + 
+         < C o m p a n y N a m e   E l e m e n t T y p e = " C o l u m n "   E l e m e n t I d = " 1 5 9 5 4 7 7 3 9 5 "   D a t a T y p e = " S t r i n g " > C o m p a n y N a m e < / C o m p a n y N a m e > + 
+         < C u r r R e p o r t P a g e N o C a p t   E l e m e n t T y p e = " C o l u m n "   E l e m e n t I d = " 6 8 6 2 9 9 2 1 "   D a t a T y p e = " T e x t C o n s t " > C u r r R e p o r t P a g e N o C a p t < / C u r r R e p o r t P a g e N o C a p t > + 
+         < D e s c _ I t e m   E l e m e n t T y p e = " C o l u m n "   E l e m e n t I d = " 9 9 0 9 0 4 5 5 8 "   D a t a T y p e = " T e x t " > D e s c _ I t e m < / D e s c _ I t e m > + 
+         < I t e m F i l t e r   E l e m e n t T y p e = " C o l u m n "   E l e m e n t I d = " 5 9 3 7 9 7 3 7 6 "   D a t a T y p e = " T e x t " > I t e m F i l t e r < / I t e m F i l t e r > + 
+         < I t e m T a b l e C a p t i o n F i l t e r   E l e m e n t T y p e = " C o l u m n "   E l e m e n t I d = " 1 0 6 9 5 5 1 8 3 2 "   D a t a T y p e = " S t r i n g " > I t e m T a b l e C a p t i o n F i l t e r < / I t e m T a b l e C a p t i o n F i l t e r > + 
+         < L e v e l C a p t   E l e m e n t T y p e = " C o l u m n "   E l e m e n t I d = " 1 7 0 6 0 8 6 2 5 1 "   D a t a T y p e = " T e x t C o n s t " > L e v e l C a p t < / L e v e l C a p t > + 
+         < N o _ I t e m   E l e m e n t T y p e = " C o l u m n "   E l e m e n t I d = " 1 5 4 7 7 6 9 6 5 4 "   D a t a T y p e = " C o d e " > N o _ I t e m < / N o _ I t e m > + 
+         < Q t y E x p l o s i o n o f B O M C a p t   E l e m e n t T y p e = " C o l u m n "   E l e m e n t I d = " 1 2 0 3 9 6 9 3 2 5 "   D a t a T y p e = " T e x t C o n s t " > Q t y E x p l o s i o n o f B O M C a p t < / Q t y E x p l o s i o n o f B O M C a p t > + 
+         < T o d a y F o r m a t t e d   E l e m e n t T y p e = " C o l u m n "   E l e m e n t I d = " 2 7 0 4 5 1 4 0 "   D a t a T y p e = " S t r i n g " > T o d a y F o r m a t t e d < / T o d a y F o r m a t t e d > + 
+         < B O M L o o p   E l e m e n t T y p e = " D a t a I t e m "   E l e m e n t I d = " 1 9 4 5 9 6 8 6 4 1 " > + 
+             < I n t e g e r   E l e m e n t T y p e = " D a t a I t e m "   E l e m e n t I d = " 1 7 3 5 6 9 8 6 1 9 " > + 
+                 < B o m C o m p L e v e l D e s c   E l e m e n t T y p e = " C o l u m n "   E l e m e n t I d = " 1 7 7 5 8 3 5 8 6 7 "   D a t a T y p e = " T e x t " > B o m C o m p L e v e l D e s c < / B o m C o m p L e v e l D e s c > + 
+                 < B o m C o m p L e v e l N o   E l e m e n t T y p e = " C o l u m n "   E l e m e n t I d = " 6 9 9 5 8 0 8 9 3 "   D a t a T y p e = " C o d e " > B o m C o m p L e v e l N o < / B o m C o m p L e v e l N o > + 
+                 < B o m C o m p L e v e l Q t y   E l e m e n t T y p e = " C o l u m n "   E l e m e n t I d = " 1 3 1 2 7 2 0 1 7 0 "   D a t a T y p e = " D e c i m a l " > B o m C o m p L e v e l Q t y < / B o m C o m p L e v e l Q t y > + 
+                 < B o m C o m p L e v e l U O M C o d e   E l e m e n t T y p e = " C o l u m n "   E l e m e n t I d = " 7 4 6 8 4 8 7 5 2 "   D a t a T y p e = " C o d e " > B o m C o m p L e v e l U O M C o d e < / B o m C o m p L e v e l U O M C o d e > + 
+                 < B O M Q t y   E l e m e n t T y p e = " C o l u m n "   E l e m e n t I d = " 1 9 5 2 8 8 5 9 5 1 "   D a t a T y p e = " D e c i m a l " > B O M Q t y < / B O M Q t y > + 
+                 < F o r m a t L e v e l   E l e m e n t T y p e = " C o l u m n "   E l e m e n t I d = " 9 1 1 6 9 4 1 4 4 "   D a t a T y p e = " S t r i n g " > F o r m a t L e v e l < / F o r m a t L e v e l > + 
+                 < I n d e n t L e v e l   E l e m e n t T y p e = " C o l u m n "   E l e m e n t I d = " 1 4 7 6 4 5 5 0 5 7 "   D a t a T y p e = " T e x t " > I n d e n t L e v e l < / I n d e n t L e v e l >   
              < / I n t e g e r >   
@@ -3569,17 +3525,17 @@
 </file>
 
 <file path=customXml/itemProps1.xml><?xml version="1.0" encoding="utf-8"?>
+<ds:datastoreItem xmlns:ds="http://schemas.openxmlformats.org/officeDocument/2006/customXml" ds:itemID="{85783E4D-63F5-4369-90B3-E6100BC017E9}">
+  <ds:schemaRefs>
+    <ds:schemaRef ds:uri="urn:microsoft-dynamics-nav/reports/Quantity_Explosion_of_BOM/99000753/"/>
+  </ds:schemaRefs>
+</ds:datastoreItem>
+</file>
+
+<file path=customXml/itemProps2.xml><?xml version="1.0" encoding="utf-8"?>
 <ds:datastoreItem xmlns:ds="http://schemas.openxmlformats.org/officeDocument/2006/customXml" ds:itemID="{15DF54D2-3EDC-413C-B4EE-F96ADFE8B722}">
   <ds:schemaRefs>
     <ds:schemaRef ds:uri="urn:microsoft-dynamics-businesscentral/internal/extended/reports/Quantity_Explosion_of_BOM/99000753/"/>
   </ds:schemaRefs>
 </ds:datastoreItem>
-</file>
-
-<file path=customXml/itemProps2.xml><?xml version="1.0" encoding="utf-8"?>
-<ds:datastoreItem xmlns:ds="http://schemas.openxmlformats.org/officeDocument/2006/customXml" ds:itemID="{85783E4D-63F5-4369-90B3-E6100BC017E9}">
-  <ds:schemaRefs>
-    <ds:schemaRef ds:uri="urn:microsoft-dynamics-nav/reports/Quantity_Explosion_of_BOM/99000753/"/>
-  </ds:schemaRefs>
-</ds:datastoreItem>
 </file>
--- a/src/Layers/W1/BaseApp/Manufacturing/Reports/QuantityExplosionofBOMBody.docx
+++ b/src/Layers/W1/BaseApp/Manufacturing/Reports/QuantityExplosionofBOMBody.docx
@@ -30,7 +30,7 @@
             <w:placeholder>
               <w:docPart w:val="F384291314F44D179D5A3FD255BCC635"/>
             </w:placeholder>
-            <w:dataBinding w:prefixMappings="&lt;xmlns:ns0='urn:microsoft-dynamics-nav/reports/Quantity_Explosion_of_BOM/99000753/' " w:xpath="/ns0:NavWordReportXmlPart[1]/ns0:Labels[1]/ns0:CalculationDateLabel[1]" w:storeItemID="{85783E4D-63F5-4369-90B3-E6100BC017E9}"/>
+            <w:dataBinding w:prefixMappings="xmlns:ns0='urn:microsoft-dynamics-nav/reports/Quantity_Explosion_of_BOM/99000753/'" w:xpath="/ns0:NavWordReportXmlPart[1]/ns0:Labels[1]/ns0:CalculationDateLabel[1]" w:storeItemID="{85783E4D-63F5-4369-90B3-E6100BC017E9}"/>
             <w15:color w:val="808080"/>
             <w:text/>
           </w:sdtPr>
@@ -61,7 +61,7 @@
             </w:placeholder>
             <w15:color w:val="808080"/>
             <w:text/>
-            <w:dataBinding w:prefixMappings="&lt;xmlns:ns0='urn:microsoft-dynamics-nav/reports/Quantity_Explosion_of_BOM/99000753/' " w:xpath="/ns0:NavWordReportXmlPart[1]/ns0:Labels[1]/ns0:UserLabel[1]"/>
+            <w:dataBinding w:prefixMappings="xmlns:ns0='urn:microsoft-dynamics-nav/reports/Quantity_Explosion_of_BOM/99000753/'" w:xpath="/ns0:NavWordReportXmlPart[1]/ns0:Labels[1]/ns0:UserLabel[1]"/>
           </w:sdtPr>
           <w:sdtContent>
             <w:tc>
@@ -116,7 +116,7 @@
             <w:placeholder>
               <w:docPart w:val="F384291314F44D179D5A3FD255BCC635"/>
             </w:placeholder>
-            <w:dataBinding w:prefixMappings="&lt;xmlns:ns0='urn:microsoft-dynamics-nav/reports/Quantity_Explosion_of_BOM/99000753/' " w:xpath="/ns0:NavWordReportXmlPart[1]/ns0:Item[1]/ns0:AsOfCalcDate[1]" w:storeItemID="{85783E4D-63F5-4369-90B3-E6100BC017E9}"/>
+            <w:dataBinding w:prefixMappings="xmlns:ns0='urn:microsoft-dynamics-nav/reports/Quantity_Explosion_of_BOM/99000753/'" w:xpath="/ns0:NavWordReportXmlPart[1]/ns0:Item[1]/ns0:AsOfCalcDate[1]" w:storeItemID="{85783E4D-63F5-4369-90B3-E6100BC017E9}"/>
             <w15:color w:val="808080"/>
             <w:text/>
           </w:sdtPr>
@@ -146,7 +146,7 @@
             </w:placeholder>
             <w15:color w:val="808080"/>
             <w:text/>
-            <w:dataBinding w:prefixMappings="&lt;xmlns:ns0='urn:microsoft-dynamics-nav/reports/Quantity_Explosion_of_BOM/99000753/' " w:xpath="/ns0:NavWordReportXmlPart[1]/ns0:BCReportInformation[1]/ns0:ReportRequest[1]/ns0:UserName[1]"/>
+            <w:dataBinding w:prefixMappings="xmlns:ns0='urn:microsoft-dynamics-nav/reports/Quantity_Explosion_of_BOM/99000753/'" w:xpath="/ns0:NavWordReportXmlPart[1]/ns0:BCReportInformation[1]/ns0:ReportRequest[1]/ns0:UserName[1]"/>
           </w:sdtPr>
           <w:sdtContent>
             <w:tc>
@@ -373,7 +373,7 @@
           <w:alias w:val="#Nav: /Item"/>
           <w:tag w:val="#Nav: Quantity_Explosion_of_BOM/99000753"/>
           <w:id w:val="835125458"/>
-          <w15:dataBinding w:prefixMappings="&lt;xmlns:ns0='urn:microsoft-dynamics-nav/reports/Quantity_Explosion_of_BOM/99000753/' " w:xpath="/ns0:NavWordReportXmlPart[1]/ns0:Item" w:storeItemID="{85783E4D-63F5-4369-90B3-E6100BC017E9}"/>
+          <w15:dataBinding w:prefixMappings="xmlns:ns0='urn:microsoft-dynamics-nav/reports/Quantity_Explosion_of_BOM/99000753/'" w:xpath="/ns0:NavWordReportXmlPart[1]/ns0:Item" w:storeItemID="{85783E4D-63F5-4369-90B3-E6100BC017E9}"/>
           <w15:repeatingSection/>
         </w:sdtPr>
         <w:sdtContent>
@@ -415,7 +415,7 @@
                         <w:placeholder>
                           <w:docPart w:val="87AE41C55E1A4F6E87C7987EFEDBFF08"/>
                         </w:placeholder>
-                        <w:dataBinding w:prefixMappings="&lt;xmlns:ns0='urn:microsoft-dynamics-nav/reports/Quantity_Explosion_of_BOM/99000753/' " w:xpath="/ns0:NavWordReportXmlPart[1]/ns0:Item[1]/ns0:No_Item[1]" w:storeItemID="{85783E4D-63F5-4369-90B3-E6100BC017E9}"/>
+                        <w:dataBinding w:prefixMappings="xmlns:ns0='urn:microsoft-dynamics-nav/reports/Quantity_Explosion_of_BOM/99000753/'" w:xpath="/ns0:NavWordReportXmlPart[1]/ns0:Item[1]/ns0:No_Item[1]" w:storeItemID="{85783E4D-63F5-4369-90B3-E6100BC017E9}"/>
                         <w15:color w:val="808080"/>
                         <w:text/>
                       </w:sdtPr>
@@ -444,7 +444,7 @@
                     <w:placeholder>
                       <w:docPart w:val="87AE41C55E1A4F6E87C7987EFEDBFF08"/>
                     </w:placeholder>
-                    <w:dataBinding w:prefixMappings="&lt;xmlns:ns0='urn:microsoft-dynamics-nav/reports/Quantity_Explosion_of_BOM/99000753/' " w:xpath="/ns0:NavWordReportXmlPart[1]/ns0:Item[1]/ns0:Desc_Item[1]" w:storeItemID="{85783E4D-63F5-4369-90B3-E6100BC017E9}"/>
+                    <w:dataBinding w:prefixMappings="xmlns:ns0='urn:microsoft-dynamics-nav/reports/Quantity_Explosion_of_BOM/99000753/'" w:xpath="/ns0:NavWordReportXmlPart[1]/ns0:Item[1]/ns0:Desc_Item[1]" w:storeItemID="{85783E4D-63F5-4369-90B3-E6100BC017E9}"/>
                     <w15:color w:val="808080"/>
                     <w:text/>
                   </w:sdtPr>
@@ -474,7 +474,7 @@
                   <w:alias w:val="#Nav: /Item/BOMLoop"/>
                   <w:tag w:val="#Nav: Quantity_Explosion_of_BOM/99000753"/>
                   <w:id w:val="171230125"/>
-                  <w15:dataBinding w:prefixMappings="&lt;xmlns:ns0='urn:microsoft-dynamics-nav/reports/Quantity_Explosion_of_BOM/99000753/' " w:xpath="/ns0:NavWordReportXmlPart[1]/ns0:Item[1]/ns0:BOMLoop" w:storeItemID="{85783E4D-63F5-4369-90B3-E6100BC017E9}"/>
+                  <w15:dataBinding w:prefixMappings="xmlns:ns0='urn:microsoft-dynamics-nav/reports/Quantity_Explosion_of_BOM/99000753/'" w:xpath="/ns0:NavWordReportXmlPart[1]/ns0:Item[1]/ns0:BOMLoop" w:storeItemID="{85783E4D-63F5-4369-90B3-E6100BC017E9}"/>
                   <w15:repeatingSection/>
                 </w:sdtPr>
                 <w:sdtContent>
@@ -512,7 +512,7 @@
                                 <w:placeholder>
                                   <w:docPart w:val="87AE41C55E1A4F6E87C7987EFEDBFF08"/>
                                 </w:placeholder>
-                                <w:dataBinding w:prefixMappings="&lt;xmlns:ns0='urn:microsoft-dynamics-nav/reports/Quantity_Explosion_of_BOM/99000753/' " w:xpath="/ns0:NavWordReportXmlPart[1]/ns0:Item[1]/ns0:BOMLoop[1]/ns0:Integer[1]/ns0:FormatLevel[1]" w:storeItemID="{85783E4D-63F5-4369-90B3-E6100BC017E9}"/>
+                                <w:dataBinding w:prefixMappings="xmlns:ns0='urn:microsoft-dynamics-nav/reports/Quantity_Explosion_of_BOM/99000753/'" w:xpath="/ns0:NavWordReportXmlPart[1]/ns0:Item[1]/ns0:BOMLoop[1]/ns0:Integer[1]/ns0:FormatLevel[1]" w:storeItemID="{85783E4D-63F5-4369-90B3-E6100BC017E9}"/>
                                 <w15:color w:val="808080"/>
                                 <w:text/>
                               </w:sdtPr>
@@ -532,7 +532,7 @@
                             <w:placeholder>
                               <w:docPart w:val="87AE41C55E1A4F6E87C7987EFEDBFF08"/>
                             </w:placeholder>
-                            <w:dataBinding w:prefixMappings="&lt;xmlns:ns0='urn:microsoft-dynamics-nav/reports/Quantity_Explosion_of_BOM/99000753/' " w:xpath="/ns0:NavWordReportXmlPart[1]/ns0:Item[1]/ns0:BOMLoop[1]/ns0:Integer[1]/ns0:BomCompLevelNo[1]" w:storeItemID="{85783E4D-63F5-4369-90B3-E6100BC017E9}"/>
+                            <w:dataBinding w:prefixMappings="xmlns:ns0='urn:microsoft-dynamics-nav/reports/Quantity_Explosion_of_BOM/99000753/'" w:xpath="/ns0:NavWordReportXmlPart[1]/ns0:Item[1]/ns0:BOMLoop[1]/ns0:Integer[1]/ns0:BomCompLevelNo[1]" w:storeItemID="{85783E4D-63F5-4369-90B3-E6100BC017E9}"/>
                             <w15:color w:val="808080"/>
                             <w:text/>
                           </w:sdtPr>
@@ -560,7 +560,7 @@
                             <w:placeholder>
                               <w:docPart w:val="87AE41C55E1A4F6E87C7987EFEDBFF08"/>
                             </w:placeholder>
-                            <w:dataBinding w:prefixMappings="&lt;xmlns:ns0='urn:microsoft-dynamics-nav/reports/Quantity_Explosion_of_BOM/99000753/' " w:xpath="/ns0:NavWordReportXmlPart[1]/ns0:Item[1]/ns0:BOMLoop[1]/ns0:Integer[1]/ns0:BomCompLevelDesc[1]" w:storeItemID="{85783E4D-63F5-4369-90B3-E6100BC017E9}"/>
+                            <w:dataBinding w:prefixMappings="xmlns:ns0='urn:microsoft-dynamics-nav/reports/Quantity_Explosion_of_BOM/99000753/'" w:xpath="/ns0:NavWordReportXmlPart[1]/ns0:Item[1]/ns0:BOMLoop[1]/ns0:Integer[1]/ns0:BomCompLevelDesc[1]" w:storeItemID="{85783E4D-63F5-4369-90B3-E6100BC017E9}"/>
                             <w15:color w:val="808080"/>
                             <w:text/>
                           </w:sdtPr>
@@ -588,7 +588,7 @@
                             <w:placeholder>
                               <w:docPart w:val="87AE41C55E1A4F6E87C7987EFEDBFF08"/>
                             </w:placeholder>
-                            <w:dataBinding w:prefixMappings="&lt;xmlns:ns0='urn:microsoft-dynamics-nav/reports/Quantity_Explosion_of_BOM/99000753/' " w:xpath="/ns0:NavWordReportXmlPart[1]/ns0:Item[1]/ns0:BOMLoop[1]/ns0:Integer[1]/ns0:BomCompLevelQty[1]" w:storeItemID="{85783E4D-63F5-4369-90B3-E6100BC017E9}"/>
+                            <w:dataBinding w:prefixMappings="xmlns:ns0='urn:microsoft-dynamics-nav/reports/Quantity_Explosion_of_BOM/99000753/'" w:xpath="/ns0:NavWordReportXmlPart[1]/ns0:Item[1]/ns0:BOMLoop[1]/ns0:Integer[1]/ns0:BomCompLevelQty[1]" w:storeItemID="{85783E4D-63F5-4369-90B3-E6100BC017E9}"/>
                             <w15:color w:val="808080"/>
                             <w:text/>
                           </w:sdtPr>
@@ -617,7 +617,7 @@
                             <w:placeholder>
                               <w:docPart w:val="87AE41C55E1A4F6E87C7987EFEDBFF08"/>
                             </w:placeholder>
-                            <w:dataBinding w:prefixMappings="&lt;xmlns:ns0='urn:microsoft-dynamics-nav/reports/Quantity_Explosion_of_BOM/99000753/' " w:xpath="/ns0:NavWordReportXmlPart[1]/ns0:Item[1]/ns0:BOMLoop[1]/ns0:Integer[1]/ns0:BomCompLevelUOMCode[1]" w:storeItemID="{85783E4D-63F5-4369-90B3-E6100BC017E9}"/>
+                            <w:dataBinding w:prefixMappings="xmlns:ns0='urn:microsoft-dynamics-nav/reports/Quantity_Explosion_of_BOM/99000753/'" w:xpath="/ns0:NavWordReportXmlPart[1]/ns0:Item[1]/ns0:BOMLoop[1]/ns0:Integer[1]/ns0:BomCompLevelUOMCode[1]" w:storeItemID="{85783E4D-63F5-4369-90B3-E6100BC017E9}"/>
                             <w15:color w:val="808080"/>
                             <w:text/>
                           </w:sdtPr>
@@ -645,7 +645,7 @@
                             <w:placeholder>
                               <w:docPart w:val="87AE41C55E1A4F6E87C7987EFEDBFF08"/>
                             </w:placeholder>
-                            <w:dataBinding w:prefixMappings="&lt;xmlns:ns0='urn:microsoft-dynamics-nav/reports/Quantity_Explosion_of_BOM/99000753/' " w:xpath="/ns0:NavWordReportXmlPart[1]/ns0:Item[1]/ns0:BOMLoop[1]/ns0:Integer[1]/ns0:BOMQty[1]" w:storeItemID="{85783E4D-63F5-4369-90B3-E6100BC017E9}"/>
+                            <w:dataBinding w:prefixMappings="xmlns:ns0='urn:microsoft-dynamics-nav/reports/Quantity_Explosion_of_BOM/99000753/'" w:xpath="/ns0:NavWordReportXmlPart[1]/ns0:Item[1]/ns0:BOMLoop[1]/ns0:Integer[1]/ns0:BOMQty[1]" w:storeItemID="{85783E4D-63F5-4369-90B3-E6100BC017E9}"/>
                             <w15:color w:val="808080"/>
                             <w:text/>
                           </w:sdtPr>
@@ -3028,6 +3028,8 @@
  
              < R e p o r t N a m e > R e p o r t   N a m e < / R e p o r t N a m e >   
+             < R e p o r t C a p t i o n > R e p o r t   C a p t i o n < / R e p o r t C a p t i o n > + 
              < A b o u t T h i s R e p o r t T i t l e > A b o u t   T h i s   R e p o r t   T i t l e < / A b o u t T h i s R e p o r t T i t l e >   
              < A b o u t T h i s R e p o r t T e x t > A b o u t   T h i s   R e p o r t   T e x t < / A b o u t T h i s R e p o r t T e x t > @@ -3082,21 +3084,21 @@
  
              < C o m p a n y A d d r e s s L i n e s >   
-                 < C o m p a n y A d d r e s s L i n e > C o m p a n y   A d d r e s s   L i n e   1 < / C o m p a n y A d d r e s s L i n e > - 
-                 < C o m p a n y A d d r e s s L i n e > C o m p a n y   A d d r e s s   L i n e   2 < / C o m p a n y A d d r e s s L i n e > - 
-                 < C o m p a n y A d d r e s s L i n e > C o m p a n y   A d d r e s s   L i n e   3 < / C o m p a n y A d d r e s s L i n e > - 
-                 < C o m p a n y A d d r e s s L i n e > C o m p a n y   A d d r e s s   L i n e   4 < / C o m p a n y A d d r e s s L i n e > - 
-                 < C o m p a n y A d d r e s s L i n e > C o m p a n y   A d d r e s s   L i n e   5 < / C o m p a n y A d d r e s s L i n e > - 
-                 < C o m p a n y A d d r e s s L i n e > C o m p a n y   A d d r e s s   L i n e   6 < / C o m p a n y A d d r e s s L i n e > - 
-                 < C o m p a n y A d d r e s s L i n e > C o m p a n y   A d d r e s s   L i n e   7 < / C o m p a n y A d d r e s s L i n e > - 
-                 < C o m p a n y A d d r e s s L i n e > C o m p a n y   A d d r e s s   L i n e   8 < / C o m p a n y A d d r e s s L i n e > +                 < C o m p a n y A d d r e s s L i n e 1 > C o m p a n y   A d d r e s s   L i n e   1 < / C o m p a n y A d d r e s s L i n e 1 > + 
+                 < C o m p a n y A d d r e s s L i n e 2 > C o m p a n y   A d d r e s s   L i n e   2 < / C o m p a n y A d d r e s s L i n e 2 > + 
+                 < C o m p a n y A d d r e s s L i n e 3 > C o m p a n y   A d d r e s s   L i n e   3 < / C o m p a n y A d d r e s s L i n e 3 > + 
+                 < C o m p a n y A d d r e s s L i n e 4 > C o m p a n y   A d d r e s s   L i n e   4 < / C o m p a n y A d d r e s s L i n e 4 > + 
+                 < C o m p a n y A d d r e s s L i n e 5 > C o m p a n y   A d d r e s s   L i n e   5 < / C o m p a n y A d d r e s s L i n e 5 > + 
+                 < C o m p a n y A d d r e s s L i n e 6 > C o m p a n y   A d d r e s s   L i n e   6 < / C o m p a n y A d d r e s s L i n e 6 > + 
+                 < C o m p a n y A d d r e s s L i n e 7 > C o m p a n y   A d d r e s s   L i n e   7 < / C o m p a n y A d d r e s s L i n e 7 > + 
+                 < C o m p a n y A d d r e s s L i n e 8 > C o m p a n y   A d d r e s s   L i n e   8 < / C o m p a n y A d d r e s s L i n e 8 >   
              < / C o m p a n y A d d r e s s L i n e s >   
@@ -3285,6 +3287,8 @@
  
              < R e p o r t N a m e > R e p o r t   N a m e < / R e p o r t N a m e >   
+             < R e p o r t C a p t i o n > R e p o r t   C a p t i o n < / R e p o r t C a p t i o n > + 
              < A b o u t T h i s R e p o r t T i t l e > A b o u t   T h i s   R e p o r t   T i t l e < / A b o u t T h i s R e p o r t T i t l e >   
              < A b o u t T h i s R e p o r t T e x t > A b o u t   T h i s   R e p o r t   T e x t < / A b o u t T h i s R e p o r t T e x t > @@ -3339,21 +3343,21 @@
  
              < C o m p a n y A d d r e s s L i n e s >   
-                 < C o m p a n y A d d r e s s L i n e > C o m p a n y   A d d r e s s   L i n e   1 < / C o m p a n y A d d r e s s L i n e > - 
-                 < C o m p a n y A d d r e s s L i n e > C o m p a n y   A d d r e s s   L i n e   2 < / C o m p a n y A d d r e s s L i n e > - 
-                 < C o m p a n y A d d r e s s L i n e > C o m p a n y   A d d r e s s   L i n e   3 < / C o m p a n y A d d r e s s L i n e > - 
-                 < C o m p a n y A d d r e s s L i n e > C o m p a n y   A d d r e s s   L i n e   4 < / C o m p a n y A d d r e s s L i n e > - 
-                 < C o m p a n y A d d r e s s L i n e > C o m p a n y   A d d r e s s   L i n e   5 < / C o m p a n y A d d r e s s L i n e > - 
-                 < C o m p a n y A d d r e s s L i n e > C o m p a n y   A d d r e s s   L i n e   6 < / C o m p a n y A d d r e s s L i n e > - 
-                 < C o m p a n y A d d r e s s L i n e > C o m p a n y   A d d r e s s   L i n e   7 < / C o m p a n y A d d r e s s L i n e > - 
-                 < C o m p a n y A d d r e s s L i n e > C o m p a n y   A d d r e s s   L i n e   8 < / C o m p a n y A d d r e s s L i n e > +                 < C o m p a n y A d d r e s s L i n e 1 > C o m p a n y   A d d r e s s   L i n e   1 < / C o m p a n y A d d r e s s L i n e 1 > + 
+                 < C o m p a n y A d d r e s s L i n e 2 > C o m p a n y   A d d r e s s   L i n e   2 < / C o m p a n y A d d r e s s L i n e 2 > + 
+                 < C o m p a n y A d d r e s s L i n e 3 > C o m p a n y   A d d r e s s   L i n e   3 < / C o m p a n y A d d r e s s L i n e 3 > + 
+                 < C o m p a n y A d d r e s s L i n e 4 > C o m p a n y   A d d r e s s   L i n e   4 < / C o m p a n y A d d r e s s L i n e 4 > + 
+                 < C o m p a n y A d d r e s s L i n e 5 > C o m p a n y   A d d r e s s   L i n e   5 < / C o m p a n y A d d r e s s L i n e 5 > + 
+                 < C o m p a n y A d d r e s s L i n e 6 > C o m p a n y   A d d r e s s   L i n e   6 < / C o m p a n y A d d r e s s L i n e 6 > + 
+                 < C o m p a n y A d d r e s s L i n e 7 > C o m p a n y   A d d r e s s   L i n e   7 < / C o m p a n y A d d r e s s L i n e 7 > + 
+                 < C o m p a n y A d d r e s s L i n e 8 > C o m p a n y   A d d r e s s   L i n e   8 < / C o m p a n y A d d r e s s L i n e 8 >   
              < / C o m p a n y A d d r e s s L i n e s >   
@@ -3463,25 +3467,57 @@
  
      < / L a b e l s >   
-     < T o o l t i p s   / > +     < T o o l t i p s > + 
+         < T o o l t i p   c o l u m n = " N o _ I t e m "   E l e m e n t I d = " 1 5 4 7 7 6 9 6 5 4 " > + 
+             < T o o l t i p T e x t   l a n g = " e n - U S " > S p e c i f i e s   t h e   n u m b e r   o f   t h e   i t e m . < / T o o l t i p T e x t > + 
+         < / T o o l t i p > + 
+         < T o o l t i p   c o l u m n = " D e s c _ I t e m "   E l e m e n t I d = " 9 9 0 9 0 4 5 5 8 " > + 
+             < T o o l t i p T e x t   l a n g = " e n - U S " > S p e c i f i e s   a   d e s c r i p t i o n   o f   t h e   i t e m . < / T o o l t i p T e x t > + 
+         < / T o o l t i p > + 
+         < T o o l t i p   c o l u m n = " B o m C o m p L e v e l N o "   E l e m e n t I d = " 6 9 9 5 8 0 8 9 3 " > + 
+             < T o o l t i p T e x t   l a n g = " e n - U S " > S p e c i f i e s   t h e   n u m b e r   o f   t h e   i n v o l v e d   e n t r y   o r   r e c o r d ,   a c c o r d i n g   t o   t h e   s p e c i f i e d   n u m b e r   s e r i e s . < / T o o l t i p T e x t > + 
+         < / T o o l t i p > + 
+         < T o o l t i p   c o l u m n = " B o m C o m p L e v e l D e s c "   E l e m e n t I d = " 1 7 7 5 8 3 5 8 6 7 " > + 
+             < T o o l t i p T e x t   l a n g = " e n - U S " > S p e c i f i e s   a   d e s c r i p t i o n   o f   t h e   p r o d u c t i o n   B O M   l i n e . < / T o o l t i p T e x t > + 
+         < / T o o l t i p > + 
+         < T o o l t i p   c o l u m n = " B o m C o m p L e v e l U O M C o d e "   E l e m e n t I d = " 7 4 6 8 4 8 7 5 2 " > + 
+             < T o o l t i p T e x t   l a n g = " e n - U S " > S p e c i f i e s   h o w   e a c h   u n i t   o f   t h e   i t e m   i s   m e a s u r e d ,   s u c h   a s   i n   p i e c e s   o r   t o n s .   B y   d e f a u l t ,   t h e   v a l u e   i n   t h e   B a s e   U n i t   o f   M e a s u r e   f i e l d   o n   t h e   i t e m   c a r d   i s   i n s e r t e d . < / T o o l t i p T e x t > + 
+         < / T o o l t i p > + 
+     < / T o o l t i p s >   
      < I t e m   E l e m e n t T y p e = " D a t a I t e m "   E l e m e n t I d = " 1 1 2 8 8 3 0 2 4 8 " >   
          < A s O f C a l c D a t e   E l e m e n t T y p e = " C o l u m n "   E l e m e n t I d = " 5 6 8 5 3 8 1 9 3 "   D a t a T y p e = " S t r i n g " > A s O f C a l c D a t e < / A s O f C a l c D a t e >   
-         < B o m C o m p L e v e l D e s c C a p t   E l e m e n t T y p e = " C o l u m n "   E l e m e n t I d = " 6 0 1 1 9 7 3 5 5 "   D a t a T y p e = " T e x t C o n s t " > B o m C o m p L e v e l D e s c C a p t < / B o m C o m p L e v e l D e s c C a p t > - 
-         < B o m C o m p L e v e l N o C a p t   E l e m e n t T y p e = " C o l u m n "   E l e m e n t I d = " 1 3 8 6 3 6 1 5 3 3 "   D a t a T y p e = " T e x t C o n s t " > B o m C o m p L e v e l N o C a p t < / B o m C o m p L e v e l N o C a p t > - 
-         < B o m C o m p L e v e l Q t y C a p t   E l e m e n t T y p e = " C o l u m n "   E l e m e n t I d = " 2 9 2 9 5 0 3 4 4 "   D a t a T y p e = " T e x t C o n s t " > B o m C o m p L e v e l Q t y C a p t < / B o m C o m p L e v e l Q t y C a p t > - 
-         < B o m C o m p L e v e l U O M C o d e C a p t   E l e m e n t T y p e = " C o l u m n "   E l e m e n t I d = " 7 3 5 3 6 7 6 5 0 "   D a t a T y p e = " T e x t C o n s t " > B o m C o m p L e v e l U O M C o d e C a p t < / B o m C o m p L e v e l U O M C o d e C a p t > - 
-         < B O M Q t y C a p t i o n   E l e m e n t T y p e = " C o l u m n "   E l e m e n t I d = " 7 7 8 6 6 2 9 9 9 "   D a t a T y p e = " T e x t C o n s t " > B O M Q t y C a p t i o n < / B O M Q t y C a p t i o n > +         < B o m C o m p L e v e l D e s c C a p t   E l e m e n t T y p e = " C o l u m n "   E l e m e n t I d = " 6 0 1 1 9 7 3 5 5 "   D a t a T y p e = " L a b e l " > B o m C o m p L e v e l D e s c C a p t < / B o m C o m p L e v e l D e s c C a p t > + 
+         < B o m C o m p L e v e l N o C a p t   E l e m e n t T y p e = " C o l u m n "   E l e m e n t I d = " 1 3 8 6 3 6 1 5 3 3 "   D a t a T y p e = " L a b e l " > B o m C o m p L e v e l N o C a p t < / B o m C o m p L e v e l N o C a p t > + 
+         < B o m C o m p L e v e l Q t y C a p t   E l e m e n t T y p e = " C o l u m n "   E l e m e n t I d = " 2 9 2 9 5 0 3 4 4 "   D a t a T y p e = " L a b e l " > B o m C o m p L e v e l Q t y C a p t < / B o m C o m p L e v e l Q t y C a p t > + 
+         < B o m C o m p L e v e l U O M C o d e C a p t   E l e m e n t T y p e = " C o l u m n "   E l e m e n t I d = " 7 3 5 3 6 7 6 5 0 "   D a t a T y p e = " L a b e l " > B o m C o m p L e v e l U O M C o d e C a p t < / B o m C o m p L e v e l U O M C o d e C a p t > + 
+         < B O M Q t y C a p t i o n   E l e m e n t T y p e = " C o l u m n "   E l e m e n t I d = " 7 7 8 6 6 2 9 9 9 "   D a t a T y p e = " L a b e l " > B O M Q t y C a p t i o n < / B O M Q t y C a p t i o n >   
          < C o m p a n y N a m e   E l e m e n t T y p e = " C o l u m n "   E l e m e n t I d = " 1 5 9 5 4 7 7 3 9 5 "   D a t a T y p e = " S t r i n g " > C o m p a n y N a m e < / C o m p a n y N a m e >   
-         < C u r r R e p o r t P a g e N o C a p t   E l e m e n t T y p e = " C o l u m n "   E l e m e n t I d = " 6 8 6 2 9 9 2 1 "   D a t a T y p e = " T e x t C o n s t " > C u r r R e p o r t P a g e N o C a p t < / C u r r R e p o r t P a g e N o C a p t > +         < C u r r R e p o r t P a g e N o C a p t   E l e m e n t T y p e = " C o l u m n "   E l e m e n t I d = " 6 8 6 2 9 9 2 1 "   D a t a T y p e = " L a b e l " > C u r r R e p o r t P a g e N o C a p t < / C u r r R e p o r t P a g e N o C a p t >   
          < D e s c _ I t e m   E l e m e n t T y p e = " C o l u m n "   E l e m e n t I d = " 9 9 0 9 0 4 5 5 8 "   D a t a T y p e = " T e x t " > D e s c _ I t e m < / D e s c _ I t e m >   
@@ -3489,11 +3525,11 @@
  
          < I t e m T a b l e C a p t i o n F i l t e r   E l e m e n t T y p e = " C o l u m n "   E l e m e n t I d = " 1 0 6 9 5 5 1 8 3 2 "   D a t a T y p e = " S t r i n g " > I t e m T a b l e C a p t i o n F i l t e r < / I t e m T a b l e C a p t i o n F i l t e r >   
-         < L e v e l C a p t   E l e m e n t T y p e = " C o l u m n "   E l e m e n t I d = " 1 7 0 6 0 8 6 2 5 1 "   D a t a T y p e = " T e x t C o n s t " > L e v e l C a p t < / L e v e l C a p t > +         < L e v e l C a p t   E l e m e n t T y p e = " C o l u m n "   E l e m e n t I d = " 1 7 0 6 0 8 6 2 5 1 "   D a t a T y p e = " L a b e l " > L e v e l C a p t < / L e v e l C a p t >   
          < N o _ I t e m   E l e m e n t T y p e = " C o l u m n "   E l e m e n t I d = " 1 5 4 7 7 6 9 6 5 4 "   D a t a T y p e = " C o d e " > N o _ I t e m < / N o _ I t e m >   
-         < Q t y E x p l o s i o n o f B O M C a p t   E l e m e n t T y p e = " C o l u m n "   E l e m e n t I d = " 1 2 0 3 9 6 9 3 2 5 "   D a t a T y p e = " T e x t C o n s t " > Q t y E x p l o s i o n o f B O M C a p t < / Q t y E x p l o s i o n o f B O M C a p t > +         < Q t y E x p l o s i o n o f B O M C a p t   E l e m e n t T y p e = " C o l u m n "   E l e m e n t I d = " 1 2 0 3 9 6 9 3 2 5 "   D a t a T y p e = " L a b e l " > Q t y E x p l o s i o n o f B O M C a p t < / Q t y E x p l o s i o n o f B O M C a p t >   
          < T o d a y F o r m a t t e d   E l e m e n t T y p e = " C o l u m n "   E l e m e n t I d = " 2 7 0 4 5 1 4 0 "   D a t a T y p e = " S t r i n g " > T o d a y F o r m a t t e d < / T o d a y F o r m a t t e d >   
